--- a/downloads/teacher/ai-1-week-32.docx
+++ b/downloads/teacher/ai-1-week-32.docx
@@ -2968,6 +2968,396 @@
         <w:t>Save sorter instruction cards, dated versions and operator traces alongside the manual expected outputs.</w:t>
       </w:r>
     </w:p>
+    <w:p>
+      <w:pPr>
+        <w:pStyle w:val="Heading1"/>
+      </w:pPr>
+      <w:r>
+        <w:t>07. Prepare, teach and assess</w:t>
+      </w:r>
+    </w:p>
+    <w:p>
+      <w:r>
+        <w:t>Teaching target: Build a runnable paper prototype with explicit instructions and visible state</w:t>
+      </w:r>
+    </w:p>
+    <w:p>
+      <w:r>
+        <w:t>Prepare the labelled worked-case picture, the matching workbook, fictional input cards and a place for individual responses. No paid AI account is required for the paper reasoning activities.</w:t>
+      </w:r>
+    </w:p>
+    <w:tbl>
+      <w:tblPr>
+        <w:tblStyle w:val="LightShading-Accent1"/>
+        <w:tblW w:type="auto" w:w="0"/>
+        <w:tblLook w:firstColumn="1" w:firstRow="1" w:lastColumn="0" w:lastRow="0" w:noHBand="0" w:noVBand="1" w:val="04A0"/>
+      </w:tblPr>
+      <w:tblGrid>
+        <w:gridCol w:w="3408"/>
+        <w:gridCol w:w="3408"/>
+        <w:gridCol w:w="3408"/>
+      </w:tblGrid>
+      <w:tr>
+        <w:trPr>
+          <w:tblHeader/>
+        </w:trPr>
+        <w:tc>
+          <w:tcPr>
+            <w:tcW w:type="dxa" w:w="3408"/>
+          </w:tcPr>
+          <w:p>
+            <w:r>
+              <w:t>Session</w:t>
+            </w:r>
+          </w:p>
+        </w:tc>
+        <w:tc>
+          <w:tcPr>
+            <w:tcW w:type="dxa" w:w="3408"/>
+          </w:tcPr>
+          <w:p>
+            <w:r>
+              <w:t>Plan</w:t>
+            </w:r>
+          </w:p>
+        </w:tc>
+        <w:tc>
+          <w:tcPr>
+            <w:tcW w:type="dxa" w:w="3408"/>
+          </w:tcPr>
+          <w:p>
+            <w:r>
+              <w:t>Resources</w:t>
+            </w:r>
+          </w:p>
+        </w:tc>
+      </w:tr>
+      <w:tr>
+        <w:tc>
+          <w:tcPr>
+            <w:tcW w:type="dxa" w:w="3408"/>
+          </w:tcPr>
+          <w:p>
+            <w:r>
+              <w:t>Session 1 · Understand · 45 min</w:t>
+            </w:r>
+          </w:p>
+        </w:tc>
+        <w:tc>
+          <w:tcPr>
+            <w:tcW w:type="dxa" w:w="3408"/>
+          </w:tcPr>
+          <w:p>
+            <w:r>
+              <w:t>0–7: recall and prerequisite; 7–15: inspect the concrete case and predict; 15–30: teacher models the worked trace; 30–40: learners explain a step using the text and visual; 40–45: check the core idea.</w:t>
+            </w:r>
+          </w:p>
+        </w:tc>
+        <w:tc>
+          <w:tcPr>
+            <w:tcW w:type="dxa" w:w="3408"/>
+          </w:tcPr>
+          <w:p>
+            <w:r>
+              <w:t>Sections 1–6; record the brief recall in the workbook.</w:t>
+            </w:r>
+          </w:p>
+        </w:tc>
+      </w:tr>
+      <w:tr>
+        <w:tc>
+          <w:tcPr>
+            <w:tcW w:type="dxa" w:w="3408"/>
+          </w:tcPr>
+          <w:p>
+            <w:r>
+              <w:t>Session 2 · Practise · 45 min</w:t>
+            </w:r>
+          </w:p>
+        </w:tc>
+        <w:tc>
+          <w:tcPr>
+            <w:tcW w:type="dxa" w:w="3408"/>
+          </w:tcPr>
+          <w:p>
+            <w:r>
+              <w:t>0–5: retrieve the procedure; 5–15: W2 completion practice; 15–23: explain and check with a partner; 23–30: each learner answers the misconception check; 30–40: targeted reteaching or a harder variation; 40–45: prepare the investigation.</w:t>
+            </w:r>
+          </w:p>
+        </w:tc>
+        <w:tc>
+          <w:tcPr>
+            <w:tcW w:type="dxa" w:w="3408"/>
+          </w:tcPr>
+          <w:p>
+            <w:r>
+              <w:t>Sections 7–10; use the matching workbook W2 and misconception check.</w:t>
+            </w:r>
+          </w:p>
+        </w:tc>
+      </w:tr>
+      <w:tr>
+        <w:tc>
+          <w:tcPr>
+            <w:tcW w:type="dxa" w:w="3408"/>
+          </w:tcPr>
+          <w:p>
+            <w:r>
+              <w:t>Session 3 · Investigate and transfer · 45 min</w:t>
+            </w:r>
+          </w:p>
+        </w:tc>
+        <w:tc>
+          <w:tcPr>
+            <w:tcW w:type="dxa" w:w="3408"/>
+          </w:tcPr>
+          <w:p>
+            <w:r>
+              <w:t>0–5: retrieve the decision rule; 5–20: investigate or trace; 20–30: start the independent case; 30–38: connect the project; 38–43: act on feedback; 43–45: plan the return check.</w:t>
+            </w:r>
+          </w:p>
+        </w:tc>
+        <w:tc>
+          <w:tcPr>
+            <w:tcW w:type="dxa" w:w="3408"/>
+          </w:tcPr>
+          <w:p>
+            <w:r>
+              <w:t>Sections 9 and 11–14. Give extra time to finish the full task set; use Section 15 when the week includes a coding lab.</w:t>
+            </w:r>
+          </w:p>
+        </w:tc>
+      </w:tr>
+    </w:tbl>
+    <w:p>
+      <w:r>
+        <w:t>Before class, solve the supported practice: Use the manual checklist to predict P1’s output for 11 minutes No. Then ask a partner to operate your saved cards. Record the expected result separately from the observed steps and output, including the reason. Explain why the operator should stop without checking later rows.</w:t>
+      </w:r>
+    </w:p>
+    <w:p>
+      <w:r>
+        <w:t>Reasoned practice answer: The expected output is B1: 10 is no more than 11, quiet is unrestricted and B1 is first. A correct observed trace validates, starts at B1, passes both checks and suggests B1 with this reason. Stop because the specification selects the first fit. If a pupil observes a different run, retain and investigate that evidence rather than replacing it with this expected trace.</w:t>
+      </w:r>
+    </w:p>
+    <w:p>
+      <w:r>
+        <w:t>Check every learner before discussion: Use the worked case for Building and tracing a paper prototype. Proposed explanation: “A correct-looking answer is enough”. Decide whether this explanation is supported. Point to the step or supplied fact that decides; explain your repair if needed.</w:t>
+      </w:r>
+    </w:p>
+    <w:p>
+      <w:r>
+        <w:t>Misconception repair: Inspect the request, versions and trace to check how it was reached.</w:t>
+      </w:r>
+    </w:p>
+    <w:p>
+      <w:r>
+        <w:t>Support: read the exact case aloud, enlarge the labelled picture, supply input cards and model only the first deciding step. Accept a spoken explanation or drawing; retain the reasoning goal.</w:t>
+      </w:r>
+    </w:p>
+    <w:p>
+      <w:r>
+        <w:t>Extension: Insert “if capacity is below count, continue” before accepting a bin. Require a prediction and a reason before comparing. Expected result: The revised trace rejects X and accepts Y for 4. Reason: 3&lt;4 is true; 7&lt;4 is false, so Y fits.</w:t>
+      </w:r>
+    </w:p>
+    <w:p>
+      <w:r>
+        <w:t>Independent assessment: withhold the reserved answer until the learner has attempted the new case. Record support separately from correctness.</w:t>
+      </w:r>
+    </w:p>
+    <w:tbl>
+      <w:tblPr>
+        <w:tblStyle w:val="LightShading-Accent1"/>
+        <w:tblW w:type="auto" w:w="0"/>
+        <w:tblLook w:firstColumn="1" w:firstRow="1" w:lastColumn="0" w:lastRow="0" w:noHBand="0" w:noVBand="1" w:val="04A0"/>
+      </w:tblPr>
+      <w:tblGrid>
+        <w:gridCol w:w="2556"/>
+        <w:gridCol w:w="2556"/>
+        <w:gridCol w:w="2556"/>
+        <w:gridCol w:w="2556"/>
+      </w:tblGrid>
+      <w:tr>
+        <w:trPr>
+          <w:tblHeader/>
+        </w:trPr>
+        <w:tc>
+          <w:tcPr>
+            <w:tcW w:type="dxa" w:w="2556"/>
+          </w:tcPr>
+          <w:p>
+            <w:r>
+              <w:t>Criterion</w:t>
+            </w:r>
+          </w:p>
+        </w:tc>
+        <w:tc>
+          <w:tcPr>
+            <w:tcW w:type="dxa" w:w="2556"/>
+          </w:tcPr>
+          <w:p>
+            <w:r>
+              <w:t>Not yet</w:t>
+            </w:r>
+          </w:p>
+        </w:tc>
+        <w:tc>
+          <w:tcPr>
+            <w:tcW w:type="dxa" w:w="2556"/>
+          </w:tcPr>
+          <w:p>
+            <w:r>
+              <w:t>With support</w:t>
+            </w:r>
+          </w:p>
+        </w:tc>
+        <w:tc>
+          <w:tcPr>
+            <w:tcW w:type="dxa" w:w="2556"/>
+          </w:tcPr>
+          <w:p>
+            <w:r>
+              <w:t>Independent</w:t>
+            </w:r>
+          </w:p>
+        </w:tc>
+      </w:tr>
+      <w:tr>
+        <w:tc>
+          <w:tcPr>
+            <w:tcW w:type="dxa" w:w="2556"/>
+          </w:tcPr>
+          <w:p>
+            <w:r>
+              <w:t>Explanation</w:t>
+            </w:r>
+          </w:p>
+        </w:tc>
+        <w:tc>
+          <w:tcPr>
+            <w:tcW w:type="dxa" w:w="2556"/>
+          </w:tcPr>
+          <w:p>
+            <w:r>
+              <w:t>Names an answer without a deciding fact</w:t>
+            </w:r>
+          </w:p>
+        </w:tc>
+        <w:tc>
+          <w:tcPr>
+            <w:tcW w:type="dxa" w:w="2556"/>
+          </w:tcPr>
+          <w:p>
+            <w:r>
+              <w:t>Uses a hint to link fact and decision</w:t>
+            </w:r>
+          </w:p>
+        </w:tc>
+        <w:tc>
+          <w:tcPr>
+            <w:tcW w:type="dxa" w:w="2556"/>
+          </w:tcPr>
+          <w:p>
+            <w:r>
+              <w:t>Explains the deciding fact in own words</w:t>
+            </w:r>
+          </w:p>
+        </w:tc>
+      </w:tr>
+      <w:tr>
+        <w:tc>
+          <w:tcPr>
+            <w:tcW w:type="dxa" w:w="2556"/>
+          </w:tcPr>
+          <w:p>
+            <w:r>
+              <w:t>Trace or test</w:t>
+            </w:r>
+          </w:p>
+        </w:tc>
+        <w:tc>
+          <w:tcPr>
+            <w:tcW w:type="dxa" w:w="2556"/>
+          </w:tcPr>
+          <w:p>
+            <w:r>
+              <w:t>Cannot connect input and result</w:t>
+            </w:r>
+          </w:p>
+        </w:tc>
+        <w:tc>
+          <w:tcPr>
+            <w:tcW w:type="dxa" w:w="2556"/>
+          </w:tcPr>
+          <w:p>
+            <w:r>
+              <w:t>Completes steps with prompts</w:t>
+            </w:r>
+          </w:p>
+        </w:tc>
+        <w:tc>
+          <w:tcPr>
+            <w:tcW w:type="dxa" w:w="2556"/>
+          </w:tcPr>
+          <w:p>
+            <w:r>
+              <w:t>Traces or tests a changed case accurately</w:t>
+            </w:r>
+          </w:p>
+        </w:tc>
+      </w:tr>
+      <w:tr>
+        <w:tc>
+          <w:tcPr>
+            <w:tcW w:type="dxa" w:w="2556"/>
+          </w:tcPr>
+          <w:p>
+            <w:r>
+              <w:t>Limits and revision</w:t>
+            </w:r>
+          </w:p>
+        </w:tc>
+        <w:tc>
+          <w:tcPr>
+            <w:tcW w:type="dxa" w:w="2556"/>
+          </w:tcPr>
+          <w:p>
+            <w:r>
+              <w:t>Claims more than evidence supports</w:t>
+            </w:r>
+          </w:p>
+        </w:tc>
+        <w:tc>
+          <w:tcPr>
+            <w:tcW w:type="dxa" w:w="2556"/>
+          </w:tcPr>
+          <w:p>
+            <w:r>
+              <w:t>Names a limit after a prompt</w:t>
+            </w:r>
+          </w:p>
+        </w:tc>
+        <w:tc>
+          <w:tcPr>
+            <w:tcW w:type="dxa" w:w="2556"/>
+          </w:tcPr>
+          <w:p>
+            <w:r>
+              <w:t>States a defensible limit and useful next test</w:t>
+            </w:r>
+          </w:p>
+        </w:tc>
+      </w:tr>
+    </w:tbl>
+    <w:p>
+      <w:r>
+        <w:t>Project checkpoint: Present and defend. Demonstrate the system, explain one failure and justify the next improvement with evidence.</w:t>
+      </w:r>
+    </w:p>
+    <w:p>
+      <w:r>
+        <w:t>Use the weekly teacher answer for topic-specific reasoning. A saved progress tick is an activity record; judge mastery from the learner’s explanation and evidence.</w:t>
+      </w:r>
+    </w:p>
     <w:sectPr>
       <w:pgSz w:w="12240" w:h="15840"/>
       <w:pgMar w:top="936" w:right="1008" w:bottom="936" w:left="1008" w:header="720" w:footer="720" w:gutter="0"/>

--- a/downloads/teacher/ai-1-week-32.docx
+++ b/downloads/teacher/ai-1-week-32.docx
@@ -3358,6 +3358,39 @@
         <w:t>Use the weekly teacher answer for topic-specific reasoning. A saved progress tick is an activity record; judge mastery from the learner’s explanation and evidence.</w:t>
       </w:r>
     </w:p>
+    <w:p>
+      <w:pPr>
+        <w:pStyle w:val="Heading1"/>
+      </w:pPr>
+      <w:r>
+        <w:t>08. Use feedback, labs and repair paths</w:t>
+      </w:r>
+    </w:p>
+    <w:p>
+      <w:r>
+        <w:t>Use the two formative questions as supported practice, not as independent mastery scores. Discuss the deciding evidence rather than accepting a guessed selection.</w:t>
+      </w:r>
+    </w:p>
+    <w:p>
+      <w:r>
+        <w:t>The feedback comes from the reviewed public worked case. Do not reveal the separately reserved independent teacher answer until the learner has attempted that case.</w:t>
+      </w:r>
+    </w:p>
+    <w:p>
+      <w:r>
+        <w:t>Ask students to predict before running code. Preserve errors and actual outputs; collect a changed test and an explanation. The branch-boundary and indexing lessons deliberately include failure cases.</w:t>
+      </w:r>
+    </w:p>
+    <w:p>
+      <w:r>
+        <w:t>Use the earlier worked-explanation links to address a specific missing building block, then return to the current question. Adapt this suggestion after observing the learner; it is not an automatic diagnosis.</w:t>
+      </w:r>
+    </w:p>
+    <w:p>
+      <w:r>
+        <w:t>Collect the completed-work portfolio as evidence. Record support separately from correctness, and assess explanation, trace/test and limitations. Progress ticks and quiz selections alone do not establish mastery.</w:t>
+      </w:r>
+    </w:p>
     <w:sectPr>
       <w:pgSz w:w="12240" w:h="15840"/>
       <w:pgMar w:top="936" w:right="1008" w:bottom="936" w:left="1008" w:header="720" w:footer="720" w:gutter="0"/>

--- a/downloads/teacher/ai-1-week-32.docx
+++ b/downloads/teacher/ai-1-week-32.docx
@@ -29,6 +29,11 @@
       </w:r>
     </w:p>
     <w:p>
+      <w:r>
+        <w:t>Prepare Build a Paper Prototype: check the target, prerequisites, resources and adaptable teaching schedule.</w:t>
+      </w:r>
+    </w:p>
+    <w:p>
       <w:pPr>
         <w:pStyle w:val="Heading3"/>
       </w:pPr>
@@ -37,8 +42,38 @@
       </w:r>
     </w:p>
     <w:p>
-      <w:r>
-        <w:t>Primary target: Build a runnable paper prototype with explicit instructions and visible state</w:t>
+      <w:pPr>
+        <w:spacing w:line="336" w:lineRule="auto" w:after="180"/>
+      </w:pPr>
+      <w:r>
+        <w:rPr>
+          <w:b w:val="0"/>
+        </w:rPr>
+        <w:t xml:space="preserve">Primary target: Build a runnable paper </w:t>
+      </w:r>
+      <w:r>
+        <w:rPr>
+          <w:b/>
+        </w:rPr>
+        <w:t>prototype</w:t>
+      </w:r>
+      <w:r>
+        <w:rPr>
+          <w:b w:val="0"/>
+        </w:rPr>
+        <w:t xml:space="preserve"> with explicit </w:t>
+      </w:r>
+      <w:r>
+        <w:rPr>
+          <w:b/>
+        </w:rPr>
+        <w:t>instruction</w:t>
+      </w:r>
+      <w:r>
+        <w:rPr>
+          <w:b w:val="0"/>
+        </w:rPr>
+        <w:t>s and visible state</w:t>
       </w:r>
     </w:p>
     <w:tbl>
@@ -185,8 +220,37 @@
       </w:tr>
     </w:tbl>
     <w:p>
-      <w:r>
-        <w:t>This is a starting allocation of 135 minutes, not a validated duration. Preserve all named topics. Schedule extra time for connected examples, the full investigation, independent cases and project building. Repeated copies of a case share one recorded attempt; they are not new evidence.</w:t>
+      <w:pPr>
+        <w:spacing w:line="336" w:lineRule="auto" w:after="180"/>
+      </w:pPr>
+      <w:r>
+        <w:rPr>
+          <w:b w:val="0"/>
+        </w:rPr>
+        <w:t>This is a starting allocation of 135 minutes, not a validated duration. Preserve all named topics. Schedule extra time for connected examples, the full investigation, independent cases and project building.</w:t>
+      </w:r>
+    </w:p>
+    <w:p>
+      <w:pPr>
+        <w:spacing w:line="336" w:lineRule="auto" w:after="180"/>
+      </w:pPr>
+      <w:r>
+        <w:rPr>
+          <w:b w:val="0"/>
+        </w:rPr>
+        <w:t xml:space="preserve">Repeated copies of a case share one recorded attempt; they are not new </w:t>
+      </w:r>
+      <w:r>
+        <w:rPr>
+          <w:b/>
+        </w:rPr>
+        <w:t>evidence</w:t>
+      </w:r>
+      <w:r>
+        <w:rPr>
+          <w:b w:val="0"/>
+        </w:rPr>
+        <w:t>.</w:t>
       </w:r>
     </w:p>
     <w:p>
@@ -206,18 +270,95 @@
       </w:r>
     </w:p>
     <w:p>
-      <w:r>
-        <w:t>Without opening the old lesson, explain one key idea from Design the Decision Process. Give an example and a mistake that the idea helps you avoid.</w:t>
-      </w:r>
-    </w:p>
-    <w:p>
-      <w:r>
-        <w:t>Look for: Design a decision process that covers valid, invalid and no-match requests</w:t>
-      </w:r>
-    </w:p>
-    <w:p>
-      <w:r>
-        <w:t>Reference example, not the only acceptable wording: Clarification follows invalid or missing input. A suggestion follows the first candidate passing both compatibility conditions. No match follows a valid request after all candidates fail. A single failed candidate does not settle whether later candidates fit, so the process must advance.</w:t>
+      <w:pPr>
+        <w:spacing w:line="336" w:lineRule="auto" w:after="180"/>
+      </w:pPr>
+      <w:r>
+        <w:rPr>
+          <w:b w:val="0"/>
+        </w:rPr>
+        <w:t xml:space="preserve">Without opening the old lesson, explain one key idea from Design the Decision </w:t>
+      </w:r>
+      <w:r>
+        <w:rPr>
+          <w:b/>
+        </w:rPr>
+        <w:t>Process</w:t>
+      </w:r>
+      <w:r>
+        <w:rPr>
+          <w:b w:val="0"/>
+        </w:rPr>
+        <w:t>. Give an example and a mistake that the idea helps you avoid.</w:t>
+      </w:r>
+    </w:p>
+    <w:p>
+      <w:pPr>
+        <w:spacing w:line="336" w:lineRule="auto" w:after="180"/>
+      </w:pPr>
+      <w:r>
+        <w:rPr>
+          <w:b w:val="0"/>
+        </w:rPr>
+        <w:t xml:space="preserve">Look for: Design a decision </w:t>
+      </w:r>
+      <w:r>
+        <w:rPr>
+          <w:b/>
+        </w:rPr>
+        <w:t>process</w:t>
+      </w:r>
+      <w:r>
+        <w:rPr>
+          <w:b w:val="0"/>
+        </w:rPr>
+        <w:t xml:space="preserve"> that covers valid, invalid and no-match requests</w:t>
+      </w:r>
+    </w:p>
+    <w:p>
+      <w:pPr>
+        <w:spacing w:line="336" w:lineRule="auto" w:after="180"/>
+      </w:pPr>
+      <w:r>
+        <w:rPr>
+          <w:b w:val="0"/>
+        </w:rPr>
+        <w:t xml:space="preserve">Reference example, not the only acceptable wording: Clarification follows invalid or missing </w:t>
+      </w:r>
+      <w:r>
+        <w:rPr>
+          <w:b/>
+        </w:rPr>
+        <w:t>input</w:t>
+      </w:r>
+      <w:r>
+        <w:rPr>
+          <w:b w:val="0"/>
+        </w:rPr>
+        <w:t>. A suggestion follows the first candidate passing both compatibility conditions.</w:t>
+      </w:r>
+    </w:p>
+    <w:p>
+      <w:pPr>
+        <w:spacing w:line="336" w:lineRule="auto" w:after="180"/>
+      </w:pPr>
+      <w:r>
+        <w:rPr>
+          <w:b w:val="0"/>
+        </w:rPr>
+        <w:t xml:space="preserve">No match follows a valid request after all candidates fail. A single failed candidate does not settle whether later candidates fit, so the </w:t>
+      </w:r>
+      <w:r>
+        <w:rPr>
+          <w:b/>
+        </w:rPr>
+        <w:t>process</w:t>
+      </w:r>
+      <w:r>
+        <w:rPr>
+          <w:b w:val="0"/>
+        </w:rPr>
+        <w:t xml:space="preserve"> must advance.</w:t>
       </w:r>
     </w:p>
     <w:p>
@@ -229,18 +370,71 @@
       </w:r>
     </w:p>
     <w:p>
-      <w:r>
+      <w:pPr>
+        <w:spacing w:line="336" w:lineRule="auto" w:after="180"/>
+      </w:pPr>
+      <w:r>
+        <w:rPr>
+          <w:b w:val="0"/>
+        </w:rPr>
         <w:t>Without opening the old lesson, explain one key idea from Find a Real Problem. Give an example and a mistake that the idea helps you avoid.</w:t>
       </w:r>
     </w:p>
     <w:p>
-      <w:r>
-        <w:t>Look for: Describe a specific user difficulty using supplied evidence without inventing its cause</w:t>
-      </w:r>
-    </w:p>
-    <w:p>
-      <w:r>
-        <w:t>Reference example, not the only acceptable wording: For example: fictional pupils choosing activities in the supplied classroom exercise had to choose again in four of ten requests because the first choice did not fit the time or room conditions. Build an AI app names a solution or construction task without specifying a user difficulty or evidence of need.</w:t>
+      <w:pPr>
+        <w:spacing w:line="336" w:lineRule="auto" w:after="180"/>
+      </w:pPr>
+      <w:r>
+        <w:rPr>
+          <w:b w:val="0"/>
+        </w:rPr>
+        <w:t xml:space="preserve">Look for: Describe a specific user difficulty using supplied </w:t>
+      </w:r>
+      <w:r>
+        <w:rPr>
+          <w:b/>
+        </w:rPr>
+        <w:t>evidence</w:t>
+      </w:r>
+      <w:r>
+        <w:rPr>
+          <w:b w:val="0"/>
+        </w:rPr>
+        <w:t xml:space="preserve"> without inventing its cause</w:t>
+      </w:r>
+    </w:p>
+    <w:p>
+      <w:pPr>
+        <w:spacing w:line="336" w:lineRule="auto" w:after="180"/>
+      </w:pPr>
+      <w:r>
+        <w:rPr>
+          <w:b w:val="0"/>
+        </w:rPr>
+        <w:t>Reference example, not the only acceptable wording: For example: fictional pupils choosing activities in the supplied classroom exercise had to choose again in four of ten requests because the first choice did not fit the time or room conditions.</w:t>
+      </w:r>
+    </w:p>
+    <w:p>
+      <w:pPr>
+        <w:spacing w:line="336" w:lineRule="auto" w:after="180"/>
+      </w:pPr>
+      <w:r>
+        <w:rPr>
+          <w:b w:val="0"/>
+        </w:rPr>
+        <w:t xml:space="preserve">Build an AI app names a solution or construction task without specifying a user difficulty or </w:t>
+      </w:r>
+      <w:r>
+        <w:rPr>
+          <w:b/>
+        </w:rPr>
+        <w:t>evidence</w:t>
+      </w:r>
+      <w:r>
+        <w:rPr>
+          <w:b w:val="0"/>
+        </w:rPr>
+        <w:t xml:space="preserve"> of need.</w:t>
       </w:r>
     </w:p>
     <w:p>
@@ -252,22 +446,105 @@
       </w:r>
     </w:p>
     <w:p>
-      <w:r>
-        <w:t>Without opening the old lesson, explain one key idea from Prompts Are Design Instructions. Give an example and a mistake that the idea helps you avoid.</w:t>
-      </w:r>
-    </w:p>
-    <w:p>
-      <w:r>
-        <w:t>Look for: Write a prompt with a clear task, supplied evidence and checkable output requirements</w:t>
-      </w:r>
-    </w:p>
-    <w:p>
-      <w:r>
-        <w:t>Reference example, not the only acceptable wording: Possible omissions include audience, source facts, required fields, format, missing-value behaviour and limits on extra claims. C supplies evidence, Grade 6 specifies readers, and four labelled lines define visible fields and structure. These requirements support checks but do not guarantee compliance.</w:t>
-      </w:r>
-    </w:p>
-    <w:p>
-      <w:r>
+      <w:pPr>
+        <w:spacing w:line="336" w:lineRule="auto" w:after="180"/>
+      </w:pPr>
+      <w:r>
+        <w:rPr>
+          <w:b w:val="0"/>
+        </w:rPr>
+        <w:t xml:space="preserve">Without opening the old lesson, explain one key idea from Prompts Are Design </w:t>
+      </w:r>
+      <w:r>
+        <w:rPr>
+          <w:b/>
+        </w:rPr>
+        <w:t>Instruction</w:t>
+      </w:r>
+      <w:r>
+        <w:rPr>
+          <w:b w:val="0"/>
+        </w:rPr>
+        <w:t>s. Give an example and a mistake that the idea helps you avoid.</w:t>
+      </w:r>
+    </w:p>
+    <w:p>
+      <w:pPr>
+        <w:spacing w:line="336" w:lineRule="auto" w:after="180"/>
+      </w:pPr>
+      <w:r>
+        <w:rPr>
+          <w:b w:val="0"/>
+        </w:rPr>
+        <w:t xml:space="preserve">Look for: Write a prompt with a clear task, supplied </w:t>
+      </w:r>
+      <w:r>
+        <w:rPr>
+          <w:b/>
+        </w:rPr>
+        <w:t>evidence</w:t>
+      </w:r>
+      <w:r>
+        <w:rPr>
+          <w:b w:val="0"/>
+        </w:rPr>
+        <w:t xml:space="preserve"> and checkable </w:t>
+      </w:r>
+      <w:r>
+        <w:rPr>
+          <w:b/>
+        </w:rPr>
+        <w:t>output</w:t>
+      </w:r>
+      <w:r>
+        <w:rPr>
+          <w:b w:val="0"/>
+        </w:rPr>
+        <w:t xml:space="preserve"> requirements</w:t>
+      </w:r>
+    </w:p>
+    <w:p>
+      <w:pPr>
+        <w:spacing w:line="336" w:lineRule="auto" w:after="180"/>
+      </w:pPr>
+      <w:r>
+        <w:rPr>
+          <w:b w:val="0"/>
+        </w:rPr>
+        <w:t>Reference example, not the only acceptable wording: Possible omissions include audience, source facts, required fields, format, missing-value behaviour and limits on extra claims.</w:t>
+      </w:r>
+    </w:p>
+    <w:p>
+      <w:pPr>
+        <w:spacing w:line="336" w:lineRule="auto" w:after="180"/>
+      </w:pPr>
+      <w:r>
+        <w:rPr>
+          <w:b w:val="0"/>
+        </w:rPr>
+        <w:t xml:space="preserve">C supplies </w:t>
+      </w:r>
+      <w:r>
+        <w:rPr>
+          <w:b/>
+        </w:rPr>
+        <w:t>evidence</w:t>
+      </w:r>
+      <w:r>
+        <w:rPr>
+          <w:b w:val="0"/>
+        </w:rPr>
+        <w:t>, Grade 6 specifies readers, and four labelled lines define visible fields and structure. These requirements support checks but do not guarantee compliance.</w:t>
+      </w:r>
+    </w:p>
+    <w:p>
+      <w:pPr>
+        <w:spacing w:line="336" w:lineRule="auto" w:after="180"/>
+      </w:pPr>
+      <w:r>
+        <w:rPr>
+          <w:b w:val="0"/>
+        </w:rPr>
         <w:t>Use the student module and workbook section with this exact week title. The worked case, independent question and answers below form one aligned lesson sequence.</w:t>
       </w:r>
     </w:p>
@@ -280,8 +557,51 @@
       </w:r>
     </w:p>
     <w:p>
-      <w:r>
-        <w:t>Assign three people as input reader, rule follower and output recorder. Run the repaired sorter on paper, metal and an unreadable description. Record expected and observed outcomes. What does this prototype demonstrate?</w:t>
+      <w:pPr>
+        <w:spacing w:line="336" w:lineRule="auto" w:after="180"/>
+        <w:shd w:fill="F5F1FB"/>
+      </w:pPr>
+      <w:r>
+        <w:rPr>
+          <w:b w:val="0"/>
+        </w:rPr>
+        <w:t xml:space="preserve">Assign three people as </w:t>
+      </w:r>
+      <w:r>
+        <w:rPr>
+          <w:b/>
+        </w:rPr>
+        <w:t>input</w:t>
+      </w:r>
+      <w:r>
+        <w:rPr>
+          <w:b w:val="0"/>
+        </w:rPr>
+        <w:t xml:space="preserve"> reader, rule follower and </w:t>
+      </w:r>
+      <w:r>
+        <w:rPr>
+          <w:b/>
+        </w:rPr>
+        <w:t>output</w:t>
+      </w:r>
+      <w:r>
+        <w:rPr>
+          <w:b w:val="0"/>
+        </w:rPr>
+        <w:t xml:space="preserve"> recorder. Run the repaired sorter on paper, metal and an unreadable description. Record expected and observed outcomes. What does this </w:t>
+      </w:r>
+      <w:r>
+        <w:rPr>
+          <w:b/>
+        </w:rPr>
+        <w:t>prototype</w:t>
+      </w:r>
+      <w:r>
+        <w:rPr>
+          <w:b w:val="0"/>
+        </w:rPr>
+        <w:t xml:space="preserve"> demonstrate?</w:t>
       </w:r>
     </w:p>
     <w:p>
@@ -293,8 +613,26 @@
       </w:r>
     </w:p>
     <w:p>
-      <w:r>
-        <w:t>A prototype tests the idea before polish or technology.</w:t>
+      <w:pPr>
+        <w:spacing w:line="336" w:lineRule="auto" w:after="180"/>
+      </w:pPr>
+      <w:r>
+        <w:rPr>
+          <w:b w:val="0"/>
+        </w:rPr>
+        <w:t xml:space="preserve">A </w:t>
+      </w:r>
+      <w:r>
+        <w:rPr>
+          <w:b/>
+        </w:rPr>
+        <w:t>prototype</w:t>
+      </w:r>
+      <w:r>
+        <w:rPr>
+          <w:b w:val="0"/>
+        </w:rPr>
+        <w:t xml:space="preserve"> tests the idea before polish or technology.</w:t>
       </w:r>
     </w:p>
     <w:tbl>
@@ -430,12 +768,38 @@
       </w:r>
     </w:p>
     <w:p>
-      <w:r>
+      <w:pPr>
+        <w:spacing w:line="336" w:lineRule="auto" w:after="180"/>
+      </w:pPr>
+      <w:r>
+        <w:rPr>
+          <w:b w:val="0"/>
+        </w:rPr>
         <w:t>Use the supplied scenario, student illustrations and blank paper. For numeric work, offer counters or a calculator after learners show the setup. Fictional records are supplied; personal data and paid accounts are unnecessary.</w:t>
       </w:r>
     </w:p>
     <w:p>
-      <w:r>
+      <w:pPr>
+        <w:pStyle w:val="Heading3"/>
+      </w:pPr>
+      <w:r>
+        <w:t>Alternative compact allocation</w:t>
+      </w:r>
+    </w:p>
+    <w:p>
+      <w:r>
+        <w:t>This compact option is not the full-week schedule. Use the main teaching cycle and allow extra sessions for the investigation, independent work and project.</w:t>
+      </w:r>
+    </w:p>
+    <w:p>
+      <w:pPr>
+        <w:spacing w:line="336" w:lineRule="auto" w:after="180"/>
+        <w:shd w:fill="F1F6F8"/>
+      </w:pPr>
+      <w:r>
+        <w:rPr>
+          <w:b w:val="0"/>
+        </w:rPr>
         <w:t>Allow 80 minutes: recall 8; explanation 12; worked demonstration 15; guided practice 20; independent assessment 15; project and reflection 10. Extend the lab into a second session when needed.</w:t>
       </w:r>
     </w:p>
@@ -448,8 +812,132 @@
       </w:r>
     </w:p>
     <w:p>
-      <w:r>
-        <w:t>This session builds a runnable paper implementation of the existing rule-based recommender. A trace reports execution; the specification and manual baseline determine the expected result. Do not silently coach an operator through omitted instructions. Distinguish an instruction defect from a failure to follow a correct instruction by comparing the saved cards with the trace. A paper prototype can test logic and handover, but does not establish automated speed, real pupil satisfaction or general reliability.</w:t>
+      <w:pPr>
+        <w:spacing w:line="336" w:lineRule="auto" w:after="180"/>
+      </w:pPr>
+      <w:r>
+        <w:rPr>
+          <w:b w:val="0"/>
+        </w:rPr>
+        <w:t xml:space="preserve">This session builds a runnable paper implementation of the existing rule-based recommender. A </w:t>
+      </w:r>
+      <w:r>
+        <w:rPr>
+          <w:b/>
+        </w:rPr>
+        <w:t>trace</w:t>
+      </w:r>
+      <w:r>
+        <w:rPr>
+          <w:b w:val="0"/>
+        </w:rPr>
+        <w:t xml:space="preserve"> reports execution; the specification and manual baseline determine the </w:t>
+      </w:r>
+      <w:r>
+        <w:rPr>
+          <w:b/>
+        </w:rPr>
+        <w:t>expected result</w:t>
+      </w:r>
+      <w:r>
+        <w:rPr>
+          <w:b w:val="0"/>
+        </w:rPr>
+        <w:t>.</w:t>
+      </w:r>
+    </w:p>
+    <w:p>
+      <w:pPr>
+        <w:spacing w:line="336" w:lineRule="auto" w:after="180"/>
+      </w:pPr>
+      <w:r>
+        <w:rPr>
+          <w:b w:val="0"/>
+        </w:rPr>
+        <w:t xml:space="preserve">Do not silently coach an </w:t>
+      </w:r>
+      <w:r>
+        <w:rPr>
+          <w:b/>
+        </w:rPr>
+        <w:t>operator</w:t>
+      </w:r>
+      <w:r>
+        <w:rPr>
+          <w:b w:val="0"/>
+        </w:rPr>
+        <w:t xml:space="preserve"> through omitted </w:t>
+      </w:r>
+      <w:r>
+        <w:rPr>
+          <w:b/>
+        </w:rPr>
+        <w:t>instruction</w:t>
+      </w:r>
+      <w:r>
+        <w:rPr>
+          <w:b w:val="0"/>
+        </w:rPr>
+        <w:t xml:space="preserve">s. Distinguish an </w:t>
+      </w:r>
+      <w:r>
+        <w:rPr>
+          <w:b/>
+        </w:rPr>
+        <w:t>instruction</w:t>
+      </w:r>
+      <w:r>
+        <w:rPr>
+          <w:b w:val="0"/>
+        </w:rPr>
+        <w:t xml:space="preserve"> defect from a failure to follow a correct </w:t>
+      </w:r>
+      <w:r>
+        <w:rPr>
+          <w:b/>
+        </w:rPr>
+        <w:t>instruction</w:t>
+      </w:r>
+      <w:r>
+        <w:rPr>
+          <w:b w:val="0"/>
+        </w:rPr>
+        <w:t xml:space="preserve"> by comparing the saved cards with the </w:t>
+      </w:r>
+      <w:r>
+        <w:rPr>
+          <w:b/>
+        </w:rPr>
+        <w:t>trace</w:t>
+      </w:r>
+      <w:r>
+        <w:rPr>
+          <w:b w:val="0"/>
+        </w:rPr>
+        <w:t>.</w:t>
+      </w:r>
+    </w:p>
+    <w:p>
+      <w:pPr>
+        <w:spacing w:line="336" w:lineRule="auto" w:after="180"/>
+      </w:pPr>
+      <w:r>
+        <w:rPr>
+          <w:b w:val="0"/>
+        </w:rPr>
+        <w:t xml:space="preserve">A paper </w:t>
+      </w:r>
+      <w:r>
+        <w:rPr>
+          <w:b/>
+        </w:rPr>
+        <w:t>prototype</w:t>
+      </w:r>
+      <w:r>
+        <w:rPr>
+          <w:b w:val="0"/>
+        </w:rPr>
+        <w:t xml:space="preserve"> can test logic and handover, but does not establish automated speed, real pupil satisfaction or general reliability.</w:t>
       </w:r>
     </w:p>
     <w:p>
@@ -461,22 +949,82 @@
       </w:r>
     </w:p>
     <w:p>
-      <w:r>
-        <w:t>Advance to the next catalogue row. No match is justified only after valid input and failure of every row. A passing row produces the first suggestion and stops the run.</w:t>
-      </w:r>
-    </w:p>
-    <w:p>
-      <w:r>
-        <w:t>Paper for request, instruction and catalogue cards, using the exact B version 1 values in the lesson</w:t>
-      </w:r>
-    </w:p>
-    <w:p>
-      <w:r>
-        <w:t>A movable marker and trace sheets with version labels and check columns</w:t>
-      </w:r>
-    </w:p>
-    <w:p>
-      <w:r>
+      <w:pPr>
+        <w:spacing w:line="336" w:lineRule="auto" w:after="180"/>
+      </w:pPr>
+      <w:r>
+        <w:rPr>
+          <w:b w:val="0"/>
+        </w:rPr>
+        <w:t xml:space="preserve">Advance to the next catalogue row. No match is justified only after valid </w:t>
+      </w:r>
+      <w:r>
+        <w:rPr>
+          <w:b/>
+        </w:rPr>
+        <w:t>input</w:t>
+      </w:r>
+      <w:r>
+        <w:rPr>
+          <w:b w:val="0"/>
+        </w:rPr>
+        <w:t xml:space="preserve"> and failure of every row. A passing row produces the first suggestion and stops the run.</w:t>
+      </w:r>
+    </w:p>
+    <w:p>
+      <w:pPr>
+        <w:spacing w:line="336" w:lineRule="auto" w:after="180"/>
+      </w:pPr>
+      <w:r>
+        <w:rPr>
+          <w:b w:val="0"/>
+        </w:rPr>
+        <w:t xml:space="preserve">Paper for request, </w:t>
+      </w:r>
+      <w:r>
+        <w:rPr>
+          <w:b/>
+        </w:rPr>
+        <w:t>instruction</w:t>
+      </w:r>
+      <w:r>
+        <w:rPr>
+          <w:b w:val="0"/>
+        </w:rPr>
+        <w:t xml:space="preserve"> and catalogue cards, using the exact B version 1 values in the lesson</w:t>
+      </w:r>
+    </w:p>
+    <w:p>
+      <w:pPr>
+        <w:spacing w:line="336" w:lineRule="auto" w:after="180"/>
+      </w:pPr>
+      <w:r>
+        <w:rPr>
+          <w:b w:val="0"/>
+        </w:rPr>
+        <w:t xml:space="preserve">A movable marker and </w:t>
+      </w:r>
+      <w:r>
+        <w:rPr>
+          <w:b/>
+        </w:rPr>
+        <w:t>trace</w:t>
+      </w:r>
+      <w:r>
+        <w:rPr>
+          <w:b w:val="0"/>
+        </w:rPr>
+        <w:t xml:space="preserve"> sheets with version labels and check columns</w:t>
+      </w:r>
+    </w:p>
+    <w:p>
+      <w:pPr>
+        <w:spacing w:line="336" w:lineRule="auto" w:after="180"/>
+      </w:pPr>
+      <w:r>
+        <w:rPr>
+          <w:b w:val="0"/>
+        </w:rPr>
         <w:t>The Week 30 requirements and manual checklist; a folder for unchanged runs and revisions</w:t>
       </w:r>
     </w:p>
@@ -489,12 +1037,48 @@
       </w:r>
     </w:p>
     <w:p>
-      <w:r>
-        <w:t>By the end, I can build and operate a paper prototype while recording actual traces.</w:t>
-      </w:r>
-    </w:p>
-    <w:p>
-      <w:r>
+      <w:pPr>
+        <w:spacing w:line="336" w:lineRule="auto" w:after="180"/>
+      </w:pPr>
+      <w:r>
+        <w:rPr>
+          <w:b w:val="0"/>
+        </w:rPr>
+        <w:t xml:space="preserve">By the end, I can build and operate a paper </w:t>
+      </w:r>
+      <w:r>
+        <w:rPr>
+          <w:b/>
+        </w:rPr>
+        <w:t>prototype</w:t>
+      </w:r>
+      <w:r>
+        <w:rPr>
+          <w:b w:val="0"/>
+        </w:rPr>
+        <w:t xml:space="preserve"> while recording actual </w:t>
+      </w:r>
+      <w:r>
+        <w:rPr>
+          <w:b/>
+        </w:rPr>
+        <w:t>trace</w:t>
+      </w:r>
+      <w:r>
+        <w:rPr>
+          <w:b w:val="0"/>
+        </w:rPr>
+        <w:t>s.</w:t>
+      </w:r>
+    </w:p>
+    <w:p>
+      <w:pPr>
+        <w:spacing w:line="336" w:lineRule="auto" w:after="180"/>
+      </w:pPr>
+      <w:r>
+        <w:rPr>
+          <w:b w:val="0"/>
+        </w:rPr>
         <w:t>This added worked case illustrates the week’s main idea. Retain all original and connected topics; schedule its practice within the teaching cycle.</w:t>
       </w:r>
     </w:p>
@@ -507,103 +1091,606 @@
       </w:r>
     </w:p>
     <w:p>
+      <w:r>
+        <w:t>Model Build a Paper Prototype using the supplied case, labelled mechanism and reasoning. Make the scope of each conclusion explicit.</w:t>
+      </w:r>
+    </w:p>
+    <w:p>
+      <w:pPr>
+        <w:spacing w:line="336" w:lineRule="auto" w:after="180"/>
+      </w:pPr>
+      <w:r>
+        <w:rPr>
+          <w:b w:val="0"/>
+        </w:rPr>
+        <w:t>Follow the information instead of imagining magic inside the machine.</w:t>
+      </w:r>
+    </w:p>
+    <w:p>
       <w:pPr>
         <w:pStyle w:val="Heading3"/>
       </w:pPr>
       <w:r>
-        <w:t>Explain the mechanism</w:t>
-      </w:r>
-    </w:p>
-    <w:p>
-      <w:r>
-        <w:t>Follow the information instead of imagining magic inside the machine.</w:t>
-      </w:r>
-    </w:p>
-    <w:p>
-      <w:r>
-        <w:t>INPUT paper item card</w:t>
-      </w:r>
-    </w:p>
-    <w:p>
-      <w:r>
-        <w:t>PROCESS partner executes the process without improvising</w:t>
-      </w:r>
-    </w:p>
-    <w:p>
-      <w:r>
-        <w:t>OUTPUT paper output card and observation notes</w:t>
-      </w:r>
-    </w:p>
-    <w:p>
-      <w:r>
-        <w:t>CORE IDEA A prototype tests the idea before polish or technology.</w:t>
-      </w:r>
-    </w:p>
-    <w:p>
-      <w:r>
-        <w:t>UNDER THE HOOD A low-fidelity prototype externalizes assumptions cheaply. Wizard-of-Oz simulation is valid when the human operator follows the specified process and does not secretly add judgment unavailable to the proposed system.</w:t>
-      </w:r>
-    </w:p>
-    <w:p>
-      <w:r>
+        <w:t>1. Input — information entering</w:t>
+      </w:r>
+    </w:p>
+    <w:p>
+      <w:pPr>
+        <w:spacing w:line="336" w:lineRule="auto" w:after="180"/>
+        <w:shd w:fill="F4F9FC"/>
+      </w:pPr>
+      <w:r>
+        <w:rPr>
+          <w:b/>
+        </w:rPr>
+        <w:t>INPUT</w:t>
+      </w:r>
+      <w:r>
+        <w:rPr>
+          <w:b w:val="0"/>
+        </w:rPr>
+        <w:t xml:space="preserve"> paper item card</w:t>
+      </w:r>
+    </w:p>
+    <w:p>
+      <w:pPr>
+        <w:pStyle w:val="Heading3"/>
+      </w:pPr>
+      <w:r>
+        <w:t>2. Process — the deciding step</w:t>
+      </w:r>
+    </w:p>
+    <w:p>
+      <w:pPr>
+        <w:spacing w:line="336" w:lineRule="auto" w:after="180"/>
+        <w:shd w:fill="F4F9FC"/>
+      </w:pPr>
+      <w:r>
+        <w:rPr>
+          <w:b/>
+        </w:rPr>
+        <w:t>PROCESS</w:t>
+      </w:r>
+      <w:r>
+        <w:rPr>
+          <w:b w:val="0"/>
+        </w:rPr>
+        <w:t xml:space="preserve"> partner executes the </w:t>
+      </w:r>
+      <w:r>
+        <w:rPr>
+          <w:b/>
+        </w:rPr>
+        <w:t>process</w:t>
+      </w:r>
+      <w:r>
+        <w:rPr>
+          <w:b w:val="0"/>
+        </w:rPr>
+        <w:t xml:space="preserve"> without improvising</w:t>
+      </w:r>
+    </w:p>
+    <w:p>
+      <w:pPr>
+        <w:pStyle w:val="Heading3"/>
+      </w:pPr>
+      <w:r>
+        <w:t>3. Output — the result</w:t>
+      </w:r>
+    </w:p>
+    <w:p>
+      <w:pPr>
+        <w:spacing w:line="336" w:lineRule="auto" w:after="180"/>
+        <w:shd w:fill="F4F9FC"/>
+      </w:pPr>
+      <w:r>
+        <w:rPr>
+          <w:b/>
+        </w:rPr>
+        <w:t>OUTPUT</w:t>
+      </w:r>
+      <w:r>
+        <w:rPr>
+          <w:b w:val="0"/>
+        </w:rPr>
+        <w:t xml:space="preserve"> paper </w:t>
+      </w:r>
+      <w:r>
+        <w:rPr>
+          <w:b/>
+        </w:rPr>
+        <w:t>output</w:t>
+      </w:r>
+      <w:r>
+        <w:rPr>
+          <w:b w:val="0"/>
+        </w:rPr>
+        <w:t xml:space="preserve"> card and </w:t>
+      </w:r>
+      <w:r>
+        <w:rPr>
+          <w:b/>
+        </w:rPr>
+        <w:t>observation</w:t>
+      </w:r>
+      <w:r>
+        <w:rPr>
+          <w:b w:val="0"/>
+        </w:rPr>
+        <w:t xml:space="preserve"> notes</w:t>
+      </w:r>
+    </w:p>
+    <w:p>
+      <w:pPr>
+        <w:pStyle w:val="Heading3"/>
+      </w:pPr>
+      <w:r>
+        <w:t>Key idea</w:t>
+      </w:r>
+    </w:p>
+    <w:p>
+      <w:pPr>
+        <w:spacing w:line="336" w:lineRule="auto" w:after="180"/>
+        <w:shd w:fill="EDF7F3"/>
+      </w:pPr>
+      <w:r>
+        <w:rPr>
+          <w:b w:val="0"/>
+        </w:rPr>
+        <w:t xml:space="preserve">CORE IDEA A </w:t>
+      </w:r>
+      <w:r>
+        <w:rPr>
+          <w:b/>
+        </w:rPr>
+        <w:t>prototype</w:t>
+      </w:r>
+      <w:r>
+        <w:rPr>
+          <w:b w:val="0"/>
+        </w:rPr>
+        <w:t xml:space="preserve"> tests the idea before polish or technology.</w:t>
+      </w:r>
+    </w:p>
+    <w:p>
+      <w:pPr>
+        <w:pStyle w:val="Heading3"/>
+      </w:pPr>
+      <w:r>
+        <w:t>How the mechanism works</w:t>
+      </w:r>
+    </w:p>
+    <w:p>
+      <w:pPr>
+        <w:spacing w:line="336" w:lineRule="auto" w:after="180"/>
+        <w:shd w:fill="F1F6F8"/>
+      </w:pPr>
+      <w:r>
+        <w:rPr>
+          <w:b w:val="0"/>
+        </w:rPr>
+        <w:t xml:space="preserve">UNDER THE HOOD A low-fidelity </w:t>
+      </w:r>
+      <w:r>
+        <w:rPr>
+          <w:b/>
+        </w:rPr>
+        <w:t>prototype</w:t>
+      </w:r>
+      <w:r>
+        <w:rPr>
+          <w:b w:val="0"/>
+        </w:rPr>
+        <w:t xml:space="preserve"> externalizes assumptions cheaply.</w:t>
+      </w:r>
+    </w:p>
+    <w:p>
+      <w:pPr>
+        <w:spacing w:line="336" w:lineRule="auto" w:after="180"/>
+        <w:shd w:fill="F1F6F8"/>
+      </w:pPr>
+      <w:r>
+        <w:rPr>
+          <w:b w:val="0"/>
+        </w:rPr>
+        <w:t xml:space="preserve">Wizard-of-Oz </w:t>
+      </w:r>
+      <w:r>
+        <w:rPr>
+          <w:b/>
+        </w:rPr>
+        <w:t>simulation</w:t>
+      </w:r>
+      <w:r>
+        <w:rPr>
+          <w:b w:val="0"/>
+        </w:rPr>
+        <w:t xml:space="preserve"> is valid when the human </w:t>
+      </w:r>
+      <w:r>
+        <w:rPr>
+          <w:b/>
+        </w:rPr>
+        <w:t>operator</w:t>
+      </w:r>
+      <w:r>
+        <w:rPr>
+          <w:b w:val="0"/>
+        </w:rPr>
+        <w:t xml:space="preserve"> follows the specified </w:t>
+      </w:r>
+      <w:r>
+        <w:rPr>
+          <w:b/>
+        </w:rPr>
+        <w:t>process</w:t>
+      </w:r>
+      <w:r>
+        <w:rPr>
+          <w:b w:val="0"/>
+        </w:rPr>
+        <w:t xml:space="preserve"> and does not secretly add judgment unavailable to the proposed system.</w:t>
+      </w:r>
+    </w:p>
+    <w:p>
+      <w:pPr>
+        <w:spacing w:line="336" w:lineRule="auto" w:after="180"/>
+      </w:pPr>
+      <w:r>
+        <w:rPr>
+          <w:b w:val="0"/>
+        </w:rPr>
         <w:t>Draw a fresh example with all three stages:</w:t>
       </w:r>
     </w:p>
     <w:p>
-      <w:r>
-        <w:t>Every step connects a claim to observable evidence.</w:t>
-      </w:r>
-    </w:p>
-    <w:p>
-      <w:r>
-        <w:t>CASE One student presents an item card while another follows the written sorter process exactly and returns the documented output.</w:t>
-      </w:r>
-    </w:p>
-    <w:p>
-      <w:r>
+      <w:pPr>
+        <w:spacing w:line="336" w:lineRule="auto" w:after="180"/>
+      </w:pPr>
+      <w:r>
+        <w:rPr>
+          <w:b w:val="0"/>
+        </w:rPr>
+        <w:t xml:space="preserve">Every step connects a claim to observable </w:t>
+      </w:r>
+      <w:r>
+        <w:rPr>
+          <w:b/>
+        </w:rPr>
+        <w:t>evidence</w:t>
+      </w:r>
+      <w:r>
+        <w:rPr>
+          <w:b w:val="0"/>
+        </w:rPr>
+        <w:t>.</w:t>
+      </w:r>
+    </w:p>
+    <w:p>
+      <w:pPr>
+        <w:pStyle w:val="Heading3"/>
+      </w:pPr>
+      <w:r>
+        <w:t>The case to investigate</w:t>
+      </w:r>
+    </w:p>
+    <w:p>
+      <w:pPr>
+        <w:spacing w:line="336" w:lineRule="auto" w:after="180"/>
+        <w:shd w:fill="F1F6FC"/>
+      </w:pPr>
+      <w:r>
+        <w:rPr>
+          <w:b w:val="0"/>
+        </w:rPr>
+        <w:t xml:space="preserve">CASE One student presents an item card while another follows the written sorter </w:t>
+      </w:r>
+      <w:r>
+        <w:rPr>
+          <w:b/>
+        </w:rPr>
+        <w:t>process</w:t>
+      </w:r>
+      <w:r>
+        <w:rPr>
+          <w:b w:val="0"/>
+        </w:rPr>
+        <w:t xml:space="preserve"> exactly and returns the documented </w:t>
+      </w:r>
+      <w:r>
+        <w:rPr>
+          <w:b/>
+        </w:rPr>
+        <w:t>output</w:t>
+      </w:r>
+      <w:r>
+        <w:rPr>
+          <w:b w:val="0"/>
+        </w:rPr>
+        <w:t>.</w:t>
+      </w:r>
+    </w:p>
+    <w:p>
+      <w:pPr>
+        <w:pStyle w:val="Heading3"/>
+      </w:pPr>
+      <w:r>
+        <w:t>Step 1</w:t>
+      </w:r>
+    </w:p>
+    <w:p>
+      <w:pPr>
+        <w:spacing w:line="336" w:lineRule="auto" w:after="180"/>
+        <w:shd w:fill="F4F9FC"/>
+      </w:pPr>
+      <w:r>
+        <w:rPr>
+          <w:b w:val="0"/>
+        </w:rPr>
         <w:t>STEP 1 — OBSERVE paper item card</w:t>
       </w:r>
     </w:p>
     <w:p>
-      <w:r>
-        <w:t>STEP 2 — TRACE partner executes the process without improvising</w:t>
-      </w:r>
-    </w:p>
-    <w:p>
-      <w:r>
-        <w:t>STEP 3 — CONCLUDE paper output card and observation notes</w:t>
-      </w:r>
-    </w:p>
-    <w:p>
-      <w:r>
-        <w:t>MODEL REASONING The operator must use only documented inputs and steps. Any question, pause, or improvisation reveals a missing rule, unclear label, or unsupported input. Revise the paper flow before adding technology.</w:t>
-      </w:r>
-    </w:p>
-    <w:p>
-      <w:r>
-        <w:t>DO NOT OVERCLAIM A helpful operator can accidentally make a weak design look successful by using unstated human knowledge.</w:t>
-      </w:r>
-    </w:p>
-    <w:p>
-      <w:r>
-        <w:t>What new evidence could change this answer?</w:t>
-      </w:r>
-    </w:p>
-    <w:p>
       <w:pPr>
         <w:pStyle w:val="Heading3"/>
       </w:pPr>
       <w:r>
+        <w:t>Step 2</w:t>
+      </w:r>
+    </w:p>
+    <w:p>
+      <w:pPr>
+        <w:spacing w:line="336" w:lineRule="auto" w:after="180"/>
+        <w:shd w:fill="F4F9FC"/>
+      </w:pPr>
+      <w:r>
+        <w:rPr>
+          <w:b w:val="0"/>
+        </w:rPr>
+        <w:t xml:space="preserve">STEP 2 — </w:t>
+      </w:r>
+      <w:r>
+        <w:rPr>
+          <w:b/>
+        </w:rPr>
+        <w:t>TRACE</w:t>
+      </w:r>
+      <w:r>
+        <w:rPr>
+          <w:b w:val="0"/>
+        </w:rPr>
+        <w:t xml:space="preserve"> partner executes the </w:t>
+      </w:r>
+      <w:r>
+        <w:rPr>
+          <w:b/>
+        </w:rPr>
+        <w:t>process</w:t>
+      </w:r>
+      <w:r>
+        <w:rPr>
+          <w:b w:val="0"/>
+        </w:rPr>
+        <w:t xml:space="preserve"> without improvising</w:t>
+      </w:r>
+    </w:p>
+    <w:p>
+      <w:pPr>
+        <w:pStyle w:val="Heading3"/>
+      </w:pPr>
+      <w:r>
+        <w:t>Step 3</w:t>
+      </w:r>
+    </w:p>
+    <w:p>
+      <w:pPr>
+        <w:spacing w:line="336" w:lineRule="auto" w:after="180"/>
+        <w:shd w:fill="F4F9FC"/>
+      </w:pPr>
+      <w:r>
+        <w:rPr>
+          <w:b w:val="0"/>
+        </w:rPr>
+        <w:t xml:space="preserve">STEP 3 — CONCLUDE paper </w:t>
+      </w:r>
+      <w:r>
+        <w:rPr>
+          <w:b/>
+        </w:rPr>
+        <w:t>output</w:t>
+      </w:r>
+      <w:r>
+        <w:rPr>
+          <w:b w:val="0"/>
+        </w:rPr>
+        <w:t xml:space="preserve"> card and </w:t>
+      </w:r>
+      <w:r>
+        <w:rPr>
+          <w:b/>
+        </w:rPr>
+        <w:t>observation</w:t>
+      </w:r>
+      <w:r>
+        <w:rPr>
+          <w:b w:val="0"/>
+        </w:rPr>
+        <w:t xml:space="preserve"> notes</w:t>
+      </w:r>
+    </w:p>
+    <w:p>
+      <w:pPr>
+        <w:pStyle w:val="Heading3"/>
+      </w:pPr>
+      <w:r>
+        <w:t>Model answer</w:t>
+      </w:r>
+    </w:p>
+    <w:p>
+      <w:pPr>
+        <w:spacing w:line="336" w:lineRule="auto" w:after="180"/>
+        <w:shd w:fill="F1F6FC"/>
+      </w:pPr>
+      <w:r>
+        <w:rPr>
+          <w:b w:val="0"/>
+        </w:rPr>
+        <w:t xml:space="preserve">MODEL REASONING The </w:t>
+      </w:r>
+      <w:r>
+        <w:rPr>
+          <w:b/>
+        </w:rPr>
+        <w:t>operator</w:t>
+      </w:r>
+      <w:r>
+        <w:rPr>
+          <w:b w:val="0"/>
+        </w:rPr>
+        <w:t xml:space="preserve"> must use only documented </w:t>
+      </w:r>
+      <w:r>
+        <w:rPr>
+          <w:b/>
+        </w:rPr>
+        <w:t>input</w:t>
+      </w:r>
+      <w:r>
+        <w:rPr>
+          <w:b w:val="0"/>
+        </w:rPr>
+        <w:t xml:space="preserve">s and steps. Any question, pause, or improvisation reveals a missing rule, unclear label, or unsupported </w:t>
+      </w:r>
+      <w:r>
+        <w:rPr>
+          <w:b/>
+        </w:rPr>
+        <w:t>input</w:t>
+      </w:r>
+      <w:r>
+        <w:rPr>
+          <w:b w:val="0"/>
+        </w:rPr>
+        <w:t>. Revise the paper flow before adding technology.</w:t>
+      </w:r>
+    </w:p>
+    <w:p>
+      <w:pPr>
+        <w:pStyle w:val="Heading3"/>
+      </w:pPr>
+      <w:r>
+        <w:t>A claim to avoid</w:t>
+      </w:r>
+    </w:p>
+    <w:p>
+      <w:pPr>
+        <w:spacing w:line="336" w:lineRule="auto" w:after="180"/>
+        <w:shd w:fill="FFF5E6"/>
+      </w:pPr>
+      <w:r>
+        <w:rPr>
+          <w:b w:val="0"/>
+        </w:rPr>
+        <w:t xml:space="preserve">DO NOT OVERCLAIM A helpful </w:t>
+      </w:r>
+      <w:r>
+        <w:rPr>
+          <w:b/>
+        </w:rPr>
+        <w:t>operator</w:t>
+      </w:r>
+      <w:r>
+        <w:rPr>
+          <w:b w:val="0"/>
+        </w:rPr>
+        <w:t xml:space="preserve"> can accidentally make a weak design look successful by using unstated human knowledge.</w:t>
+      </w:r>
+    </w:p>
+    <w:p>
+      <w:pPr>
+        <w:spacing w:line="336" w:lineRule="auto" w:after="180"/>
+        <w:shd w:fill="F5F1FB"/>
+      </w:pPr>
+      <w:r>
+        <w:rPr>
+          <w:b w:val="0"/>
+        </w:rPr>
+        <w:t xml:space="preserve">What new </w:t>
+      </w:r>
+      <w:r>
+        <w:rPr>
+          <w:b/>
+        </w:rPr>
+        <w:t>evidence</w:t>
+      </w:r>
+      <w:r>
+        <w:rPr>
+          <w:b w:val="0"/>
+        </w:rPr>
+        <w:t xml:space="preserve"> could change this answer?</w:t>
+      </w:r>
+    </w:p>
+    <w:p>
+      <w:pPr>
+        <w:pStyle w:val="Heading3"/>
+      </w:pPr>
+      <w:r>
         <w:t>Concrete teaching case</w:t>
       </w:r>
     </w:p>
     <w:p>
-      <w:r>
-        <w:t>A paper prototype has input cards, decision cards and paper, plastic and review trays.</w:t>
-      </w:r>
-    </w:p>
-    <w:p>
-      <w:r>
+      <w:pPr>
+        <w:pStyle w:val="Heading3"/>
+      </w:pPr>
+      <w:r>
+        <w:t>The teaching case</w:t>
+      </w:r>
+    </w:p>
+    <w:p>
+      <w:pPr>
+        <w:spacing w:line="336" w:lineRule="auto" w:after="180"/>
+        <w:shd w:fill="F1F6FC"/>
+      </w:pPr>
+      <w:r>
+        <w:rPr>
+          <w:b w:val="0"/>
+        </w:rPr>
+        <w:t xml:space="preserve">A paper </w:t>
+      </w:r>
+      <w:r>
+        <w:rPr>
+          <w:b/>
+        </w:rPr>
+        <w:t>prototype</w:t>
+      </w:r>
+      <w:r>
+        <w:rPr>
+          <w:b w:val="0"/>
+        </w:rPr>
+        <w:t xml:space="preserve"> has </w:t>
+      </w:r>
+      <w:r>
+        <w:rPr>
+          <w:b/>
+        </w:rPr>
+        <w:t>input</w:t>
+      </w:r>
+      <w:r>
+        <w:rPr>
+          <w:b w:val="0"/>
+        </w:rPr>
+        <w:t xml:space="preserve"> cards, decision cards and paper, plastic and review trays.</w:t>
+      </w:r>
+    </w:p>
+    <w:p>
+      <w:pPr>
+        <w:spacing w:line="336" w:lineRule="auto" w:after="180"/>
+        <w:shd w:fill="F5F1FB"/>
+      </w:pPr>
+      <w:r>
+        <w:rPr>
+          <w:b w:val="0"/>
+        </w:rPr>
         <w:t>How can a learner simulate it?</w:t>
       </w:r>
     </w:p>
@@ -616,41 +1703,407 @@
       </w:r>
     </w:p>
     <w:p>
-      <w:r>
-        <w:t>Read input, follow written decisions and place a token in a tray. Record the trace. Human simulation does not establish model training.</w:t>
-      </w:r>
-    </w:p>
-    <w:p>
       <w:pPr>
         <w:pStyle w:val="Heading3"/>
       </w:pPr>
       <w:r>
+        <w:t>Why the result follows</w:t>
+      </w:r>
+    </w:p>
+    <w:p>
+      <w:pPr>
+        <w:spacing w:line="336" w:lineRule="auto" w:after="180"/>
+        <w:shd w:fill="F1F6FC"/>
+      </w:pPr>
+      <w:r>
+        <w:rPr>
+          <w:b w:val="0"/>
+        </w:rPr>
+        <w:t xml:space="preserve">Read </w:t>
+      </w:r>
+      <w:r>
+        <w:rPr>
+          <w:b/>
+        </w:rPr>
+        <w:t>input</w:t>
+      </w:r>
+      <w:r>
+        <w:rPr>
+          <w:b w:val="0"/>
+        </w:rPr>
+        <w:t xml:space="preserve">, follow written decisions and place a token in a tray. Record the </w:t>
+      </w:r>
+      <w:r>
+        <w:rPr>
+          <w:b/>
+        </w:rPr>
+        <w:t>trace</w:t>
+      </w:r>
+      <w:r>
+        <w:rPr>
+          <w:b w:val="0"/>
+        </w:rPr>
+        <w:t xml:space="preserve">. Human </w:t>
+      </w:r>
+      <w:r>
+        <w:rPr>
+          <w:b/>
+        </w:rPr>
+        <w:t>simulation</w:t>
+      </w:r>
+      <w:r>
+        <w:rPr>
+          <w:b w:val="0"/>
+        </w:rPr>
+        <w:t xml:space="preserve"> does not establish model </w:t>
+      </w:r>
+      <w:r>
+        <w:rPr>
+          <w:b/>
+        </w:rPr>
+        <w:t>training</w:t>
+      </w:r>
+      <w:r>
+        <w:rPr>
+          <w:b w:val="0"/>
+        </w:rPr>
+        <w:t>.</w:t>
+      </w:r>
+    </w:p>
+    <w:p>
+      <w:pPr>
+        <w:pStyle w:val="Heading3"/>
+      </w:pPr>
+      <w:r>
         <w:t>Explain the added worked example</w:t>
       </w:r>
     </w:p>
     <w:p>
-      <w:r>
-        <w:t>This week you will turn the decision process into a paper prototype. One partner operates the instructions and another records the steps. A working prototype needs more than a polished drawing: someone else must be able to follow it without asking its author to supply missing rules. Keep the version you ran so the trace can be checked against it.</w:t>
-      </w:r>
-    </w:p>
-    <w:p>
-      <w:r>
-        <w:t>Copy this catalogue in order onto four cards: B1 Bookmark drawing, 10 minutes, quiet Yes; B2 Story circle, 8 minutes, quiet No; B3 Pattern puzzle, 12 minutes, quiet Yes; B4 Tower challenge, 15 minutes, quiet No. These are fictional paper-model values with materials assumed available. Label the catalogue B version 1.</w:t>
-      </w:r>
-    </w:p>
-    <w:p>
-      <w:r>
-        <w:t>Keep the Week 30 contract: input is a whole number of available minutes from 0 to 30, and Quiet required Yes or No. An activity fits when its time is no more than the available minutes AND either quiet is not required or the activity is quiet. No means either kind is allowed. Suggest the first fit with a reason; otherwise report no match. Missing or invalid input needs clarification. Suggestions do not book materials or publish anything.</w:t>
-      </w:r>
-    </w:p>
-    <w:p>
-      <w:r>
-        <w:t>Make a request card with Available minutes and Quiet required fields, a marker for the current catalogue row, and a trace sheet. Head the sheet Run ID, prototype version, catalogue version and request. Below it use columns Step, current row, time check, quiet check and next action or output. Use not checked when validation stops the search.</w:t>
-      </w:r>
-    </w:p>
-    <w:p>
-      <w:r>
-        <w:t>Write instruction cards P1 version 1. Card 1: validate both fields; if invalid, name the field needing correction and stop; otherwise put the marker at B1. Card 2: check the marked row against both compatibility conditions; record both checks. If both pass, suggest that row with the reason and stop. Card 3: if either fails and another row remains, advance exactly one row and return to Card 2; if no row remains, report no match and stop. Begin each new request at Card 1 with a cleared output.</w:t>
+      <w:pPr>
+        <w:pStyle w:val="Heading3"/>
+      </w:pPr>
+      <w:r>
+        <w:t>Explain the added worked example · 1</w:t>
+      </w:r>
+    </w:p>
+    <w:p>
+      <w:pPr>
+        <w:spacing w:line="336" w:lineRule="auto" w:after="180"/>
+      </w:pPr>
+      <w:r>
+        <w:rPr>
+          <w:b w:val="0"/>
+        </w:rPr>
+        <w:t xml:space="preserve">This week you will turn the decision </w:t>
+      </w:r>
+      <w:r>
+        <w:rPr>
+          <w:b/>
+        </w:rPr>
+        <w:t>process</w:t>
+      </w:r>
+      <w:r>
+        <w:rPr>
+          <w:b w:val="0"/>
+        </w:rPr>
+        <w:t xml:space="preserve"> into a paper </w:t>
+      </w:r>
+      <w:r>
+        <w:rPr>
+          <w:b/>
+        </w:rPr>
+        <w:t>prototype</w:t>
+      </w:r>
+      <w:r>
+        <w:rPr>
+          <w:b w:val="0"/>
+        </w:rPr>
+        <w:t xml:space="preserve">. One partner operates the </w:t>
+      </w:r>
+      <w:r>
+        <w:rPr>
+          <w:b/>
+        </w:rPr>
+        <w:t>instruction</w:t>
+      </w:r>
+      <w:r>
+        <w:rPr>
+          <w:b w:val="0"/>
+        </w:rPr>
+        <w:t>s and another records the steps.</w:t>
+      </w:r>
+    </w:p>
+    <w:p>
+      <w:pPr>
+        <w:spacing w:line="336" w:lineRule="auto" w:after="180"/>
+      </w:pPr>
+      <w:r>
+        <w:rPr>
+          <w:b w:val="0"/>
+        </w:rPr>
+        <w:t xml:space="preserve">A working </w:t>
+      </w:r>
+      <w:r>
+        <w:rPr>
+          <w:b/>
+        </w:rPr>
+        <w:t>prototype</w:t>
+      </w:r>
+      <w:r>
+        <w:rPr>
+          <w:b w:val="0"/>
+        </w:rPr>
+        <w:t xml:space="preserve"> needs more than a polished drawing: someone else must be able to follow it without asking its author to supply missing rules. Keep the version you ran so the </w:t>
+      </w:r>
+      <w:r>
+        <w:rPr>
+          <w:b/>
+        </w:rPr>
+        <w:t>trace</w:t>
+      </w:r>
+      <w:r>
+        <w:rPr>
+          <w:b w:val="0"/>
+        </w:rPr>
+        <w:t xml:space="preserve"> can be checked against it.</w:t>
+      </w:r>
+    </w:p>
+    <w:p>
+      <w:pPr>
+        <w:pStyle w:val="Heading3"/>
+      </w:pPr>
+      <w:r>
+        <w:t>Explain the added worked example · 2</w:t>
+      </w:r>
+    </w:p>
+    <w:p>
+      <w:pPr>
+        <w:spacing w:line="336" w:lineRule="auto" w:after="180"/>
+      </w:pPr>
+      <w:r>
+        <w:rPr>
+          <w:b w:val="0"/>
+        </w:rPr>
+        <w:t xml:space="preserve">Copy this catalogue in order onto four cards: B1 Bookmark drawing, 10 minutes, quiet Yes; B2 Story circle, 8 minutes, quiet No; B3 Pattern puzzle, </w:t>
+      </w:r>
+      <w:r>
+        <w:rPr>
+          <w:b/>
+        </w:rPr>
+        <w:t>12 minutes</w:t>
+      </w:r>
+      <w:r>
+        <w:rPr>
+          <w:b w:val="0"/>
+        </w:rPr>
+        <w:t>, quiet Yes; B4 Tower challenge, 15 minutes, quiet No.</w:t>
+      </w:r>
+    </w:p>
+    <w:p>
+      <w:pPr>
+        <w:spacing w:line="336" w:lineRule="auto" w:after="180"/>
+      </w:pPr>
+      <w:r>
+        <w:rPr>
+          <w:b w:val="0"/>
+        </w:rPr>
+        <w:t>These are fictional paper-model values with materials assumed available. Label the catalogue B version 1.</w:t>
+      </w:r>
+    </w:p>
+    <w:p>
+      <w:pPr>
+        <w:pStyle w:val="Heading3"/>
+      </w:pPr>
+      <w:r>
+        <w:t>Explain the added worked example · 3</w:t>
+      </w:r>
+    </w:p>
+    <w:p>
+      <w:pPr>
+        <w:spacing w:line="336" w:lineRule="auto" w:after="180"/>
+      </w:pPr>
+      <w:r>
+        <w:rPr>
+          <w:b w:val="0"/>
+        </w:rPr>
+        <w:t xml:space="preserve">Keep the Week 30 contract: </w:t>
+      </w:r>
+      <w:r>
+        <w:rPr>
+          <w:b/>
+        </w:rPr>
+        <w:t>input</w:t>
+      </w:r>
+      <w:r>
+        <w:rPr>
+          <w:b w:val="0"/>
+        </w:rPr>
+        <w:t xml:space="preserve"> is a whole number of available minutes from 0 to 30, and Quiet required Yes or No.</w:t>
+      </w:r>
+    </w:p>
+    <w:p>
+      <w:pPr>
+        <w:spacing w:line="336" w:lineRule="auto" w:after="180"/>
+      </w:pPr>
+      <w:r>
+        <w:rPr>
+          <w:b w:val="0"/>
+        </w:rPr>
+        <w:t>An activity fits when its time is no more than the available minutes AND either quiet is not required or the activity is quiet. No means either kind is allowed. Suggest the first fit with a reason; otherwise report no match.</w:t>
+      </w:r>
+    </w:p>
+    <w:p>
+      <w:pPr>
+        <w:spacing w:line="336" w:lineRule="auto" w:after="180"/>
+      </w:pPr>
+      <w:r>
+        <w:rPr>
+          <w:b w:val="0"/>
+        </w:rPr>
+        <w:t xml:space="preserve">Missing or invalid </w:t>
+      </w:r>
+      <w:r>
+        <w:rPr>
+          <w:b/>
+        </w:rPr>
+        <w:t>input</w:t>
+      </w:r>
+      <w:r>
+        <w:rPr>
+          <w:b w:val="0"/>
+        </w:rPr>
+        <w:t xml:space="preserve"> needs clarification. Suggestions do not book materials or publish anything.</w:t>
+      </w:r>
+    </w:p>
+    <w:p>
+      <w:pPr>
+        <w:pStyle w:val="Heading3"/>
+      </w:pPr>
+      <w:r>
+        <w:t>Explain the added worked example · 4</w:t>
+      </w:r>
+    </w:p>
+    <w:p>
+      <w:pPr>
+        <w:spacing w:line="336" w:lineRule="auto" w:after="180"/>
+      </w:pPr>
+      <w:r>
+        <w:rPr>
+          <w:b w:val="0"/>
+        </w:rPr>
+        <w:t xml:space="preserve">Make a request card with Available minutes and Quiet required fields, a marker for the current catalogue row, and a </w:t>
+      </w:r>
+      <w:r>
+        <w:rPr>
+          <w:b/>
+        </w:rPr>
+        <w:t>trace</w:t>
+      </w:r>
+      <w:r>
+        <w:rPr>
+          <w:b w:val="0"/>
+        </w:rPr>
+        <w:t xml:space="preserve"> sheet. Head the sheet Run ID, </w:t>
+      </w:r>
+      <w:r>
+        <w:rPr>
+          <w:b/>
+        </w:rPr>
+        <w:t>prototype</w:t>
+      </w:r>
+      <w:r>
+        <w:rPr>
+          <w:b w:val="0"/>
+        </w:rPr>
+        <w:t xml:space="preserve"> version, catalogue version and request.</w:t>
+      </w:r>
+    </w:p>
+    <w:p>
+      <w:pPr>
+        <w:spacing w:line="336" w:lineRule="auto" w:after="180"/>
+      </w:pPr>
+      <w:r>
+        <w:rPr>
+          <w:b w:val="0"/>
+        </w:rPr>
+        <w:t xml:space="preserve">Below it use columns Step, current row, time check, quiet check and next action or </w:t>
+      </w:r>
+      <w:r>
+        <w:rPr>
+          <w:b/>
+        </w:rPr>
+        <w:t>output</w:t>
+      </w:r>
+      <w:r>
+        <w:rPr>
+          <w:b w:val="0"/>
+        </w:rPr>
+        <w:t>. Use not checked when validation stops the search.</w:t>
+      </w:r>
+    </w:p>
+    <w:p>
+      <w:pPr>
+        <w:pStyle w:val="Heading3"/>
+      </w:pPr>
+      <w:r>
+        <w:t>Explain the added worked example · 5</w:t>
+      </w:r>
+    </w:p>
+    <w:p>
+      <w:pPr>
+        <w:spacing w:line="336" w:lineRule="auto" w:after="180"/>
+      </w:pPr>
+      <w:r>
+        <w:rPr>
+          <w:b w:val="0"/>
+        </w:rPr>
+        <w:t xml:space="preserve">Write </w:t>
+      </w:r>
+      <w:r>
+        <w:rPr>
+          <w:b/>
+        </w:rPr>
+        <w:t>instruction</w:t>
+      </w:r>
+      <w:r>
+        <w:rPr>
+          <w:b w:val="0"/>
+        </w:rPr>
+        <w:t xml:space="preserve"> cards P1 version 1. Card 1: validate both fields; if invalid, name the field needing correction and stop; otherwise put the marker at B1.</w:t>
+      </w:r>
+    </w:p>
+    <w:p>
+      <w:pPr>
+        <w:spacing w:line="336" w:lineRule="auto" w:after="180"/>
+      </w:pPr>
+      <w:r>
+        <w:rPr>
+          <w:b w:val="0"/>
+        </w:rPr>
+        <w:t>Card 2: check the marked row against both compatibility conditions; record both checks. If both pass, suggest that row with the reason and stop.</w:t>
+      </w:r>
+    </w:p>
+    <w:p>
+      <w:pPr>
+        <w:spacing w:line="336" w:lineRule="auto" w:after="180"/>
+      </w:pPr>
+      <w:r>
+        <w:rPr>
+          <w:b w:val="0"/>
+        </w:rPr>
+        <w:t xml:space="preserve">Card 3: if either fails and another row remains, advance exactly one row and return to Card 2; if no row remains, report no match and stop. Begin each new request at Card 1 with a cleared </w:t>
+      </w:r>
+      <w:r>
+        <w:rPr>
+          <w:b/>
+        </w:rPr>
+        <w:t>output</w:t>
+      </w:r>
+      <w:r>
+        <w:rPr>
+          <w:b w:val="0"/>
+        </w:rPr>
+        <w:t>.</w:t>
       </w:r>
     </w:p>
     <w:p>
@@ -816,13 +2269,91 @@
       </w:r>
     </w:p>
     <w:p>
-      <w:r>
-        <w:t>Use the complete worked example below before asking learners to complete W2. Reveal a small part, invite a prediction, then explain the deciding step. These teacher notes contain solutions; do not reveal the independent case answer during modelling.</w:t>
-      </w:r>
-    </w:p>
-    <w:p>
-      <w:r>
-        <w:t>Before operating P1, use the full manual checklist to write the expected result for 9 minutes, Quiet required No. Then run the cards literally. Do not replace a surprising result with the expected one. Recording disagreement gives you something to investigate; hiding it removes useful evidence.</w:t>
+      <w:pPr>
+        <w:spacing w:line="336" w:lineRule="auto" w:after="180"/>
+      </w:pPr>
+      <w:r>
+        <w:rPr>
+          <w:b w:val="0"/>
+        </w:rPr>
+        <w:t xml:space="preserve">Use the complete worked example below before asking learners to complete W2. Reveal a small part, invite a </w:t>
+      </w:r>
+      <w:r>
+        <w:rPr>
+          <w:b/>
+        </w:rPr>
+        <w:t>prediction</w:t>
+      </w:r>
+      <w:r>
+        <w:rPr>
+          <w:b w:val="0"/>
+        </w:rPr>
+        <w:t>, then explain the deciding step.</w:t>
+      </w:r>
+    </w:p>
+    <w:p>
+      <w:pPr>
+        <w:spacing w:line="336" w:lineRule="auto" w:after="180"/>
+      </w:pPr>
+      <w:r>
+        <w:rPr>
+          <w:b w:val="0"/>
+        </w:rPr>
+        <w:t>These teacher notes contain solutions; do not reveal the independent case answer during modelling.</w:t>
+      </w:r>
+    </w:p>
+    <w:p>
+      <w:pPr>
+        <w:pStyle w:val="Heading3"/>
+      </w:pPr>
+      <w:r>
+        <w:t>Model the reasoning aloud · 6</w:t>
+      </w:r>
+    </w:p>
+    <w:p>
+      <w:pPr>
+        <w:spacing w:line="336" w:lineRule="auto" w:after="180"/>
+      </w:pPr>
+      <w:r>
+        <w:rPr>
+          <w:b w:val="0"/>
+        </w:rPr>
+        <w:t xml:space="preserve">Before operating P1, use the full manual checklist to write the </w:t>
+      </w:r>
+      <w:r>
+        <w:rPr>
+          <w:b/>
+        </w:rPr>
+        <w:t>expected result</w:t>
+      </w:r>
+      <w:r>
+        <w:rPr>
+          <w:b w:val="0"/>
+        </w:rPr>
+        <w:t xml:space="preserve"> for 9 minutes, Quiet required No. Then run the cards literally. Do not replace a surprising result with the expected one.</w:t>
+      </w:r>
+    </w:p>
+    <w:p>
+      <w:pPr>
+        <w:spacing w:line="336" w:lineRule="auto" w:after="180"/>
+      </w:pPr>
+      <w:r>
+        <w:rPr>
+          <w:b w:val="0"/>
+        </w:rPr>
+        <w:t xml:space="preserve">Recording disagreement gives you something to investigate; hiding it removes useful </w:t>
+      </w:r>
+      <w:r>
+        <w:rPr>
+          <w:b/>
+        </w:rPr>
+        <w:t>evidence</w:t>
+      </w:r>
+      <w:r>
+        <w:rPr>
+          <w:b w:val="0"/>
+        </w:rPr>
+        <w:t>.</w:t>
       </w:r>
     </w:p>
     <w:tbl>
@@ -840,6 +2371,38 @@
         <w:trPr>
           <w:tblHeader/>
         </w:trPr>
+        <w:tc>
+          <w:tcPr>
+            <w:tcW w:type="dxa" w:w="3408"/>
+          </w:tcPr>
+          <w:p>
+            <w:r>
+              <w:t>Trace step for 9 minutes No</w:t>
+            </w:r>
+          </w:p>
+        </w:tc>
+        <w:tc>
+          <w:tcPr>
+            <w:tcW w:type="dxa" w:w="3408"/>
+          </w:tcPr>
+          <w:p>
+            <w:r>
+              <w:t>Checks recorded</w:t>
+            </w:r>
+          </w:p>
+        </w:tc>
+        <w:tc>
+          <w:tcPr>
+            <w:tcW w:type="dxa" w:w="3408"/>
+          </w:tcPr>
+          <w:p>
+            <w:r>
+              <w:t>Next action or output</w:t>
+            </w:r>
+          </w:p>
+        </w:tc>
+      </w:tr>
+      <w:tr>
         <w:tc>
           <w:tcPr>
             <w:tcW w:type="dxa" w:w="3408"/>
@@ -937,8 +2500,81 @@
       </w:tr>
     </w:tbl>
     <w:p>
-      <w:r>
-        <w:t>This trace agrees with the expected B2 result. It shows that this run followed the instructions. One matching result does not prove that every request will work or that the prototype is faster than the manual checklist. This is a system of written rules, not a model trained on examples.</w:t>
+      <w:pPr>
+        <w:pStyle w:val="Heading3"/>
+      </w:pPr>
+      <w:r>
+        <w:t>Model the reasoning aloud · 7</w:t>
+      </w:r>
+    </w:p>
+    <w:p>
+      <w:pPr>
+        <w:spacing w:line="336" w:lineRule="auto" w:after="180"/>
+      </w:pPr>
+      <w:r>
+        <w:rPr>
+          <w:b w:val="0"/>
+        </w:rPr>
+        <w:t xml:space="preserve">This </w:t>
+      </w:r>
+      <w:r>
+        <w:rPr>
+          <w:b/>
+        </w:rPr>
+        <w:t>trace</w:t>
+      </w:r>
+      <w:r>
+        <w:rPr>
+          <w:b w:val="0"/>
+        </w:rPr>
+        <w:t xml:space="preserve"> agrees with the expected B2 result. It shows that this run followed the </w:t>
+      </w:r>
+      <w:r>
+        <w:rPr>
+          <w:b/>
+        </w:rPr>
+        <w:t>instruction</w:t>
+      </w:r>
+      <w:r>
+        <w:rPr>
+          <w:b w:val="0"/>
+        </w:rPr>
+        <w:t xml:space="preserve">s. One matching result does not prove that every request will work or that the </w:t>
+      </w:r>
+      <w:r>
+        <w:rPr>
+          <w:b/>
+        </w:rPr>
+        <w:t>prototype</w:t>
+      </w:r>
+      <w:r>
+        <w:rPr>
+          <w:b w:val="0"/>
+        </w:rPr>
+        <w:t xml:space="preserve"> is faster than the manual checklist.</w:t>
+      </w:r>
+    </w:p>
+    <w:p>
+      <w:pPr>
+        <w:spacing w:line="336" w:lineRule="auto" w:after="180"/>
+      </w:pPr>
+      <w:r>
+        <w:rPr>
+          <w:b w:val="0"/>
+        </w:rPr>
+        <w:t xml:space="preserve">This is a system of </w:t>
+      </w:r>
+      <w:r>
+        <w:rPr>
+          <w:b/>
+        </w:rPr>
+        <w:t>written rule</w:t>
+      </w:r>
+      <w:r>
+        <w:rPr>
+          <w:b w:val="0"/>
+        </w:rPr>
+        <w:t>s, not a model trained on examples.</w:t>
       </w:r>
     </w:p>
     <w:tbl>
@@ -1044,7 +2680,13 @@
       </w:tr>
     </w:tbl>
     <w:p>
-      <w:r>
+      <w:pPr>
+        <w:spacing w:line="336" w:lineRule="auto" w:after="180"/>
+      </w:pPr>
+      <w:r>
+        <w:rPr>
+          <w:b w:val="0"/>
+        </w:rPr>
         <w:t>Use the diagram and verbal explanation together. Ask learners to match a sentence to a specific visual step; do not assign learners fixed visual or auditory learning styles.</w:t>
       </w:r>
     </w:p>
@@ -1057,8 +2699,26 @@
       </w:r>
     </w:p>
     <w:p>
-      <w:r>
-        <w:t>A fictional team turns a storage-bin specification into movable instruction cards.</w:t>
+      <w:pPr>
+        <w:spacing w:line="336" w:lineRule="auto" w:after="180"/>
+      </w:pPr>
+      <w:r>
+        <w:rPr>
+          <w:b w:val="0"/>
+        </w:rPr>
+        <w:t xml:space="preserve">A fictional team turns a storage-bin specification into movable </w:t>
+      </w:r>
+      <w:r>
+        <w:rPr>
+          <w:b/>
+        </w:rPr>
+        <w:t>instruction</w:t>
+      </w:r>
+      <w:r>
+        <w:rPr>
+          <w:b w:val="0"/>
+        </w:rPr>
+        <w:t xml:space="preserve"> cards.</w:t>
       </w:r>
     </w:p>
     <w:p>
@@ -1070,13 +2730,55 @@
       </w:r>
     </w:p>
     <w:p>
-      <w:r>
+      <w:pPr>
+        <w:pStyle w:val="Heading3"/>
+      </w:pPr>
+      <w:r>
+        <w:t>Supplied facts</w:t>
+      </w:r>
+    </w:p>
+    <w:p>
+      <w:pPr>
+        <w:spacing w:line="336" w:lineRule="auto" w:after="180"/>
+        <w:shd w:fill="F1F6FC"/>
+      </w:pPr>
+      <w:r>
+        <w:rPr>
+          <w:b w:val="0"/>
+        </w:rPr>
         <w:t>Bins X capacity 3 then Y capacity 7; valid count 1–9. Select first capacity at least count.</w:t>
       </w:r>
     </w:p>
     <w:p>
-      <w:r>
-        <w:t>For request 4, write baseline Y before operating cards. Prototype cards mistakenly stop with X immediately.</w:t>
+      <w:pPr>
+        <w:pStyle w:val="Heading3"/>
+      </w:pPr>
+      <w:r>
+        <w:t>Supplied facts</w:t>
+      </w:r>
+    </w:p>
+    <w:p>
+      <w:pPr>
+        <w:spacing w:line="336" w:lineRule="auto" w:after="180"/>
+        <w:shd w:fill="F1F6FC"/>
+      </w:pPr>
+      <w:r>
+        <w:rPr>
+          <w:b w:val="0"/>
+        </w:rPr>
+        <w:t xml:space="preserve">For request 4, write baseline Y before operating cards. </w:t>
+      </w:r>
+      <w:r>
+        <w:rPr>
+          <w:b/>
+        </w:rPr>
+        <w:t>Prototype</w:t>
+      </w:r>
+      <w:r>
+        <w:rPr>
+          <w:b w:val="0"/>
+        </w:rPr>
+        <w:t xml:space="preserve"> cards mistakenly stop with X immediately.</w:t>
       </w:r>
     </w:p>
     <w:p>
@@ -1261,43 +2963,208 @@
       </w:r>
     </w:p>
     <w:p>
-      <w:r>
-        <w:t>A paper prototype is executable when another person can follow its instructions without guessing your intention. Record the actual wrong result separately from the expected one. Discovering a missing comparison is useful evidence for repair; pretending the operator followed the intended rule would hide the defect.</w:t>
-      </w:r>
-    </w:p>
-    <w:p>
       <w:pPr>
         <w:pStyle w:val="Heading3"/>
       </w:pPr>
       <w:r>
+        <w:t>Why the result follows</w:t>
+      </w:r>
+    </w:p>
+    <w:p>
+      <w:pPr>
+        <w:spacing w:line="336" w:lineRule="auto" w:after="180"/>
+        <w:shd w:fill="F1F6FC"/>
+      </w:pPr>
+      <w:r>
+        <w:rPr>
+          <w:b w:val="0"/>
+        </w:rPr>
+        <w:t xml:space="preserve">A paper </w:t>
+      </w:r>
+      <w:r>
+        <w:rPr>
+          <w:b/>
+        </w:rPr>
+        <w:t>prototype</w:t>
+      </w:r>
+      <w:r>
+        <w:rPr>
+          <w:b w:val="0"/>
+        </w:rPr>
+        <w:t xml:space="preserve"> is executable when another person can follow its </w:t>
+      </w:r>
+      <w:r>
+        <w:rPr>
+          <w:b/>
+        </w:rPr>
+        <w:t>instruction</w:t>
+      </w:r>
+      <w:r>
+        <w:rPr>
+          <w:b w:val="0"/>
+        </w:rPr>
+        <w:t>s without guessing your intention. Record the actual wrong result separately from the expected one.</w:t>
+      </w:r>
+    </w:p>
+    <w:p>
+      <w:pPr>
+        <w:spacing w:line="336" w:lineRule="auto" w:after="180"/>
+        <w:shd w:fill="F1F6FC"/>
+      </w:pPr>
+      <w:r>
+        <w:rPr>
+          <w:b w:val="0"/>
+        </w:rPr>
+        <w:t xml:space="preserve">Discovering a missing comparison is useful </w:t>
+      </w:r>
+      <w:r>
+        <w:rPr>
+          <w:b/>
+        </w:rPr>
+        <w:t>evidence</w:t>
+      </w:r>
+      <w:r>
+        <w:rPr>
+          <w:b w:val="0"/>
+        </w:rPr>
+        <w:t xml:space="preserve"> for repair; pretending the </w:t>
+      </w:r>
+      <w:r>
+        <w:rPr>
+          <w:b/>
+        </w:rPr>
+        <w:t>operator</w:t>
+      </w:r>
+      <w:r>
+        <w:rPr>
+          <w:b w:val="0"/>
+        </w:rPr>
+        <w:t xml:space="preserve"> followed the intended rule would hide the defect.</w:t>
+      </w:r>
+    </w:p>
+    <w:p>
+      <w:pPr>
+        <w:pStyle w:val="Heading3"/>
+      </w:pPr>
+      <w:r>
         <w:t>What this example does not establish</w:t>
       </w:r>
     </w:p>
     <w:p>
-      <w:r>
-        <w:t>One repaired paper case does not establish usability, correctness on every input or performance of a later software implementation.</w:t>
-      </w:r>
-    </w:p>
-    <w:p>
       <w:pPr>
         <w:pStyle w:val="Heading3"/>
       </w:pPr>
       <w:r>
+        <w:t>Keep the stated limit</w:t>
+      </w:r>
+    </w:p>
+    <w:p>
+      <w:pPr>
+        <w:spacing w:line="336" w:lineRule="auto" w:after="180"/>
+        <w:shd w:fill="FFF5E6"/>
+      </w:pPr>
+      <w:r>
+        <w:rPr>
+          <w:b w:val="0"/>
+        </w:rPr>
+        <w:t xml:space="preserve">One repaired paper case does not establish usability, correctness on every </w:t>
+      </w:r>
+      <w:r>
+        <w:rPr>
+          <w:b/>
+        </w:rPr>
+        <w:t>input</w:t>
+      </w:r>
+      <w:r>
+        <w:rPr>
+          <w:b w:val="0"/>
+        </w:rPr>
+        <w:t xml:space="preserve"> or performance of a later software implementation.</w:t>
+      </w:r>
+    </w:p>
+    <w:p>
+      <w:pPr>
+        <w:pStyle w:val="Heading3"/>
+      </w:pPr>
+      <w:r>
         <w:t>Change one thing in the pictured case</w:t>
       </w:r>
     </w:p>
     <w:p>
-      <w:r>
+      <w:pPr>
+        <w:pStyle w:val="Heading3"/>
+      </w:pPr>
+      <w:r>
+        <w:t>Change one thing</w:t>
+      </w:r>
+    </w:p>
+    <w:p>
+      <w:pPr>
+        <w:spacing w:line="336" w:lineRule="auto" w:after="180"/>
+        <w:shd w:fill="F5F1FB"/>
+      </w:pPr>
+      <w:r>
+        <w:rPr>
+          <w:b w:val="0"/>
+        </w:rPr>
         <w:t>Change: Insert “if capacity is below count, continue” before accepting a bin.</w:t>
       </w:r>
     </w:p>
     <w:p>
-      <w:r>
-        <w:t>Prediction: The revised trace rejects X and accepts Y for 4.</w:t>
-      </w:r>
-    </w:p>
-    <w:p>
-      <w:r>
+      <w:pPr>
+        <w:pStyle w:val="Heading3"/>
+      </w:pPr>
+      <w:r>
+        <w:t>Predicted result</w:t>
+      </w:r>
+    </w:p>
+    <w:p>
+      <w:pPr>
+        <w:spacing w:line="336" w:lineRule="auto" w:after="180"/>
+        <w:shd w:fill="F1F6FC"/>
+      </w:pPr>
+      <w:r>
+        <w:rPr>
+          <w:b/>
+        </w:rPr>
+        <w:t>Prediction</w:t>
+      </w:r>
+      <w:r>
+        <w:rPr>
+          <w:b w:val="0"/>
+        </w:rPr>
+        <w:t xml:space="preserve">: The revised </w:t>
+      </w:r>
+      <w:r>
+        <w:rPr>
+          <w:b/>
+        </w:rPr>
+        <w:t>trace</w:t>
+      </w:r>
+      <w:r>
+        <w:rPr>
+          <w:b w:val="0"/>
+        </w:rPr>
+        <w:t xml:space="preserve"> rejects X and accepts Y for 4.</w:t>
+      </w:r>
+    </w:p>
+    <w:p>
+      <w:pPr>
+        <w:pStyle w:val="Heading3"/>
+      </w:pPr>
+      <w:r>
+        <w:t>Why the result follows</w:t>
+      </w:r>
+    </w:p>
+    <w:p>
+      <w:pPr>
+        <w:spacing w:line="336" w:lineRule="auto" w:after="180"/>
+        <w:shd w:fill="F1F6FC"/>
+      </w:pPr>
+      <w:r>
+        <w:rPr>
+          <w:b w:val="0"/>
+        </w:rPr>
         <w:t>Reason: 3&lt;4 is true; 7&lt;4 is false, so Y fits.</w:t>
       </w:r>
     </w:p>
@@ -1310,8 +3177,57 @@
       </w:r>
     </w:p>
     <w:p>
-      <w:r>
-        <w:t>Cover the result. Ask learners to name the inputs and predict the next step. Uncover one step, connect the icon to the actual procedure, and explain its evidence. Then change the supplied condition and compare. The picture is a representation; it does not document execution of a real AI model.</w:t>
+      <w:pPr>
+        <w:pStyle w:val="Heading3"/>
+      </w:pPr>
+      <w:r>
+        <w:t>Ask while showing the picture · 8</w:t>
+      </w:r>
+    </w:p>
+    <w:p>
+      <w:pPr>
+        <w:spacing w:line="336" w:lineRule="auto" w:after="180"/>
+      </w:pPr>
+      <w:r>
+        <w:rPr>
+          <w:b w:val="0"/>
+        </w:rPr>
+        <w:t xml:space="preserve">Cover the result. Ask learners to name the </w:t>
+      </w:r>
+      <w:r>
+        <w:rPr>
+          <w:b/>
+        </w:rPr>
+        <w:t>input</w:t>
+      </w:r>
+      <w:r>
+        <w:rPr>
+          <w:b w:val="0"/>
+        </w:rPr>
+        <w:t xml:space="preserve">s and predict the next step. Uncover one step, connect the icon to the actual procedure, and explain its </w:t>
+      </w:r>
+      <w:r>
+        <w:rPr>
+          <w:b/>
+        </w:rPr>
+        <w:t>evidence</w:t>
+      </w:r>
+      <w:r>
+        <w:rPr>
+          <w:b w:val="0"/>
+        </w:rPr>
+        <w:t>. Then change the supplied condition and compare.</w:t>
+      </w:r>
+    </w:p>
+    <w:p>
+      <w:pPr>
+        <w:spacing w:line="336" w:lineRule="auto" w:after="180"/>
+      </w:pPr>
+      <w:r>
+        <w:rPr>
+          <w:b w:val="0"/>
+        </w:rPr>
+        <w:t>The picture is a representation; it does not document execution of a real AI model.</w:t>
       </w:r>
     </w:p>
     <w:p>
@@ -1323,11 +3239,16 @@
       </w:r>
     </w:p>
     <w:p>
+      <w:r>
+        <w:t>Demonstrate Build a Paper Prototype, reduce support deliberately and check individual reasoning before discussing answers.</w:t>
+      </w:r>
+    </w:p>
+    <w:p>
       <w:pPr>
         <w:pStyle w:val="Heading3"/>
       </w:pPr>
       <w:r>
-        <w:t>Demonstrate and guide practice</w:t>
+        <w:t>Board sequence</w:t>
       </w:r>
     </w:p>
     <w:p>
@@ -1335,55 +3256,305 @@
         <w:pStyle w:val="Heading3"/>
       </w:pPr>
       <w:r>
-        <w:t>Board sequence</w:t>
-      </w:r>
-    </w:p>
-    <w:p>
-      <w:r>
-        <w:t>Write the given facts: A paper prototype has input cards, decision cards and paper, plastic and review trays.</w:t>
-      </w:r>
-    </w:p>
-    <w:p>
-      <w:r>
+        <w:t>1. Put the facts on the board</w:t>
+      </w:r>
+    </w:p>
+    <w:p>
+      <w:pPr>
+        <w:spacing w:line="336" w:lineRule="auto" w:after="180"/>
+        <w:shd w:fill="F4F9FC"/>
+      </w:pPr>
+      <w:r>
+        <w:rPr>
+          <w:b w:val="0"/>
+        </w:rPr>
+        <w:t xml:space="preserve">Write the given facts: A paper </w:t>
+      </w:r>
+      <w:r>
+        <w:rPr>
+          <w:b/>
+        </w:rPr>
+        <w:t>prototype</w:t>
+      </w:r>
+      <w:r>
+        <w:rPr>
+          <w:b w:val="0"/>
+        </w:rPr>
+        <w:t xml:space="preserve"> has </w:t>
+      </w:r>
+      <w:r>
+        <w:rPr>
+          <w:b/>
+        </w:rPr>
+        <w:t>input</w:t>
+      </w:r>
+      <w:r>
+        <w:rPr>
+          <w:b w:val="0"/>
+        </w:rPr>
+        <w:t xml:space="preserve"> cards, decision cards and paper, plastic and review trays.</w:t>
+      </w:r>
+    </w:p>
+    <w:p>
+      <w:pPr>
+        <w:pStyle w:val="Heading3"/>
+      </w:pPr>
+      <w:r>
+        <w:t>2. State the decision to explain</w:t>
+      </w:r>
+    </w:p>
+    <w:p>
+      <w:pPr>
+        <w:spacing w:line="336" w:lineRule="auto" w:after="180"/>
+        <w:shd w:fill="F5F1FB"/>
+      </w:pPr>
+      <w:r>
+        <w:rPr>
+          <w:b w:val="0"/>
+        </w:rPr>
         <w:t>Write the question to explain: How can a learner simulate it?</w:t>
       </w:r>
     </w:p>
     <w:p>
-      <w:r>
-        <w:t>Reveal after predictions: Read input, follow written decisions and place a token in a tray. Record the trace. Human simulation does not establish model training.</w:t>
-      </w:r>
-    </w:p>
-    <w:p>
-      <w:r>
-        <w:t>Keep for an independent attempt: Your paper prototype shows an input card, a decision card and an output card. Explain what a person must simulate and what the prototype cannot prove.</w:t>
-      </w:r>
-    </w:p>
-    <w:p>
       <w:pPr>
         <w:pStyle w:val="Heading3"/>
       </w:pPr>
       <w:r>
+        <w:t>3. Reveal the worked reasoning</w:t>
+      </w:r>
+    </w:p>
+    <w:p>
+      <w:pPr>
+        <w:spacing w:line="336" w:lineRule="auto" w:after="180"/>
+        <w:shd w:fill="F1F6FC"/>
+      </w:pPr>
+      <w:r>
+        <w:rPr>
+          <w:b w:val="0"/>
+        </w:rPr>
+        <w:t xml:space="preserve">Reveal after </w:t>
+      </w:r>
+      <w:r>
+        <w:rPr>
+          <w:b/>
+        </w:rPr>
+        <w:t>prediction</w:t>
+      </w:r>
+      <w:r>
+        <w:rPr>
+          <w:b w:val="0"/>
+        </w:rPr>
+        <w:t xml:space="preserve">s: Read </w:t>
+      </w:r>
+      <w:r>
+        <w:rPr>
+          <w:b/>
+        </w:rPr>
+        <w:t>input</w:t>
+      </w:r>
+      <w:r>
+        <w:rPr>
+          <w:b w:val="0"/>
+        </w:rPr>
+        <w:t xml:space="preserve">, follow written decisions and place a token in a tray. Record the </w:t>
+      </w:r>
+      <w:r>
+        <w:rPr>
+          <w:b/>
+        </w:rPr>
+        <w:t>trace</w:t>
+      </w:r>
+      <w:r>
+        <w:rPr>
+          <w:b w:val="0"/>
+        </w:rPr>
+        <w:t xml:space="preserve">. Human </w:t>
+      </w:r>
+      <w:r>
+        <w:rPr>
+          <w:b/>
+        </w:rPr>
+        <w:t>simulation</w:t>
+      </w:r>
+      <w:r>
+        <w:rPr>
+          <w:b w:val="0"/>
+        </w:rPr>
+        <w:t xml:space="preserve"> does not establish model </w:t>
+      </w:r>
+      <w:r>
+        <w:rPr>
+          <w:b/>
+        </w:rPr>
+        <w:t>training</w:t>
+      </w:r>
+      <w:r>
+        <w:rPr>
+          <w:b w:val="0"/>
+        </w:rPr>
+        <w:t>.</w:t>
+      </w:r>
+    </w:p>
+    <w:p>
+      <w:pPr>
+        <w:pStyle w:val="Heading3"/>
+      </w:pPr>
+      <w:r>
+        <w:t>Hold back the independent task</w:t>
+      </w:r>
+    </w:p>
+    <w:p>
+      <w:pPr>
+        <w:spacing w:line="336" w:lineRule="auto" w:after="180"/>
+        <w:shd w:fill="FFF5E6"/>
+      </w:pPr>
+      <w:r>
+        <w:rPr>
+          <w:b w:val="0"/>
+        </w:rPr>
+        <w:t xml:space="preserve">Keep for an independent attempt: Your paper </w:t>
+      </w:r>
+      <w:r>
+        <w:rPr>
+          <w:b/>
+        </w:rPr>
+        <w:t>prototype</w:t>
+      </w:r>
+      <w:r>
+        <w:rPr>
+          <w:b w:val="0"/>
+        </w:rPr>
+        <w:t xml:space="preserve"> shows an </w:t>
+      </w:r>
+      <w:r>
+        <w:rPr>
+          <w:b/>
+        </w:rPr>
+        <w:t>input</w:t>
+      </w:r>
+      <w:r>
+        <w:rPr>
+          <w:b w:val="0"/>
+        </w:rPr>
+        <w:t xml:space="preserve"> card, a decision card and an </w:t>
+      </w:r>
+      <w:r>
+        <w:rPr>
+          <w:b/>
+        </w:rPr>
+        <w:t>output</w:t>
+      </w:r>
+      <w:r>
+        <w:rPr>
+          <w:b w:val="0"/>
+        </w:rPr>
+        <w:t xml:space="preserve"> card. Explain what a person must simulate and what the </w:t>
+      </w:r>
+      <w:r>
+        <w:rPr>
+          <w:b/>
+        </w:rPr>
+        <w:t>prototype</w:t>
+      </w:r>
+      <w:r>
+        <w:rPr>
+          <w:b w:val="0"/>
+        </w:rPr>
+        <w:t xml:space="preserve"> cannot prove.</w:t>
+      </w:r>
+    </w:p>
+    <w:p>
+      <w:pPr>
+        <w:pStyle w:val="Heading3"/>
+      </w:pPr>
+      <w:r>
         <w:t>Classroom dialogue</w:t>
       </w:r>
     </w:p>
     <w:p>
-      <w:r>
+      <w:pPr>
+        <w:pStyle w:val="Heading3"/>
+      </w:pPr>
+      <w:r>
+        <w:t>Ask the class</w:t>
+      </w:r>
+    </w:p>
+    <w:p>
+      <w:pPr>
+        <w:spacing w:line="336" w:lineRule="auto" w:after="180"/>
+        <w:shd w:fill="F5F1FB"/>
+      </w:pPr>
+      <w:r>
+        <w:rPr>
+          <w:b w:val="0"/>
+        </w:rPr>
         <w:t>Ask: Which facts are given, and which would we have to assume? Learners mark relevant details before discussing answers.</w:t>
       </w:r>
     </w:p>
     <w:p>
-      <w:r>
+      <w:pPr>
+        <w:pStyle w:val="Heading3"/>
+      </w:pPr>
+      <w:r>
+        <w:t>Language to model</w:t>
+      </w:r>
+    </w:p>
+    <w:p>
+      <w:pPr>
+        <w:spacing w:line="336" w:lineRule="auto" w:after="180"/>
+        <w:shd w:fill="F1F6F8"/>
+      </w:pPr>
+      <w:r>
+        <w:rPr>
+          <w:b w:val="0"/>
+        </w:rPr>
         <w:t>Say: Predict first. Show the rule, information path or calculation that would produce the result. A correct guess is not yet an explanation.</w:t>
       </w:r>
     </w:p>
     <w:p>
-      <w:r>
-        <w:t>Reveal reasoning one step at a time. Explain why a tempting alternative fails. Write units and denominators for arithmetic, trace conditions for decisions, and identify supporting sources for claims.</w:t>
-      </w:r>
-    </w:p>
-    <w:p>
-      <w:r>
-        <w:t>In pairs, one learner solves while the other checks evidence; exchange roles. Remove the worked answer before independent assessment.</w:t>
+      <w:pPr>
+        <w:spacing w:line="336" w:lineRule="auto" w:after="180"/>
+      </w:pPr>
+      <w:r>
+        <w:rPr>
+          <w:b w:val="0"/>
+        </w:rPr>
+        <w:t xml:space="preserve">Reveal reasoning one step at a time. Explain why a tempting alternative fails. Write units and denominators for arithmetic, </w:t>
+      </w:r>
+      <w:r>
+        <w:rPr>
+          <w:b/>
+        </w:rPr>
+        <w:t>trace</w:t>
+      </w:r>
+      <w:r>
+        <w:rPr>
+          <w:b w:val="0"/>
+        </w:rPr>
+        <w:t xml:space="preserve"> conditions for decisions, and identify supporting sources for claims.</w:t>
+      </w:r>
+    </w:p>
+    <w:p>
+      <w:pPr>
+        <w:spacing w:line="336" w:lineRule="auto" w:after="180"/>
+      </w:pPr>
+      <w:r>
+        <w:rPr>
+          <w:b w:val="0"/>
+        </w:rPr>
+        <w:t xml:space="preserve">In pairs, one learner solves while the other checks </w:t>
+      </w:r>
+      <w:r>
+        <w:rPr>
+          <w:b/>
+        </w:rPr>
+        <w:t>evidence</w:t>
+      </w:r>
+      <w:r>
+        <w:rPr>
+          <w:b w:val="0"/>
+        </w:rPr>
+        <w:t>; exchange roles. Remove the worked answer before independent assessment.</w:t>
       </w:r>
     </w:p>
     <w:p>
@@ -1395,8 +3566,60 @@
       </w:r>
     </w:p>
     <w:p>
-      <w:r>
-        <w:t>8 Yes is valid. B1 fails time 10 greater than 8 but passes quiet; B2 passes time 8 equal to 8 but fails quiet; B3 fails time 12 greater than 8 but passes quiet; B4 fails time 15 greater than 8 and fails quiet. After B4, no match. Blank quiet stops at Card 1 with clarification and zero candidate checks. Exit: starting at B2 violates P1’s reset instruction, so this is an execution mistake. Keep the original trace and run P1 again from validation and B1; for 11 No, suggest B1 because 10 fits 11 and quiet is unrestricted.</w:t>
+      <w:pPr>
+        <w:spacing w:line="336" w:lineRule="auto" w:after="180"/>
+      </w:pPr>
+      <w:r>
+        <w:rPr>
+          <w:b w:val="0"/>
+        </w:rPr>
+        <w:t>8 Yes is valid. B1 fails time 10 greater than 8 but passes quiet; B2 passes time 8 equal to 8 but fails quiet; B3 fails time 12 greater than 8 but passes quiet; B4 fails time 15 greater than 8 and fails quiet.</w:t>
+      </w:r>
+    </w:p>
+    <w:p>
+      <w:pPr>
+        <w:spacing w:line="336" w:lineRule="auto" w:after="180"/>
+      </w:pPr>
+      <w:r>
+        <w:rPr>
+          <w:b w:val="0"/>
+        </w:rPr>
+        <w:t xml:space="preserve">After B4, no match. Blank quiet stops at Card 1 with clarification and zero candidate checks. Exit: starting at B2 violates P1’s reset </w:t>
+      </w:r>
+      <w:r>
+        <w:rPr>
+          <w:b/>
+        </w:rPr>
+        <w:t>instruction</w:t>
+      </w:r>
+      <w:r>
+        <w:rPr>
+          <w:b w:val="0"/>
+        </w:rPr>
+        <w:t>, so this is an execution mistake.</w:t>
+      </w:r>
+    </w:p>
+    <w:p>
+      <w:pPr>
+        <w:spacing w:line="336" w:lineRule="auto" w:after="180"/>
+      </w:pPr>
+      <w:r>
+        <w:rPr>
+          <w:b w:val="0"/>
+        </w:rPr>
+        <w:t xml:space="preserve">Keep the original </w:t>
+      </w:r>
+      <w:r>
+        <w:rPr>
+          <w:b/>
+        </w:rPr>
+        <w:t>trace</w:t>
+      </w:r>
+      <w:r>
+        <w:rPr>
+          <w:b w:val="0"/>
+        </w:rPr>
+        <w:t xml:space="preserve"> and run P1 again from validation and B1; for 11 No, suggest B1 because 10 fits 11 and quiet is unrestricted.</w:t>
       </w:r>
     </w:p>
     <w:p>
@@ -1628,41 +3851,263 @@
       </w:r>
     </w:p>
     <w:p>
-      <w:r>
-        <w:t>Completion task: Use the manual checklist to predict P1’s output for 11 minutes No. Then ask a partner to operate your saved cards. Record the expected result separately from the observed steps and output, including the reason. Explain why the operator should stop without checking later rows.</w:t>
-      </w:r>
-    </w:p>
-    <w:p>
-      <w:r>
-        <w:t>Teacher check: The expected output is B1: 10 is no more than 11, quiet is unrestricted and B1 is first. A correct observed trace validates, starts at B1, passes both checks and suggests B1 with this reason. Stop because the specification selects the first fit. If a pupil observes a different run, retain and investigate that evidence rather than replacing it with this expected trace.</w:t>
-      </w:r>
-    </w:p>
-    <w:p>
-      <w:r>
-        <w:t>Start by identifying the given inputs together. Leave the intermediate steps blank. If needed, model one step, then withdraw that help on the next step. Move to a full trace only when the partial trace is understood. For partners, alternate explainer and checker; collect a response from every learner before discussion.</w:t>
-      </w:r>
-    </w:p>
-    <w:p>
       <w:pPr>
         <w:pStyle w:val="Heading3"/>
       </w:pPr>
       <w:r>
+        <w:t>Completion practice</w:t>
+      </w:r>
+    </w:p>
+    <w:p>
+      <w:pPr>
+        <w:spacing w:line="336" w:lineRule="auto" w:after="180"/>
+        <w:shd w:fill="F5F1FB"/>
+      </w:pPr>
+      <w:r>
+        <w:rPr>
+          <w:b w:val="0"/>
+        </w:rPr>
+        <w:t xml:space="preserve">Completion task: Use the manual checklist to predict P1’s </w:t>
+      </w:r>
+      <w:r>
+        <w:rPr>
+          <w:b/>
+        </w:rPr>
+        <w:t>output</w:t>
+      </w:r>
+      <w:r>
+        <w:rPr>
+          <w:b w:val="0"/>
+        </w:rPr>
+        <w:t xml:space="preserve"> for 11 minutes No. Then ask a partner to operate your saved cards.</w:t>
+      </w:r>
+    </w:p>
+    <w:p>
+      <w:pPr>
+        <w:spacing w:line="336" w:lineRule="auto" w:after="180"/>
+        <w:shd w:fill="F5F1FB"/>
+      </w:pPr>
+      <w:r>
+        <w:rPr>
+          <w:b w:val="0"/>
+        </w:rPr>
+        <w:t xml:space="preserve">Record the </w:t>
+      </w:r>
+      <w:r>
+        <w:rPr>
+          <w:b/>
+        </w:rPr>
+        <w:t>expected result</w:t>
+      </w:r>
+      <w:r>
+        <w:rPr>
+          <w:b w:val="0"/>
+        </w:rPr>
+        <w:t xml:space="preserve"> separately from the observed steps and </w:t>
+      </w:r>
+      <w:r>
+        <w:rPr>
+          <w:b/>
+        </w:rPr>
+        <w:t>output</w:t>
+      </w:r>
+      <w:r>
+        <w:rPr>
+          <w:b w:val="0"/>
+        </w:rPr>
+        <w:t xml:space="preserve">, including the reason. Explain why the </w:t>
+      </w:r>
+      <w:r>
+        <w:rPr>
+          <w:b/>
+        </w:rPr>
+        <w:t>operator</w:t>
+      </w:r>
+      <w:r>
+        <w:rPr>
+          <w:b w:val="0"/>
+        </w:rPr>
+        <w:t xml:space="preserve"> should stop without checking later rows.</w:t>
+      </w:r>
+    </w:p>
+    <w:p>
+      <w:pPr>
+        <w:pStyle w:val="Heading3"/>
+      </w:pPr>
+      <w:r>
+        <w:t>Reasoning to listen for</w:t>
+      </w:r>
+    </w:p>
+    <w:p>
+      <w:pPr>
+        <w:spacing w:line="336" w:lineRule="auto" w:after="180"/>
+        <w:shd w:fill="F1F6FC"/>
+      </w:pPr>
+      <w:r>
+        <w:rPr>
+          <w:b w:val="0"/>
+        </w:rPr>
+        <w:t xml:space="preserve">Teacher check: The expected </w:t>
+      </w:r>
+      <w:r>
+        <w:rPr>
+          <w:b/>
+        </w:rPr>
+        <w:t>output</w:t>
+      </w:r>
+      <w:r>
+        <w:rPr>
+          <w:b w:val="0"/>
+        </w:rPr>
+        <w:t xml:space="preserve"> is B1: 10 is no more than 11, quiet is unrestricted and B1 is first. A correct observed </w:t>
+      </w:r>
+      <w:r>
+        <w:rPr>
+          <w:b/>
+        </w:rPr>
+        <w:t>trace</w:t>
+      </w:r>
+      <w:r>
+        <w:rPr>
+          <w:b w:val="0"/>
+        </w:rPr>
+        <w:t xml:space="preserve"> validates, starts at B1, passes both checks and suggests B1 with this reason.</w:t>
+      </w:r>
+    </w:p>
+    <w:p>
+      <w:pPr>
+        <w:spacing w:line="336" w:lineRule="auto" w:after="180"/>
+        <w:shd w:fill="F1F6FC"/>
+      </w:pPr>
+      <w:r>
+        <w:rPr>
+          <w:b w:val="0"/>
+        </w:rPr>
+        <w:t xml:space="preserve">Stop because the specification selects the first fit. If a pupil observes a different run, retain and investigate that </w:t>
+      </w:r>
+      <w:r>
+        <w:rPr>
+          <w:b/>
+        </w:rPr>
+        <w:t>evidence</w:t>
+      </w:r>
+      <w:r>
+        <w:rPr>
+          <w:b w:val="0"/>
+        </w:rPr>
+        <w:t xml:space="preserve"> rather than replacing it with this expected </w:t>
+      </w:r>
+      <w:r>
+        <w:rPr>
+          <w:b/>
+        </w:rPr>
+        <w:t>trace</w:t>
+      </w:r>
+      <w:r>
+        <w:rPr>
+          <w:b w:val="0"/>
+        </w:rPr>
+        <w:t>.</w:t>
+      </w:r>
+    </w:p>
+    <w:p>
+      <w:pPr>
+        <w:spacing w:line="336" w:lineRule="auto" w:after="180"/>
+      </w:pPr>
+      <w:r>
+        <w:rPr>
+          <w:b w:val="0"/>
+        </w:rPr>
+        <w:t xml:space="preserve">Start by identifying the given </w:t>
+      </w:r>
+      <w:r>
+        <w:rPr>
+          <w:b/>
+        </w:rPr>
+        <w:t>input</w:t>
+      </w:r>
+      <w:r>
+        <w:rPr>
+          <w:b w:val="0"/>
+        </w:rPr>
+        <w:t xml:space="preserve">s together. Leave the intermediate steps blank. If needed, model one step, then withdraw that help on the next step. Move to a full </w:t>
+      </w:r>
+      <w:r>
+        <w:rPr>
+          <w:b/>
+        </w:rPr>
+        <w:t>trace</w:t>
+      </w:r>
+      <w:r>
+        <w:rPr>
+          <w:b w:val="0"/>
+        </w:rPr>
+        <w:t xml:space="preserve"> only when the partial </w:t>
+      </w:r>
+      <w:r>
+        <w:rPr>
+          <w:b/>
+        </w:rPr>
+        <w:t>trace</w:t>
+      </w:r>
+      <w:r>
+        <w:rPr>
+          <w:b w:val="0"/>
+        </w:rPr>
+        <w:t xml:space="preserve"> is understood.</w:t>
+      </w:r>
+    </w:p>
+    <w:p>
+      <w:pPr>
+        <w:spacing w:line="336" w:lineRule="auto" w:after="180"/>
+      </w:pPr>
+      <w:r>
+        <w:rPr>
+          <w:b w:val="0"/>
+        </w:rPr>
+        <w:t>For partners, alternate explainer and checker; collect a response from every learner before discussion.</w:t>
+      </w:r>
+    </w:p>
+    <w:p>
+      <w:pPr>
+        <w:pStyle w:val="Heading3"/>
+      </w:pPr>
+      <w:r>
         <w:t>Individual reasoning check</w:t>
       </w:r>
     </w:p>
     <w:p>
-      <w:r>
-        <w:t>Use the worked case for Building and tracing a paper prototype. Proposed explanation: “A correct-looking answer is enough”. Decide whether this explanation is supported. Point to the step or supplied fact that decides; explain your repair if needed.</w:t>
-      </w:r>
-    </w:p>
-    <w:p>
-      <w:r>
-        <w:t>Expected correction: Inspect the request, versions and trace to check how it was reached.</w:t>
-      </w:r>
-    </w:p>
-    <w:p>
-      <w:r>
-        <w:t>Collect explanations, not only yes/no votes. If a misunderstanding is common, re-model the relevant step for the class. If it affects a few learners, give a short targeted group explanation while others solve a more demanding variation.</w:t>
+      <w:pPr>
+        <w:spacing w:line="336" w:lineRule="auto" w:after="180"/>
+      </w:pPr>
+      <w:r>
+        <w:rPr>
+          <w:b w:val="0"/>
+        </w:rPr>
+        <w:t xml:space="preserve">Use the worked case for Building and tracing a paper </w:t>
+      </w:r>
+      <w:r>
+        <w:rPr>
+          <w:b/>
+        </w:rPr>
+        <w:t>prototype</w:t>
+      </w:r>
+      <w:r>
+        <w:rPr>
+          <w:b w:val="0"/>
+        </w:rPr>
+        <w:t>. Proposed explanation: “A correct-looking answer is enough”. Decide whether this explanation is supported.</w:t>
+      </w:r>
+    </w:p>
+    <w:p>
+      <w:pPr>
+        <w:spacing w:line="336" w:lineRule="auto" w:after="180"/>
+      </w:pPr>
+      <w:r>
+        <w:rPr>
+          <w:b w:val="0"/>
+        </w:rPr>
+        <w:t>Point to the step or supplied fact that decides; explain your repair if needed.</w:t>
       </w:r>
     </w:p>
     <w:p>
@@ -1670,11 +4115,72 @@
         <w:pStyle w:val="Heading3"/>
       </w:pPr>
       <w:r>
+        <w:t>Expected repair</w:t>
+      </w:r>
+    </w:p>
+    <w:p>
+      <w:pPr>
+        <w:spacing w:line="336" w:lineRule="auto" w:after="180"/>
+        <w:shd w:fill="F1F6FC"/>
+      </w:pPr>
+      <w:r>
+        <w:rPr>
+          <w:b w:val="0"/>
+        </w:rPr>
+        <w:t xml:space="preserve">Expected correction: Inspect the request, versions and </w:t>
+      </w:r>
+      <w:r>
+        <w:rPr>
+          <w:b/>
+        </w:rPr>
+        <w:t>trace</w:t>
+      </w:r>
+      <w:r>
+        <w:rPr>
+          <w:b w:val="0"/>
+        </w:rPr>
+        <w:t xml:space="preserve"> to check how it was reached.</w:t>
+      </w:r>
+    </w:p>
+    <w:p>
+      <w:pPr>
+        <w:spacing w:line="336" w:lineRule="auto" w:after="180"/>
+      </w:pPr>
+      <w:r>
+        <w:rPr>
+          <w:b w:val="0"/>
+        </w:rPr>
+        <w:t>Collect explanations, not only yes/no votes. If a misunderstanding is common, re-model the relevant step for the class.</w:t>
+      </w:r>
+    </w:p>
+    <w:p>
+      <w:pPr>
+        <w:spacing w:line="336" w:lineRule="auto" w:after="180"/>
+      </w:pPr>
+      <w:r>
+        <w:rPr>
+          <w:b w:val="0"/>
+        </w:rPr>
+        <w:t>If it affects a few learners, give a short targeted group explanation while others solve a more demanding variation.</w:t>
+      </w:r>
+    </w:p>
+    <w:p>
+      <w:pPr>
+        <w:pStyle w:val="Heading3"/>
+      </w:pPr>
+      <w:r>
         <w:t>Pictorial practice question</w:t>
       </w:r>
     </w:p>
     <w:p>
-      <w:r>
+      <w:pPr>
+        <w:spacing w:line="336" w:lineRule="auto" w:after="180"/>
+        <w:shd w:fill="F5F1FB"/>
+      </w:pPr>
+      <w:r>
+        <w:rPr>
+          <w:b w:val="0"/>
+        </w:rPr>
         <w:t>What should appear in the test log before and after the repair?</w:t>
       </w:r>
     </w:p>
@@ -1687,18 +4193,84 @@
       </w:r>
     </w:p>
     <w:p>
-      <w:r>
-        <w:t>Keep original version: expected Y, actual X, missing comparison. Add revised version: expected Y, actual Y, with its full trace.</w:t>
-      </w:r>
-    </w:p>
-    <w:p>
-      <w:r>
-        <w:t>Changed-case reasoning: The revised trace rejects X and accepts Y for 4. 3&lt;4 is true; 7&lt;4 is false, so Y fits.</w:t>
-      </w:r>
-    </w:p>
-    <w:p>
-      <w:r>
-        <w:t>Collect each learner’s explanation before discussion. Use the first missing connection between input, deciding step and result to choose support. This question is worked-case practice, not fresh mastery evidence.</w:t>
+      <w:pPr>
+        <w:spacing w:line="336" w:lineRule="auto" w:after="180"/>
+      </w:pPr>
+      <w:r>
+        <w:rPr>
+          <w:b w:val="0"/>
+        </w:rPr>
+        <w:t xml:space="preserve">Keep original version: expected Y, actual X, missing comparison. Add revised version: expected Y, actual Y, with its full </w:t>
+      </w:r>
+      <w:r>
+        <w:rPr>
+          <w:b/>
+        </w:rPr>
+        <w:t>trace</w:t>
+      </w:r>
+      <w:r>
+        <w:rPr>
+          <w:b w:val="0"/>
+        </w:rPr>
+        <w:t>.</w:t>
+      </w:r>
+    </w:p>
+    <w:p>
+      <w:pPr>
+        <w:spacing w:line="336" w:lineRule="auto" w:after="180"/>
+      </w:pPr>
+      <w:r>
+        <w:rPr>
+          <w:b w:val="0"/>
+        </w:rPr>
+        <w:t xml:space="preserve">Changed-case reasoning: The revised </w:t>
+      </w:r>
+      <w:r>
+        <w:rPr>
+          <w:b/>
+        </w:rPr>
+        <w:t>trace</w:t>
+      </w:r>
+      <w:r>
+        <w:rPr>
+          <w:b w:val="0"/>
+        </w:rPr>
+        <w:t xml:space="preserve"> rejects X and accepts Y for 4. 3&lt;4 is true; 7&lt;4 is false, so Y fits.</w:t>
+      </w:r>
+    </w:p>
+    <w:p>
+      <w:pPr>
+        <w:spacing w:line="336" w:lineRule="auto" w:after="180"/>
+      </w:pPr>
+      <w:r>
+        <w:rPr>
+          <w:b w:val="0"/>
+        </w:rPr>
+        <w:t xml:space="preserve">Collect each learner’s explanation before discussion. Use the first missing connection between </w:t>
+      </w:r>
+      <w:r>
+        <w:rPr>
+          <w:b/>
+        </w:rPr>
+        <w:t>input</w:t>
+      </w:r>
+      <w:r>
+        <w:rPr>
+          <w:b w:val="0"/>
+        </w:rPr>
+        <w:t xml:space="preserve">, deciding step and result to choose support. This question is worked-case practice, not fresh mastery </w:t>
+      </w:r>
+      <w:r>
+        <w:rPr>
+          <w:b/>
+        </w:rPr>
+        <w:t>evidence</w:t>
+      </w:r>
+      <w:r>
+        <w:rPr>
+          <w:b w:val="0"/>
+        </w:rPr>
+        <w:t>.</w:t>
       </w:r>
     </w:p>
     <w:p>
@@ -1710,45 +4282,174 @@
       </w:r>
     </w:p>
     <w:p>
+      <w:r>
+        <w:t>Run the Build a Paper Prototype investigation and use the first unsupported step to choose a teaching response.</w:t>
+      </w:r>
+    </w:p>
+    <w:p>
+      <w:pPr>
+        <w:spacing w:line="336" w:lineRule="auto" w:after="180"/>
+      </w:pPr>
+      <w:r>
+        <w:rPr>
+          <w:b w:val="0"/>
+        </w:rPr>
+        <w:t xml:space="preserve">Predict first, test honestly, and explain what the </w:t>
+      </w:r>
+      <w:r>
+        <w:rPr>
+          <w:b/>
+        </w:rPr>
+        <w:t>evidence</w:t>
+      </w:r>
+      <w:r>
+        <w:rPr>
+          <w:b w:val="0"/>
+        </w:rPr>
+        <w:t xml:space="preserve"> means.</w:t>
+      </w:r>
+    </w:p>
+    <w:p>
       <w:pPr>
         <w:pStyle w:val="Heading3"/>
       </w:pPr>
       <w:r>
-        <w:t>Run the weekly evidence lab</w:t>
-      </w:r>
-    </w:p>
-    <w:p>
-      <w:r>
-        <w:t>Predict first, test honestly, and explain what the evidence means.</w:t>
-      </w:r>
-    </w:p>
-    <w:p>
-      <w:r>
-        <w:t>State your prediction before the result is known.</w:t>
-      </w:r>
-    </w:p>
-    <w:p>
-      <w:r>
+        <w:t>1. Predict</w:t>
+      </w:r>
+    </w:p>
+    <w:p>
+      <w:pPr>
+        <w:spacing w:line="336" w:lineRule="auto" w:after="180"/>
+        <w:shd w:fill="F4F9FC"/>
+      </w:pPr>
+      <w:r>
+        <w:rPr>
+          <w:b w:val="0"/>
+        </w:rPr>
+        <w:t xml:space="preserve">State your </w:t>
+      </w:r>
+      <w:r>
+        <w:rPr>
+          <w:b/>
+        </w:rPr>
+        <w:t>prediction</w:t>
+      </w:r>
+      <w:r>
+        <w:rPr>
+          <w:b w:val="0"/>
+        </w:rPr>
+        <w:t xml:space="preserve"> before the result is known.</w:t>
+      </w:r>
+    </w:p>
+    <w:p>
+      <w:pPr>
+        <w:pStyle w:val="Heading3"/>
+      </w:pPr>
+      <w:r>
+        <w:t>2. Investigate</w:t>
+      </w:r>
+    </w:p>
+    <w:p>
+      <w:pPr>
+        <w:spacing w:line="336" w:lineRule="auto" w:after="180"/>
+        <w:shd w:fill="F4F9FC"/>
+      </w:pPr>
+      <w:r>
+        <w:rPr>
+          <w:b w:val="0"/>
+        </w:rPr>
         <w:t>Complete the task: Run the sorter with a partner acting as the computer.</w:t>
       </w:r>
     </w:p>
     <w:p>
-      <w:r>
+      <w:pPr>
+        <w:pStyle w:val="Heading3"/>
+      </w:pPr>
+      <w:r>
+        <w:t>3. Compare cases</w:t>
+      </w:r>
+    </w:p>
+    <w:p>
+      <w:pPr>
+        <w:spacing w:line="336" w:lineRule="auto" w:after="180"/>
+        <w:shd w:fill="F4F9FC"/>
+      </w:pPr>
+      <w:r>
+        <w:rPr>
+          <w:b w:val="0"/>
+        </w:rPr>
         <w:t>Keep a normal case and an edge case clearly separated.</w:t>
       </w:r>
     </w:p>
     <w:p>
-      <w:r>
-        <w:t>Record what happened—even when it does not match your prediction.</w:t>
-      </w:r>
-    </w:p>
-    <w:p>
-      <w:r>
+      <w:pPr>
+        <w:pStyle w:val="Heading3"/>
+      </w:pPr>
+      <w:r>
+        <w:t>4. Record honestly</w:t>
+      </w:r>
+    </w:p>
+    <w:p>
+      <w:pPr>
+        <w:spacing w:line="336" w:lineRule="auto" w:after="180"/>
+        <w:shd w:fill="F4F9FC"/>
+      </w:pPr>
+      <w:r>
+        <w:rPr>
+          <w:b w:val="0"/>
+        </w:rPr>
+        <w:t xml:space="preserve">Record what happened—even when it does not match your </w:t>
+      </w:r>
+      <w:r>
+        <w:rPr>
+          <w:b/>
+        </w:rPr>
+        <w:t>prediction</w:t>
+      </w:r>
+      <w:r>
+        <w:rPr>
+          <w:b w:val="0"/>
+        </w:rPr>
+        <w:t>.</w:t>
+      </w:r>
+    </w:p>
+    <w:p>
+      <w:pPr>
+        <w:pStyle w:val="Heading3"/>
+      </w:pPr>
+      <w:r>
+        <w:t>5. Explain and plan the next test</w:t>
+      </w:r>
+    </w:p>
+    <w:p>
+      <w:pPr>
+        <w:spacing w:line="336" w:lineRule="auto" w:after="180"/>
+        <w:shd w:fill="F4F9FC"/>
+      </w:pPr>
+      <w:r>
+        <w:rPr>
+          <w:b w:val="0"/>
+        </w:rPr>
         <w:t>Explain the result, one limitation, and the next useful test.</w:t>
       </w:r>
     </w:p>
     <w:p>
-      <w:r>
+      <w:pPr>
+        <w:pStyle w:val="Heading3"/>
+      </w:pPr>
+      <w:r>
+        <w:t>Use a fresh case after support</w:t>
+      </w:r>
+    </w:p>
+    <w:p>
+      <w:pPr>
+        <w:spacing w:line="336" w:lineRule="auto" w:after="180"/>
+        <w:shd w:fill="FFF5E6"/>
+      </w:pPr>
+      <w:r>
+        <w:rPr>
+          <w:b w:val="0"/>
+        </w:rPr>
         <w:t>INDEPENDENCE After support is removed, repeat the proof with a fresh case.</w:t>
       </w:r>
     </w:p>
@@ -1761,8 +4462,37 @@
       </w:r>
     </w:p>
     <w:p>
-      <w:r>
-        <w:t>Use the concrete case as the shared normal case and the independent question as a second case. Each pair creates a boundary or missing-information case and predicts its result before testing. Keep the expected result separate from an observed mistake.</w:t>
+      <w:pPr>
+        <w:spacing w:line="336" w:lineRule="auto" w:after="180"/>
+      </w:pPr>
+      <w:r>
+        <w:rPr>
+          <w:b w:val="0"/>
+        </w:rPr>
+        <w:t>Use the concrete case as the shared normal case and the independent question as a second case. Each pair creates a boundary or missing-information case and predicts its result before testing.</w:t>
+      </w:r>
+    </w:p>
+    <w:p>
+      <w:pPr>
+        <w:spacing w:line="336" w:lineRule="auto" w:after="180"/>
+      </w:pPr>
+      <w:r>
+        <w:rPr>
+          <w:b w:val="0"/>
+        </w:rPr>
+        <w:t xml:space="preserve">Keep the </w:t>
+      </w:r>
+      <w:r>
+        <w:rPr>
+          <w:b/>
+        </w:rPr>
+        <w:t>expected result</w:t>
+      </w:r>
+      <w:r>
+        <w:rPr>
+          <w:b w:val="0"/>
+        </w:rPr>
+        <w:t xml:space="preserve"> separate from an observed mistake.</w:t>
       </w:r>
     </w:p>
     <w:tbl>
@@ -1920,40 +4650,168 @@
       </w:r>
     </w:p>
     <w:p>
-      <w:r>
-        <w:t>CLAIM TO REPAIR A paper prototype is already a trained AI system.</w:t>
-      </w:r>
-    </w:p>
-    <w:p>
-      <w:r>
-        <w:t>For guessing, return to given facts and request a trace. For vocabulary without application, use one example and one non-example. For arithmetic errors, check the setup before the calculation. Finish with a different uncoached case before recording mastery.</w:t>
-      </w:r>
-    </w:p>
-    <w:p>
       <w:pPr>
         <w:pStyle w:val="Heading3"/>
       </w:pPr>
       <w:r>
+        <w:t>Find the unsupported claim</w:t>
+      </w:r>
+    </w:p>
+    <w:p>
+      <w:pPr>
+        <w:spacing w:line="336" w:lineRule="auto" w:after="180"/>
+        <w:shd w:fill="F5F1FB"/>
+      </w:pPr>
+      <w:r>
+        <w:rPr>
+          <w:b w:val="0"/>
+        </w:rPr>
+        <w:t xml:space="preserve">CLAIM TO REPAIR A paper </w:t>
+      </w:r>
+      <w:r>
+        <w:rPr>
+          <w:b/>
+        </w:rPr>
+        <w:t>prototype</w:t>
+      </w:r>
+      <w:r>
+        <w:rPr>
+          <w:b w:val="0"/>
+        </w:rPr>
+        <w:t xml:space="preserve"> is already a trained AI system.</w:t>
+      </w:r>
+    </w:p>
+    <w:p>
+      <w:pPr>
+        <w:spacing w:line="336" w:lineRule="auto" w:after="180"/>
+      </w:pPr>
+      <w:r>
+        <w:rPr>
+          <w:b w:val="0"/>
+        </w:rPr>
+        <w:t xml:space="preserve">For guessing, return to given facts and request a </w:t>
+      </w:r>
+      <w:r>
+        <w:rPr>
+          <w:b/>
+        </w:rPr>
+        <w:t>trace</w:t>
+      </w:r>
+      <w:r>
+        <w:rPr>
+          <w:b w:val="0"/>
+        </w:rPr>
+        <w:t>. For vocabulary without application, use one example and one non-example. For arithmetic errors, check the setup before the calculation.</w:t>
+      </w:r>
+    </w:p>
+    <w:p>
+      <w:pPr>
+        <w:spacing w:line="336" w:lineRule="auto" w:after="180"/>
+      </w:pPr>
+      <w:r>
+        <w:rPr>
+          <w:b w:val="0"/>
+        </w:rPr>
+        <w:t>Finish with a different uncoached case before recording mastery.</w:t>
+      </w:r>
+    </w:p>
+    <w:p>
+      <w:pPr>
+        <w:pStyle w:val="Heading3"/>
+      </w:pPr>
+      <w:r>
         <w:t>Address these additional misconceptions</w:t>
       </w:r>
     </w:p>
     <w:p>
-      <w:r>
-        <w:t>A correct-looking answer is enough: Inspect the request, versions and trace to check how it was reached.</w:t>
-      </w:r>
-    </w:p>
-    <w:p>
-      <w:r>
-        <w:t>The observer should repair missing instructions during a run: Record the ambiguity, revise a labelled version and rerun separately.</w:t>
-      </w:r>
-    </w:p>
-    <w:p>
-      <w:r>
-        <w:t>An observed result should be changed to match the expected one: Preserve disagreement as evidence and investigate its cause.</w:t>
-      </w:r>
-    </w:p>
-    <w:p>
-      <w:r>
+      <w:pPr>
+        <w:spacing w:line="336" w:lineRule="auto" w:after="180"/>
+      </w:pPr>
+      <w:r>
+        <w:rPr>
+          <w:b w:val="0"/>
+        </w:rPr>
+        <w:t xml:space="preserve">A correct-looking answer is enough: Inspect the request, versions and </w:t>
+      </w:r>
+      <w:r>
+        <w:rPr>
+          <w:b/>
+        </w:rPr>
+        <w:t>trace</w:t>
+      </w:r>
+      <w:r>
+        <w:rPr>
+          <w:b w:val="0"/>
+        </w:rPr>
+        <w:t xml:space="preserve"> to check how it was reached.</w:t>
+      </w:r>
+    </w:p>
+    <w:p>
+      <w:pPr>
+        <w:spacing w:line="336" w:lineRule="auto" w:after="180"/>
+      </w:pPr>
+      <w:r>
+        <w:rPr>
+          <w:b w:val="0"/>
+        </w:rPr>
+        <w:t xml:space="preserve">The observer should repair missing </w:t>
+      </w:r>
+      <w:r>
+        <w:rPr>
+          <w:b/>
+        </w:rPr>
+        <w:t>instruction</w:t>
+      </w:r>
+      <w:r>
+        <w:rPr>
+          <w:b w:val="0"/>
+        </w:rPr>
+        <w:t>s during a run: Record the ambiguity, revise a labelled version and rerun separately.</w:t>
+      </w:r>
+    </w:p>
+    <w:p>
+      <w:pPr>
+        <w:spacing w:line="336" w:lineRule="auto" w:after="180"/>
+      </w:pPr>
+      <w:r>
+        <w:rPr>
+          <w:b w:val="0"/>
+        </w:rPr>
+        <w:t xml:space="preserve">An </w:t>
+      </w:r>
+      <w:r>
+        <w:rPr>
+          <w:b/>
+        </w:rPr>
+        <w:t>observed result</w:t>
+      </w:r>
+      <w:r>
+        <w:rPr>
+          <w:b w:val="0"/>
+        </w:rPr>
+        <w:t xml:space="preserve"> should be changed to match the expected one: Preserve disagreement as </w:t>
+      </w:r>
+      <w:r>
+        <w:rPr>
+          <w:b/>
+        </w:rPr>
+        <w:t>evidence</w:t>
+      </w:r>
+      <w:r>
+        <w:rPr>
+          <w:b w:val="0"/>
+        </w:rPr>
+        <w:t xml:space="preserve"> and investigate its cause.</w:t>
+      </w:r>
+    </w:p>
+    <w:p>
+      <w:pPr>
+        <w:spacing w:line="336" w:lineRule="auto" w:after="180"/>
+      </w:pPr>
+      <w:r>
+        <w:rPr>
+          <w:b w:val="0"/>
+        </w:rPr>
         <w:t>A successful paper run proves a trained AI works: These are explicit rules; one run supports only a limited claim about that implementation.</w:t>
       </w:r>
     </w:p>
@@ -2112,8 +4970,25 @@
       </w:tr>
     </w:tbl>
     <w:p>
-      <w:r>
-        <w:t>Offer an oral explanation, drawing, enlarged visual or fewer examples when that removes a reading/writing barrier. Keep the same reasoning goal. Stretch secure learners by changing a boundary or assumption and asking them to defend the effect, not simply by assigning more of the same questions.</w:t>
+      <w:pPr>
+        <w:spacing w:line="336" w:lineRule="auto" w:after="180"/>
+      </w:pPr>
+      <w:r>
+        <w:rPr>
+          <w:b w:val="0"/>
+        </w:rPr>
+        <w:t>Offer an oral explanation, drawing, enlarged visual or fewer examples when that removes a reading/writing barrier. Keep the same reasoning goal.</w:t>
+      </w:r>
+    </w:p>
+    <w:p>
+      <w:pPr>
+        <w:spacing w:line="336" w:lineRule="auto" w:after="180"/>
+      </w:pPr>
+      <w:r>
+        <w:rPr>
+          <w:b w:val="0"/>
+        </w:rPr>
+        <w:t>Stretch secure learners by changing a boundary or assumption and asking them to defend the effect, not simply by assigning more of the same questions.</w:t>
       </w:r>
     </w:p>
     <w:p>
@@ -2125,11 +5000,16 @@
       </w:r>
     </w:p>
     <w:p>
+      <w:r>
+        <w:t>Use the Build a Paper Prototype questions, teacher keys and criteria after the relevant attempts. Previously discussed cases are practice; protect the separately selected independent task.</w:t>
+      </w:r>
+    </w:p>
+    <w:p>
       <w:pPr>
         <w:pStyle w:val="Heading3"/>
       </w:pPr>
       <w:r>
-        <w:t>Assess and explain the answers</w:t>
+        <w:t>Worked case answer</w:t>
       </w:r>
     </w:p>
     <w:p>
@@ -2137,12 +5017,67 @@
         <w:pStyle w:val="Heading3"/>
       </w:pPr>
       <w:r>
-        <w:t>Worked case answer</w:t>
-      </w:r>
-    </w:p>
-    <w:p>
-      <w:r>
-        <w:t>Read input, follow written decisions and place a token in a tray. Record the trace. Human simulation does not establish model training.</w:t>
+        <w:t>Teacher key · Worked case answer</w:t>
+      </w:r>
+    </w:p>
+    <w:p>
+      <w:pPr>
+        <w:spacing w:line="336" w:lineRule="auto" w:after="180"/>
+        <w:shd w:fill="F1F6FC"/>
+      </w:pPr>
+      <w:r>
+        <w:rPr>
+          <w:b w:val="0"/>
+        </w:rPr>
+        <w:t xml:space="preserve">Read </w:t>
+      </w:r>
+      <w:r>
+        <w:rPr>
+          <w:b/>
+        </w:rPr>
+        <w:t>input</w:t>
+      </w:r>
+      <w:r>
+        <w:rPr>
+          <w:b w:val="0"/>
+        </w:rPr>
+        <w:t xml:space="preserve">, follow written decisions and place a token in a tray. Record the </w:t>
+      </w:r>
+      <w:r>
+        <w:rPr>
+          <w:b/>
+        </w:rPr>
+        <w:t>trace</w:t>
+      </w:r>
+      <w:r>
+        <w:rPr>
+          <w:b w:val="0"/>
+        </w:rPr>
+        <w:t xml:space="preserve">. Human </w:t>
+      </w:r>
+      <w:r>
+        <w:rPr>
+          <w:b/>
+        </w:rPr>
+        <w:t>simulation</w:t>
+      </w:r>
+      <w:r>
+        <w:rPr>
+          <w:b w:val="0"/>
+        </w:rPr>
+        <w:t xml:space="preserve"> does not establish model </w:t>
+      </w:r>
+      <w:r>
+        <w:rPr>
+          <w:b/>
+        </w:rPr>
+        <w:t>training</w:t>
+      </w:r>
+      <w:r>
+        <w:rPr>
+          <w:b w:val="0"/>
+        </w:rPr>
+        <w:t>.</w:t>
       </w:r>
     </w:p>
     <w:p>
@@ -2154,21 +5089,135 @@
       </w:r>
     </w:p>
     <w:p>
-      <w:r>
-        <w:t>Your paper prototype shows an input card, a decision card and an output card. Explain what a person must simulate and what the prototype cannot prove.</w:t>
-      </w:r>
-    </w:p>
-    <w:p>
       <w:pPr>
         <w:pStyle w:val="Heading3"/>
       </w:pPr>
       <w:r>
+        <w:t>Independent question · withhold the key</w:t>
+      </w:r>
+    </w:p>
+    <w:p>
+      <w:pPr>
+        <w:spacing w:line="336" w:lineRule="auto" w:after="180"/>
+        <w:shd w:fill="F5F1FB"/>
+      </w:pPr>
+      <w:r>
+        <w:rPr>
+          <w:b w:val="0"/>
+        </w:rPr>
+        <w:t xml:space="preserve">Your paper </w:t>
+      </w:r>
+      <w:r>
+        <w:rPr>
+          <w:b/>
+        </w:rPr>
+        <w:t>prototype</w:t>
+      </w:r>
+      <w:r>
+        <w:rPr>
+          <w:b w:val="0"/>
+        </w:rPr>
+        <w:t xml:space="preserve"> shows an </w:t>
+      </w:r>
+      <w:r>
+        <w:rPr>
+          <w:b/>
+        </w:rPr>
+        <w:t>input</w:t>
+      </w:r>
+      <w:r>
+        <w:rPr>
+          <w:b w:val="0"/>
+        </w:rPr>
+        <w:t xml:space="preserve"> card, a decision card and an </w:t>
+      </w:r>
+      <w:r>
+        <w:rPr>
+          <w:b/>
+        </w:rPr>
+        <w:t>output</w:t>
+      </w:r>
+      <w:r>
+        <w:rPr>
+          <w:b w:val="0"/>
+        </w:rPr>
+        <w:t xml:space="preserve"> card. Explain what a person must simulate and what the </w:t>
+      </w:r>
+      <w:r>
+        <w:rPr>
+          <w:b/>
+        </w:rPr>
+        <w:t>prototype</w:t>
+      </w:r>
+      <w:r>
+        <w:rPr>
+          <w:b w:val="0"/>
+        </w:rPr>
+        <w:t xml:space="preserve"> cannot prove.</w:t>
+      </w:r>
+    </w:p>
+    <w:p>
+      <w:pPr>
+        <w:pStyle w:val="Heading3"/>
+      </w:pPr>
+      <w:r>
         <w:t>Expected independent answer</w:t>
       </w:r>
     </w:p>
     <w:p>
-      <w:r>
-        <w:t>A person must follow the decision process and produce an output for each input. The paper model can test workflow clarity but cannot prove that a real trained model will be accurate.</w:t>
+      <w:pPr>
+        <w:pStyle w:val="Heading3"/>
+      </w:pPr>
+      <w:r>
+        <w:t>Teacher key · Expected independent answer</w:t>
+      </w:r>
+    </w:p>
+    <w:p>
+      <w:pPr>
+        <w:spacing w:line="336" w:lineRule="auto" w:after="180"/>
+        <w:shd w:fill="F1F6FC"/>
+      </w:pPr>
+      <w:r>
+        <w:rPr>
+          <w:b w:val="0"/>
+        </w:rPr>
+        <w:t xml:space="preserve">A person must follow the decision </w:t>
+      </w:r>
+      <w:r>
+        <w:rPr>
+          <w:b/>
+        </w:rPr>
+        <w:t>process</w:t>
+      </w:r>
+      <w:r>
+        <w:rPr>
+          <w:b w:val="0"/>
+        </w:rPr>
+        <w:t xml:space="preserve"> and produce an </w:t>
+      </w:r>
+      <w:r>
+        <w:rPr>
+          <w:b/>
+        </w:rPr>
+        <w:t>output</w:t>
+      </w:r>
+      <w:r>
+        <w:rPr>
+          <w:b w:val="0"/>
+        </w:rPr>
+        <w:t xml:space="preserve"> for each </w:t>
+      </w:r>
+      <w:r>
+        <w:rPr>
+          <w:b/>
+        </w:rPr>
+        <w:t>input</w:t>
+      </w:r>
+      <w:r>
+        <w:rPr>
+          <w:b w:val="0"/>
+        </w:rPr>
+        <w:t>. The paper model can test workflow clarity but cannot prove that a real trained model will be accurate.</w:t>
       </w:r>
     </w:p>
     <w:p>
@@ -2406,8 +5455,25 @@
       </w:tr>
     </w:tbl>
     <w:p>
-      <w:r>
-        <w:t>Use 6/8 as a classroom checkpoint, with 2 required for both Result and Reasoning. This is a proposed teaching rule, not a validated certification threshold. Do not count a coached answer as independent mastery; correct unsafe or unsupported claims regardless of total.</w:t>
+      <w:pPr>
+        <w:spacing w:line="336" w:lineRule="auto" w:after="180"/>
+      </w:pPr>
+      <w:r>
+        <w:rPr>
+          <w:b w:val="0"/>
+        </w:rPr>
+        <w:t>Use 6/8 as a classroom checkpoint, with 2 required for both Result and Reasoning. This is a proposed teaching rule, not a validated certification threshold.</w:t>
+      </w:r>
+    </w:p>
+    <w:p>
+      <w:pPr>
+        <w:spacing w:line="336" w:lineRule="auto" w:after="180"/>
+      </w:pPr>
+      <w:r>
+        <w:rPr>
+          <w:b w:val="0"/>
+        </w:rPr>
+        <w:t>Do not count a coached answer as independent mastery; correct unsafe or unsupported claims regardless of total.</w:t>
       </w:r>
     </w:p>
     <w:p>
@@ -2419,8 +5485,38 @@
       </w:r>
     </w:p>
     <w:p>
-      <w:r>
-        <w:t>Ask the learner to find the evidence that challenges this claim: “A paper prototype is already a trained AI system.” Keep the first attempt and an uncoached retry separate.</w:t>
+      <w:pPr>
+        <w:spacing w:line="336" w:lineRule="auto" w:after="180"/>
+      </w:pPr>
+      <w:r>
+        <w:rPr>
+          <w:b w:val="0"/>
+        </w:rPr>
+        <w:t xml:space="preserve">Ask the learner to find the </w:t>
+      </w:r>
+      <w:r>
+        <w:rPr>
+          <w:b/>
+        </w:rPr>
+        <w:t>evidence</w:t>
+      </w:r>
+      <w:r>
+        <w:rPr>
+          <w:b w:val="0"/>
+        </w:rPr>
+        <w:t xml:space="preserve"> that challenges this claim: “A paper </w:t>
+      </w:r>
+      <w:r>
+        <w:rPr>
+          <w:b/>
+        </w:rPr>
+        <w:t>prototype</w:t>
+      </w:r>
+      <w:r>
+        <w:rPr>
+          <w:b w:val="0"/>
+        </w:rPr>
+        <w:t xml:space="preserve"> is already a trained AI system.” Keep the first attempt and an uncoached retry separate.</w:t>
       </w:r>
     </w:p>
     <w:p>
@@ -2432,15 +5528,66 @@
       </w:r>
     </w:p>
     <w:p>
-      <w:r>
-        <w:t>Expected outcomes are P, M, review. Record the actual trace and any mismatch. The activity demonstrates whether people can follow the specified process; it does not show that a model has learned, nor that a future automated implementation is accurate.</w:t>
-      </w:r>
-    </w:p>
-    <w:p>
       <w:pPr>
         <w:pStyle w:val="Heading3"/>
       </w:pPr>
       <w:r>
+        <w:t>Teacher key · Original transfer answer</w:t>
+      </w:r>
+    </w:p>
+    <w:p>
+      <w:pPr>
+        <w:spacing w:line="336" w:lineRule="auto" w:after="180"/>
+        <w:shd w:fill="F1F6FC"/>
+      </w:pPr>
+      <w:r>
+        <w:rPr>
+          <w:b w:val="0"/>
+        </w:rPr>
+        <w:t xml:space="preserve">Expected outcomes are P, M, review. Record the actual </w:t>
+      </w:r>
+      <w:r>
+        <w:rPr>
+          <w:b/>
+        </w:rPr>
+        <w:t>trace</w:t>
+      </w:r>
+      <w:r>
+        <w:rPr>
+          <w:b w:val="0"/>
+        </w:rPr>
+        <w:t xml:space="preserve"> and any mismatch.</w:t>
+      </w:r>
+    </w:p>
+    <w:p>
+      <w:pPr>
+        <w:spacing w:line="336" w:lineRule="auto" w:after="180"/>
+        <w:shd w:fill="F1F6FC"/>
+      </w:pPr>
+      <w:r>
+        <w:rPr>
+          <w:b w:val="0"/>
+        </w:rPr>
+        <w:t xml:space="preserve">The activity demonstrates whether people can follow the specified </w:t>
+      </w:r>
+      <w:r>
+        <w:rPr>
+          <w:b/>
+        </w:rPr>
+        <w:t>process</w:t>
+      </w:r>
+      <w:r>
+        <w:rPr>
+          <w:b w:val="0"/>
+        </w:rPr>
+        <w:t>; it does not show that a model has learned, nor that a future automated implementation is accurate.</w:t>
+      </w:r>
+    </w:p>
+    <w:p>
+      <w:pPr>
+        <w:pStyle w:val="Heading3"/>
+      </w:pPr>
+      <w:r>
         <w:t>Explanations for the additional workbook examples</w:t>
       </w:r>
     </w:p>
@@ -2453,111 +5600,867 @@
       </w:r>
     </w:p>
     <w:p>
-      <w:r>
-        <w:t>Create P1 version 1 using the three instruction cards in the lesson. Copy catalogue B version 1 and make a request card, current-row marker and trace sheet. List what each item records. Explain which information stays fixed during one run and what changes.</w:t>
-      </w:r>
-    </w:p>
-    <w:p>
-      <w:r>
-        <w:t>The kit contains labelled instructions and catalogue, request fields, a marker and a trace sheet with run and version labels. The request and catalogue stay fixed during the run; the current row and trace advance. The final output starts clear. The cards validate, check both conditions, return the first fit, advance after failure and stop with no match after exhaustion.</w:t>
-      </w:r>
-    </w:p>
-    <w:p>
       <w:pPr>
         <w:pStyle w:val="Heading3"/>
       </w:pPr>
       <w:r>
+        <w:t>Workbook question · W1</w:t>
+      </w:r>
+    </w:p>
+    <w:p>
+      <w:pPr>
+        <w:spacing w:line="336" w:lineRule="auto" w:after="180"/>
+        <w:shd w:fill="F5F1FB"/>
+      </w:pPr>
+      <w:r>
+        <w:rPr>
+          <w:b w:val="0"/>
+        </w:rPr>
+        <w:t xml:space="preserve">Create P1 version 1 using the three </w:t>
+      </w:r>
+      <w:r>
+        <w:rPr>
+          <w:b/>
+        </w:rPr>
+        <w:t>instruction</w:t>
+      </w:r>
+      <w:r>
+        <w:rPr>
+          <w:b w:val="0"/>
+        </w:rPr>
+        <w:t xml:space="preserve"> cards in the lesson. Copy catalogue B version 1 and make a request card, current-row marker and </w:t>
+      </w:r>
+      <w:r>
+        <w:rPr>
+          <w:b/>
+        </w:rPr>
+        <w:t>trace</w:t>
+      </w:r>
+      <w:r>
+        <w:rPr>
+          <w:b w:val="0"/>
+        </w:rPr>
+        <w:t xml:space="preserve"> sheet. List what each item records.</w:t>
+      </w:r>
+    </w:p>
+    <w:p>
+      <w:pPr>
+        <w:spacing w:line="336" w:lineRule="auto" w:after="180"/>
+        <w:shd w:fill="F5F1FB"/>
+      </w:pPr>
+      <w:r>
+        <w:rPr>
+          <w:b w:val="0"/>
+        </w:rPr>
+        <w:t>Explain which information stays fixed during one run and what changes.</w:t>
+      </w:r>
+    </w:p>
+    <w:p>
+      <w:pPr>
+        <w:pStyle w:val="Heading3"/>
+      </w:pPr>
+      <w:r>
+        <w:t>Teacher reasoning · W1</w:t>
+      </w:r>
+    </w:p>
+    <w:p>
+      <w:pPr>
+        <w:spacing w:line="336" w:lineRule="auto" w:after="180"/>
+        <w:shd w:fill="F1F6FC"/>
+      </w:pPr>
+      <w:r>
+        <w:rPr>
+          <w:b w:val="0"/>
+        </w:rPr>
+        <w:t xml:space="preserve">The kit contains labelled </w:t>
+      </w:r>
+      <w:r>
+        <w:rPr>
+          <w:b/>
+        </w:rPr>
+        <w:t>instruction</w:t>
+      </w:r>
+      <w:r>
+        <w:rPr>
+          <w:b w:val="0"/>
+        </w:rPr>
+        <w:t xml:space="preserve">s and catalogue, request fields, a marker and a </w:t>
+      </w:r>
+      <w:r>
+        <w:rPr>
+          <w:b/>
+        </w:rPr>
+        <w:t>trace</w:t>
+      </w:r>
+      <w:r>
+        <w:rPr>
+          <w:b w:val="0"/>
+        </w:rPr>
+        <w:t xml:space="preserve"> sheet with run and version labels. The request and catalogue stay fixed during the run; the current row and </w:t>
+      </w:r>
+      <w:r>
+        <w:rPr>
+          <w:b/>
+        </w:rPr>
+        <w:t>trace</w:t>
+      </w:r>
+      <w:r>
+        <w:rPr>
+          <w:b w:val="0"/>
+        </w:rPr>
+        <w:t xml:space="preserve"> advance.</w:t>
+      </w:r>
+    </w:p>
+    <w:p>
+      <w:pPr>
+        <w:spacing w:line="336" w:lineRule="auto" w:after="180"/>
+        <w:shd w:fill="F1F6FC"/>
+      </w:pPr>
+      <w:r>
+        <w:rPr>
+          <w:b w:val="0"/>
+        </w:rPr>
+        <w:t xml:space="preserve">The final </w:t>
+      </w:r>
+      <w:r>
+        <w:rPr>
+          <w:b/>
+        </w:rPr>
+        <w:t>output</w:t>
+      </w:r>
+      <w:r>
+        <w:rPr>
+          <w:b w:val="0"/>
+        </w:rPr>
+        <w:t xml:space="preserve"> starts clear. The cards validate, check both conditions, return the first fit, advance after failure and stop with no match after exhaustion.</w:t>
+      </w:r>
+    </w:p>
+    <w:p>
+      <w:pPr>
+        <w:pStyle w:val="Heading3"/>
+      </w:pPr>
+      <w:r>
         <w:t>W2 Run and record the first match</w:t>
       </w:r>
     </w:p>
     <w:p>
-      <w:r>
-        <w:t>Use the manual checklist to predict P1’s output for 11 minutes No. Then ask a partner to operate your saved cards. Record the expected result separately from the observed steps and output, including the reason. Explain why the operator should stop without checking later rows.</w:t>
-      </w:r>
-    </w:p>
-    <w:p>
-      <w:r>
-        <w:t>The expected output is B1: 10 is no more than 11, quiet is unrestricted and B1 is first. A correct observed trace validates, starts at B1, passes both checks and suggests B1 with this reason. Stop because the specification selects the first fit. If a pupil observes a different run, retain and investigate that evidence rather than replacing it with this expected trace.</w:t>
-      </w:r>
-    </w:p>
-    <w:p>
       <w:pPr>
         <w:pStyle w:val="Heading3"/>
       </w:pPr>
       <w:r>
+        <w:t>Workbook question · W2</w:t>
+      </w:r>
+    </w:p>
+    <w:p>
+      <w:pPr>
+        <w:spacing w:line="336" w:lineRule="auto" w:after="180"/>
+        <w:shd w:fill="F5F1FB"/>
+      </w:pPr>
+      <w:r>
+        <w:rPr>
+          <w:b w:val="0"/>
+        </w:rPr>
+        <w:t xml:space="preserve">Use the manual checklist to predict P1’s </w:t>
+      </w:r>
+      <w:r>
+        <w:rPr>
+          <w:b/>
+        </w:rPr>
+        <w:t>output</w:t>
+      </w:r>
+      <w:r>
+        <w:rPr>
+          <w:b w:val="0"/>
+        </w:rPr>
+        <w:t xml:space="preserve"> for 11 minutes No. Then ask a partner to operate your saved cards. Record the </w:t>
+      </w:r>
+      <w:r>
+        <w:rPr>
+          <w:b/>
+        </w:rPr>
+        <w:t>expected result</w:t>
+      </w:r>
+      <w:r>
+        <w:rPr>
+          <w:b w:val="0"/>
+        </w:rPr>
+        <w:t xml:space="preserve"> separately from the observed steps and </w:t>
+      </w:r>
+      <w:r>
+        <w:rPr>
+          <w:b/>
+        </w:rPr>
+        <w:t>output</w:t>
+      </w:r>
+      <w:r>
+        <w:rPr>
+          <w:b w:val="0"/>
+        </w:rPr>
+        <w:t>, including the reason.</w:t>
+      </w:r>
+    </w:p>
+    <w:p>
+      <w:pPr>
+        <w:spacing w:line="336" w:lineRule="auto" w:after="180"/>
+        <w:shd w:fill="F5F1FB"/>
+      </w:pPr>
+      <w:r>
+        <w:rPr>
+          <w:b w:val="0"/>
+        </w:rPr>
+        <w:t xml:space="preserve">Explain why the </w:t>
+      </w:r>
+      <w:r>
+        <w:rPr>
+          <w:b/>
+        </w:rPr>
+        <w:t>operator</w:t>
+      </w:r>
+      <w:r>
+        <w:rPr>
+          <w:b w:val="0"/>
+        </w:rPr>
+        <w:t xml:space="preserve"> should stop without checking later rows.</w:t>
+      </w:r>
+    </w:p>
+    <w:p>
+      <w:pPr>
+        <w:pStyle w:val="Heading3"/>
+      </w:pPr>
+      <w:r>
+        <w:t>Teacher reasoning · W2</w:t>
+      </w:r>
+    </w:p>
+    <w:p>
+      <w:pPr>
+        <w:spacing w:line="336" w:lineRule="auto" w:after="180"/>
+        <w:shd w:fill="F1F6FC"/>
+      </w:pPr>
+      <w:r>
+        <w:rPr>
+          <w:b w:val="0"/>
+        </w:rPr>
+        <w:t xml:space="preserve">The expected </w:t>
+      </w:r>
+      <w:r>
+        <w:rPr>
+          <w:b/>
+        </w:rPr>
+        <w:t>output</w:t>
+      </w:r>
+      <w:r>
+        <w:rPr>
+          <w:b w:val="0"/>
+        </w:rPr>
+        <w:t xml:space="preserve"> is B1: 10 is no more than 11, quiet is unrestricted and B1 is first. A correct observed </w:t>
+      </w:r>
+      <w:r>
+        <w:rPr>
+          <w:b/>
+        </w:rPr>
+        <w:t>trace</w:t>
+      </w:r>
+      <w:r>
+        <w:rPr>
+          <w:b w:val="0"/>
+        </w:rPr>
+        <w:t xml:space="preserve"> validates, starts at B1, passes both checks and suggests B1 with this reason.</w:t>
+      </w:r>
+    </w:p>
+    <w:p>
+      <w:pPr>
+        <w:spacing w:line="336" w:lineRule="auto" w:after="180"/>
+        <w:shd w:fill="F1F6FC"/>
+      </w:pPr>
+      <w:r>
+        <w:rPr>
+          <w:b w:val="0"/>
+        </w:rPr>
+        <w:t xml:space="preserve">Stop because the specification selects the first fit. If a pupil observes a different run, retain and investigate that </w:t>
+      </w:r>
+      <w:r>
+        <w:rPr>
+          <w:b/>
+        </w:rPr>
+        <w:t>evidence</w:t>
+      </w:r>
+      <w:r>
+        <w:rPr>
+          <w:b w:val="0"/>
+        </w:rPr>
+        <w:t xml:space="preserve"> rather than replacing it with this expected </w:t>
+      </w:r>
+      <w:r>
+        <w:rPr>
+          <w:b/>
+        </w:rPr>
+        <w:t>trace</w:t>
+      </w:r>
+      <w:r>
+        <w:rPr>
+          <w:b w:val="0"/>
+        </w:rPr>
+        <w:t>.</w:t>
+      </w:r>
+    </w:p>
+    <w:p>
+      <w:pPr>
+        <w:pStyle w:val="Heading3"/>
+      </w:pPr>
+      <w:r>
         <w:t>W3 Locate the source of a wrong result</w:t>
       </w:r>
     </w:p>
     <w:p>
-      <w:r>
-        <w:t>Saved instructions P0 say “start at B1; if B1 fails, report no match.” For the valid request 9 minutes No, an operator follows P0 exactly and reports no match. Identify the instruction defect and write the changed step. Explain how to label the correction and what to retain from the failed run.</w:t>
-      </w:r>
-    </w:p>
-    <w:p>
-      <w:r>
-        <w:t>P0 stops after one failure and misses B2, which fits 9 No. After failure, advance to the next row and continue; no match follows only after all rows fail. Save a new version with the change recorded. Keep the original P0 instructions, request, expected B2, observed no match and trace. Rerun the corrected version and record a new result.</w:t>
-      </w:r>
-    </w:p>
-    <w:p>
       <w:pPr>
         <w:pStyle w:val="Heading3"/>
       </w:pPr>
       <w:r>
+        <w:t>Workbook question · W3</w:t>
+      </w:r>
+    </w:p>
+    <w:p>
+      <w:pPr>
+        <w:spacing w:line="336" w:lineRule="auto" w:after="180"/>
+        <w:shd w:fill="F5F1FB"/>
+      </w:pPr>
+      <w:r>
+        <w:rPr>
+          <w:b w:val="0"/>
+        </w:rPr>
+        <w:t xml:space="preserve">Saved </w:t>
+      </w:r>
+      <w:r>
+        <w:rPr>
+          <w:b/>
+        </w:rPr>
+        <w:t>instruction</w:t>
+      </w:r>
+      <w:r>
+        <w:rPr>
+          <w:b w:val="0"/>
+        </w:rPr>
+        <w:t xml:space="preserve">s P0 say “start at B1; if B1 fails, report no match.” For the valid request 9 minutes No, an </w:t>
+      </w:r>
+      <w:r>
+        <w:rPr>
+          <w:b/>
+        </w:rPr>
+        <w:t>operator</w:t>
+      </w:r>
+      <w:r>
+        <w:rPr>
+          <w:b w:val="0"/>
+        </w:rPr>
+        <w:t xml:space="preserve"> follows P0 exactly and reports no match. Identify the </w:t>
+      </w:r>
+      <w:r>
+        <w:rPr>
+          <w:b/>
+        </w:rPr>
+        <w:t>instruction</w:t>
+      </w:r>
+      <w:r>
+        <w:rPr>
+          <w:b w:val="0"/>
+        </w:rPr>
+        <w:t xml:space="preserve"> defect and write the changed step.</w:t>
+      </w:r>
+    </w:p>
+    <w:p>
+      <w:pPr>
+        <w:spacing w:line="336" w:lineRule="auto" w:after="180"/>
+        <w:shd w:fill="F5F1FB"/>
+      </w:pPr>
+      <w:r>
+        <w:rPr>
+          <w:b w:val="0"/>
+        </w:rPr>
+        <w:t>Explain how to label the correction and what to retain from the failed run.</w:t>
+      </w:r>
+    </w:p>
+    <w:p>
+      <w:pPr>
+        <w:pStyle w:val="Heading3"/>
+      </w:pPr>
+      <w:r>
+        <w:t>Teacher reasoning · W3</w:t>
+      </w:r>
+    </w:p>
+    <w:p>
+      <w:pPr>
+        <w:spacing w:line="336" w:lineRule="auto" w:after="180"/>
+        <w:shd w:fill="F1F6FC"/>
+      </w:pPr>
+      <w:r>
+        <w:rPr>
+          <w:b w:val="0"/>
+        </w:rPr>
+        <w:t>P0 stops after one failure and misses B2, which fits 9 No. After failure, advance to the next row and continue; no match follows only after all rows fail. Save a new version with the change recorded.</w:t>
+      </w:r>
+    </w:p>
+    <w:p>
+      <w:pPr>
+        <w:spacing w:line="336" w:lineRule="auto" w:after="180"/>
+        <w:shd w:fill="F1F6FC"/>
+      </w:pPr>
+      <w:r>
+        <w:rPr>
+          <w:b w:val="0"/>
+        </w:rPr>
+        <w:t xml:space="preserve">Keep the original P0 </w:t>
+      </w:r>
+      <w:r>
+        <w:rPr>
+          <w:b/>
+        </w:rPr>
+        <w:t>instruction</w:t>
+      </w:r>
+      <w:r>
+        <w:rPr>
+          <w:b w:val="0"/>
+        </w:rPr>
+        <w:t xml:space="preserve">s, request, expected B2, observed no match and </w:t>
+      </w:r>
+      <w:r>
+        <w:rPr>
+          <w:b/>
+        </w:rPr>
+        <w:t>trace</w:t>
+      </w:r>
+      <w:r>
+        <w:rPr>
+          <w:b w:val="0"/>
+        </w:rPr>
+        <w:t>. Rerun the corrected version and record a new result.</w:t>
+      </w:r>
+    </w:p>
+    <w:p>
+      <w:pPr>
+        <w:pStyle w:val="Heading3"/>
+      </w:pPr>
+      <w:r>
         <w:t>W4 Build a new route through a small catalogue</w:t>
       </w:r>
     </w:p>
     <w:p>
-      <w:r>
-        <w:t>Independently make and trace instruction cards for this paper equipment catalogue: E1 first, capacity 3 people; E2 second, capacity 6. Valid input is a whole group size from 1 to 8. Suggest the first item whose capacity is at least the group size; no booking occurs. Include invalid input and no match. Write expected results, then operate your cards for groups of 5 and 7. Record both runs and explain every stopping point.</w:t>
-      </w:r>
-    </w:p>
-    <w:p>
-      <w:r>
-        <w:t>Validate whole group size 1 to 8, otherwise clarify and stop. Start E1; if capacity is at least the group size, suggest and stop; otherwise advance to E2. If E2 fails, no match and stop. Expected 5: E1 fails 3 below 5; E2 passes 6 at least 5, suggest E2. Expected 7: both capacities too small, no match. Record actual runs separately and investigate any disagreement.</w:t>
-      </w:r>
-    </w:p>
-    <w:p>
       <w:pPr>
         <w:pStyle w:val="Heading3"/>
       </w:pPr>
       <w:r>
+        <w:t>Workbook question · W4</w:t>
+      </w:r>
+    </w:p>
+    <w:p>
+      <w:pPr>
+        <w:spacing w:line="336" w:lineRule="auto" w:after="180"/>
+        <w:shd w:fill="F5F1FB"/>
+      </w:pPr>
+      <w:r>
+        <w:rPr>
+          <w:b w:val="0"/>
+        </w:rPr>
+        <w:t xml:space="preserve">Independently make and </w:t>
+      </w:r>
+      <w:r>
+        <w:rPr>
+          <w:b/>
+        </w:rPr>
+        <w:t>trace</w:t>
+      </w:r>
+      <w:r>
+        <w:rPr>
+          <w:b w:val="0"/>
+        </w:rPr>
+        <w:t xml:space="preserve"> </w:t>
+      </w:r>
+      <w:r>
+        <w:rPr>
+          <w:b/>
+        </w:rPr>
+        <w:t>instruction</w:t>
+      </w:r>
+      <w:r>
+        <w:rPr>
+          <w:b w:val="0"/>
+        </w:rPr>
+        <w:t xml:space="preserve"> cards for this paper equipment catalogue: E1 first, capacity 3 people; E2 second, capacity 6. Valid </w:t>
+      </w:r>
+      <w:r>
+        <w:rPr>
+          <w:b/>
+        </w:rPr>
+        <w:t>input</w:t>
+      </w:r>
+      <w:r>
+        <w:rPr>
+          <w:b w:val="0"/>
+        </w:rPr>
+        <w:t xml:space="preserve"> is a whole group size from 1 to 8.</w:t>
+      </w:r>
+    </w:p>
+    <w:p>
+      <w:pPr>
+        <w:spacing w:line="336" w:lineRule="auto" w:after="180"/>
+        <w:shd w:fill="F5F1FB"/>
+      </w:pPr>
+      <w:r>
+        <w:rPr>
+          <w:b w:val="0"/>
+        </w:rPr>
+        <w:t xml:space="preserve">Suggest the first item whose capacity is at least the group size; no booking occurs. Include invalid </w:t>
+      </w:r>
+      <w:r>
+        <w:rPr>
+          <w:b/>
+        </w:rPr>
+        <w:t>input</w:t>
+      </w:r>
+      <w:r>
+        <w:rPr>
+          <w:b w:val="0"/>
+        </w:rPr>
+        <w:t xml:space="preserve"> and no match. Write </w:t>
+      </w:r>
+      <w:r>
+        <w:rPr>
+          <w:b/>
+        </w:rPr>
+        <w:t>expected result</w:t>
+      </w:r>
+      <w:r>
+        <w:rPr>
+          <w:b w:val="0"/>
+        </w:rPr>
+        <w:t>s, then operate your cards for groups of 5 and 7.</w:t>
+      </w:r>
+    </w:p>
+    <w:p>
+      <w:pPr>
+        <w:spacing w:line="336" w:lineRule="auto" w:after="180"/>
+        <w:shd w:fill="F5F1FB"/>
+      </w:pPr>
+      <w:r>
+        <w:rPr>
+          <w:b w:val="0"/>
+        </w:rPr>
+        <w:t>Record both runs and explain every stopping point.</w:t>
+      </w:r>
+    </w:p>
+    <w:p>
+      <w:pPr>
+        <w:pStyle w:val="Heading3"/>
+      </w:pPr>
+      <w:r>
+        <w:t>Teacher reasoning · W4</w:t>
+      </w:r>
+    </w:p>
+    <w:p>
+      <w:pPr>
+        <w:spacing w:line="336" w:lineRule="auto" w:after="180"/>
+        <w:shd w:fill="F1F6FC"/>
+      </w:pPr>
+      <w:r>
+        <w:rPr>
+          <w:b w:val="0"/>
+        </w:rPr>
+        <w:t>Validate whole group size 1 to 8, otherwise clarify and stop. Start E1; if capacity is at least the group size, suggest and stop; otherwise advance to E2. If E2 fails, no match and stop.</w:t>
+      </w:r>
+    </w:p>
+    <w:p>
+      <w:pPr>
+        <w:spacing w:line="336" w:lineRule="auto" w:after="180"/>
+        <w:shd w:fill="F1F6FC"/>
+      </w:pPr>
+      <w:r>
+        <w:rPr>
+          <w:b w:val="0"/>
+        </w:rPr>
+        <w:t>Expected 5: E1 fails 3 below 5; E2 passes 6 at least 5, suggest E2. Expected 7: both capacities too small, no match. Record actual runs separately and investigate any disagreement.</w:t>
+      </w:r>
+    </w:p>
+    <w:p>
+      <w:pPr>
+        <w:pStyle w:val="Heading3"/>
+      </w:pPr>
+      <w:r>
         <w:t>W5 Make the evidence repeatable</w:t>
       </w:r>
     </w:p>
     <w:p>
-      <w:r>
-        <w:t>A teammate keeps only a final “B2” answer and throws away the request and old instructions after editing them. Explain why another person cannot check this result. List what to save for each run and explain why an observed error must remain in the record.</w:t>
-      </w:r>
-    </w:p>
-    <w:p>
-      <w:r>
-        <w:t>B2 alone does not identify the request, version or route taken, so its correctness cannot be checked. Keep run ID, exact request, instruction and catalogue versions, expected result, observed steps and output, and any change with its later rerun. Keeping errors allows the team to locate and verify repairs instead of showing only favourable results.</w:t>
-      </w:r>
-    </w:p>
-    <w:p>
       <w:pPr>
         <w:pStyle w:val="Heading3"/>
       </w:pPr>
       <w:r>
+        <w:t>Workbook question · W5</w:t>
+      </w:r>
+    </w:p>
+    <w:p>
+      <w:pPr>
+        <w:spacing w:line="336" w:lineRule="auto" w:after="180"/>
+        <w:shd w:fill="F5F1FB"/>
+      </w:pPr>
+      <w:r>
+        <w:rPr>
+          <w:b w:val="0"/>
+        </w:rPr>
+        <w:t xml:space="preserve">A teammate keeps only a final “B2” answer and throws away the request and old </w:t>
+      </w:r>
+      <w:r>
+        <w:rPr>
+          <w:b/>
+        </w:rPr>
+        <w:t>instruction</w:t>
+      </w:r>
+      <w:r>
+        <w:rPr>
+          <w:b w:val="0"/>
+        </w:rPr>
+        <w:t>s after editing them. Explain why another person cannot check this result.</w:t>
+      </w:r>
+    </w:p>
+    <w:p>
+      <w:pPr>
+        <w:spacing w:line="336" w:lineRule="auto" w:after="180"/>
+        <w:shd w:fill="F5F1FB"/>
+      </w:pPr>
+      <w:r>
+        <w:rPr>
+          <w:b w:val="0"/>
+        </w:rPr>
+        <w:t>List what to save for each run and explain why an observed error must remain in the record.</w:t>
+      </w:r>
+    </w:p>
+    <w:p>
+      <w:pPr>
+        <w:pStyle w:val="Heading3"/>
+      </w:pPr>
+      <w:r>
+        <w:t>Teacher reasoning · W5</w:t>
+      </w:r>
+    </w:p>
+    <w:p>
+      <w:pPr>
+        <w:spacing w:line="336" w:lineRule="auto" w:after="180"/>
+        <w:shd w:fill="F1F6FC"/>
+      </w:pPr>
+      <w:r>
+        <w:rPr>
+          <w:b w:val="0"/>
+        </w:rPr>
+        <w:t>B2 alone does not identify the request, version or route taken, so its correctness cannot be checked.</w:t>
+      </w:r>
+    </w:p>
+    <w:p>
+      <w:pPr>
+        <w:spacing w:line="336" w:lineRule="auto" w:after="180"/>
+        <w:shd w:fill="F1F6FC"/>
+      </w:pPr>
+      <w:r>
+        <w:rPr>
+          <w:b w:val="0"/>
+        </w:rPr>
+        <w:t xml:space="preserve">Keep run ID, exact request, </w:t>
+      </w:r>
+      <w:r>
+        <w:rPr>
+          <w:b/>
+        </w:rPr>
+        <w:t>instruction</w:t>
+      </w:r>
+      <w:r>
+        <w:rPr>
+          <w:b w:val="0"/>
+        </w:rPr>
+        <w:t xml:space="preserve"> and catalogue versions, </w:t>
+      </w:r>
+      <w:r>
+        <w:rPr>
+          <w:b/>
+        </w:rPr>
+        <w:t>expected result</w:t>
+      </w:r>
+      <w:r>
+        <w:rPr>
+          <w:b w:val="0"/>
+        </w:rPr>
+        <w:t xml:space="preserve">, observed steps and </w:t>
+      </w:r>
+      <w:r>
+        <w:rPr>
+          <w:b/>
+        </w:rPr>
+        <w:t>output</w:t>
+      </w:r>
+      <w:r>
+        <w:rPr>
+          <w:b w:val="0"/>
+        </w:rPr>
+        <w:t>, and any change with its later rerun.</w:t>
+      </w:r>
+    </w:p>
+    <w:p>
+      <w:pPr>
+        <w:spacing w:line="336" w:lineRule="auto" w:after="180"/>
+        <w:shd w:fill="F1F6FC"/>
+      </w:pPr>
+      <w:r>
+        <w:rPr>
+          <w:b w:val="0"/>
+        </w:rPr>
+        <w:t>Keeping errors allows the team to locate and verify repairs instead of showing only favourable results.</w:t>
+      </w:r>
+    </w:p>
+    <w:p>
+      <w:pPr>
+        <w:pStyle w:val="Heading3"/>
+      </w:pPr>
+      <w:r>
         <w:t>Assess independent transfer</w:t>
       </w:r>
     </w:p>
     <w:p>
-      <w:r>
-        <w:t>Selected case: Independently make and trace instruction cards for this paper equipment catalogue: E1 first, capacity 3 people; E2 second, capacity 6. Valid input is a whole group size from 1 to 8. Suggest the first item whose capacity is at least the group size; no booking occurs. Include invalid input and no match. Write expected results, then operate your cards for groups of 5 and 7. Record both runs and explain every stopping point.</w:t>
-      </w:r>
-    </w:p>
-    <w:p>
       <w:pPr>
         <w:pStyle w:val="Heading3"/>
       </w:pPr>
       <w:r>
+        <w:t>Independent question · withhold the key</w:t>
+      </w:r>
+    </w:p>
+    <w:p>
+      <w:pPr>
+        <w:spacing w:line="336" w:lineRule="auto" w:after="180"/>
+        <w:shd w:fill="F5F1FB"/>
+      </w:pPr>
+      <w:r>
+        <w:rPr>
+          <w:b w:val="0"/>
+        </w:rPr>
+        <w:t xml:space="preserve">Selected case: Independently make and </w:t>
+      </w:r>
+      <w:r>
+        <w:rPr>
+          <w:b/>
+        </w:rPr>
+        <w:t>trace</w:t>
+      </w:r>
+      <w:r>
+        <w:rPr>
+          <w:b w:val="0"/>
+        </w:rPr>
+        <w:t xml:space="preserve"> </w:t>
+      </w:r>
+      <w:r>
+        <w:rPr>
+          <w:b/>
+        </w:rPr>
+        <w:t>instruction</w:t>
+      </w:r>
+      <w:r>
+        <w:rPr>
+          <w:b w:val="0"/>
+        </w:rPr>
+        <w:t xml:space="preserve"> cards for this paper equipment catalogue: E1 first, capacity 3 people; E2 second, capacity 6. Valid </w:t>
+      </w:r>
+      <w:r>
+        <w:rPr>
+          <w:b/>
+        </w:rPr>
+        <w:t>input</w:t>
+      </w:r>
+      <w:r>
+        <w:rPr>
+          <w:b w:val="0"/>
+        </w:rPr>
+        <w:t xml:space="preserve"> is a whole group size from 1 to 8.</w:t>
+      </w:r>
+    </w:p>
+    <w:p>
+      <w:pPr>
+        <w:spacing w:line="336" w:lineRule="auto" w:after="180"/>
+        <w:shd w:fill="F5F1FB"/>
+      </w:pPr>
+      <w:r>
+        <w:rPr>
+          <w:b w:val="0"/>
+        </w:rPr>
+        <w:t xml:space="preserve">Suggest the first item whose capacity is at least the group size; no booking occurs. Include invalid </w:t>
+      </w:r>
+      <w:r>
+        <w:rPr>
+          <w:b/>
+        </w:rPr>
+        <w:t>input</w:t>
+      </w:r>
+      <w:r>
+        <w:rPr>
+          <w:b w:val="0"/>
+        </w:rPr>
+        <w:t xml:space="preserve"> and no match. Write </w:t>
+      </w:r>
+      <w:r>
+        <w:rPr>
+          <w:b/>
+        </w:rPr>
+        <w:t>expected result</w:t>
+      </w:r>
+      <w:r>
+        <w:rPr>
+          <w:b w:val="0"/>
+        </w:rPr>
+        <w:t>s, then operate your cards for groups of 5 and 7.</w:t>
+      </w:r>
+    </w:p>
+    <w:p>
+      <w:pPr>
+        <w:spacing w:line="336" w:lineRule="auto" w:after="180"/>
+        <w:shd w:fill="F5F1FB"/>
+      </w:pPr>
+      <w:r>
+        <w:rPr>
+          <w:b w:val="0"/>
+        </w:rPr>
+        <w:t>Record both runs and explain every stopping point.</w:t>
+      </w:r>
+    </w:p>
+    <w:p>
+      <w:pPr>
+        <w:pStyle w:val="Heading3"/>
+      </w:pPr>
+      <w:r>
         <w:t>Selected case answer</w:t>
       </w:r>
     </w:p>
     <w:p>
-      <w:r>
-        <w:t>Validate whole group size 1 to 8, otherwise clarify and stop. Start E1; if capacity is at least the group size, suggest and stop; otherwise advance to E2. If E2 fails, no match and stop. Expected 5: E1 fails 3 below 5; E2 passes 6 at least 5, suggest E2. Expected 7: both capacities too small, no match. Record actual runs separately and investigate any disagreement.</w:t>
+      <w:pPr>
+        <w:pStyle w:val="Heading3"/>
+      </w:pPr>
+      <w:r>
+        <w:t>Teacher key · Selected case answer</w:t>
+      </w:r>
+    </w:p>
+    <w:p>
+      <w:pPr>
+        <w:spacing w:line="336" w:lineRule="auto" w:after="180"/>
+        <w:shd w:fill="F1F6FC"/>
+      </w:pPr>
+      <w:r>
+        <w:rPr>
+          <w:b w:val="0"/>
+        </w:rPr>
+        <w:t>Validate whole group size 1 to 8, otherwise clarify and stop. Start E1; if capacity is at least the group size, suggest and stop; otherwise advance to E2. If E2 fails, no match and stop.</w:t>
+      </w:r>
+    </w:p>
+    <w:p>
+      <w:pPr>
+        <w:spacing w:line="336" w:lineRule="auto" w:after="180"/>
+        <w:shd w:fill="F1F6FC"/>
+      </w:pPr>
+      <w:r>
+        <w:rPr>
+          <w:b w:val="0"/>
+        </w:rPr>
+        <w:t>Expected 5: E1 fails 3 below 5; E2 passes 6 at least 5, suggest E2. Expected 7: both capacities too small, no match. Record actual runs separately and investigate any disagreement.</w:t>
       </w:r>
     </w:p>
     <w:tbl>
@@ -2663,21 +6566,89 @@
       </w:tr>
     </w:tbl>
     <w:p>
-      <w:r>
-        <w:t>Record each dimension as not yet, with support, or independent. Accept a valid alternative procedure with a defensible trace. Do not penalise an honestly recorded model failure if the learner correctly explains its evidence and limits.</w:t>
-      </w:r>
-    </w:p>
-    <w:p>
       <w:pPr>
         <w:pStyle w:val="Heading3"/>
       </w:pPr>
       <w:r>
+        <w:t>Teacher key · Selected case answer</w:t>
+      </w:r>
+    </w:p>
+    <w:p>
+      <w:pPr>
+        <w:spacing w:line="336" w:lineRule="auto" w:after="180"/>
+        <w:shd w:fill="F1F6FC"/>
+      </w:pPr>
+      <w:r>
+        <w:rPr>
+          <w:b w:val="0"/>
+        </w:rPr>
+        <w:t xml:space="preserve">Record each dimension as not yet, with support, or independent. Accept a valid alternative procedure with a defensible </w:t>
+      </w:r>
+      <w:r>
+        <w:rPr>
+          <w:b/>
+        </w:rPr>
+        <w:t>trace</w:t>
+      </w:r>
+      <w:r>
+        <w:rPr>
+          <w:b w:val="0"/>
+        </w:rPr>
+        <w:t>.</w:t>
+      </w:r>
+    </w:p>
+    <w:p>
+      <w:pPr>
+        <w:spacing w:line="336" w:lineRule="auto" w:after="180"/>
+        <w:shd w:fill="F1F6FC"/>
+      </w:pPr>
+      <w:r>
+        <w:rPr>
+          <w:b w:val="0"/>
+        </w:rPr>
+        <w:t xml:space="preserve">Do not penalise an honestly recorded model failure if the learner correctly explains its </w:t>
+      </w:r>
+      <w:r>
+        <w:rPr>
+          <w:b/>
+        </w:rPr>
+        <w:t>evidence</w:t>
+      </w:r>
+      <w:r>
+        <w:rPr>
+          <w:b w:val="0"/>
+        </w:rPr>
+        <w:t xml:space="preserve"> and limits.</w:t>
+      </w:r>
+    </w:p>
+    <w:p>
+      <w:pPr>
+        <w:pStyle w:val="Heading3"/>
+      </w:pPr>
+      <w:r>
         <w:t>Feedback that the learner uses</w:t>
       </w:r>
     </w:p>
     <w:p>
-      <w:r>
-        <w:t>Name the earliest unsupported step and give one action to repair it. Have the learner make that repair now and explain why. Then assess the relevant skill on a fresh, fully specified case. Confirm it was not previously practised with feedback; solve and check the new case before assigning it. A follow-up design prompt is a starting brief, not automatically an equivalent test.</w:t>
+      <w:pPr>
+        <w:spacing w:line="336" w:lineRule="auto" w:after="180"/>
+      </w:pPr>
+      <w:r>
+        <w:rPr>
+          <w:b w:val="0"/>
+        </w:rPr>
+        <w:t>Name the earliest unsupported step and give one action to repair it. Have the learner make that repair now and explain why. Then assess the relevant skill on a fresh, fully specified case.</w:t>
+      </w:r>
+    </w:p>
+    <w:p>
+      <w:pPr>
+        <w:spacing w:line="336" w:lineRule="auto" w:after="180"/>
+      </w:pPr>
+      <w:r>
+        <w:rPr>
+          <w:b w:val="0"/>
+        </w:rPr>
+        <w:t>Confirm it was not previously practised with feedback; solve and check the new case before assigning it. A follow-up design prompt is a starting brief, not automatically an equivalent test.</w:t>
       </w:r>
     </w:p>
     <w:p>
@@ -2689,11 +6660,98 @@
       </w:r>
     </w:p>
     <w:p>
+      <w:r>
+        <w:t>Connect Build a Paper Prototype to Helpful Classroom Sorter, adapt support and plan a later changed-case check.</w:t>
+      </w:r>
+    </w:p>
+    <w:p>
       <w:pPr>
         <w:pStyle w:val="Heading3"/>
       </w:pPr>
       <w:r>
-        <w:t>Connect and extend learning</w:t>
+        <w:t>Helpful Classroom Sorter</w:t>
+      </w:r>
+    </w:p>
+    <w:p>
+      <w:pPr>
+        <w:spacing w:line="336" w:lineRule="auto" w:after="180"/>
+      </w:pPr>
+      <w:r>
+        <w:rPr>
+          <w:b w:val="0"/>
+        </w:rPr>
+        <w:t xml:space="preserve">Build the complete paper sorter: </w:t>
+      </w:r>
+      <w:r>
+        <w:rPr>
+          <w:b/>
+        </w:rPr>
+        <w:t>input</w:t>
+      </w:r>
+      <w:r>
+        <w:rPr>
+          <w:b w:val="0"/>
+        </w:rPr>
+        <w:t xml:space="preserve"> cards, </w:t>
+      </w:r>
+      <w:r>
+        <w:rPr>
+          <w:b/>
+        </w:rPr>
+        <w:t>process</w:t>
+      </w:r>
+      <w:r>
+        <w:rPr>
+          <w:b w:val="0"/>
+        </w:rPr>
+        <w:t xml:space="preserve"> guide, </w:t>
+      </w:r>
+      <w:r>
+        <w:rPr>
+          <w:b/>
+        </w:rPr>
+        <w:t>output</w:t>
+      </w:r>
+      <w:r>
+        <w:rPr>
+          <w:b w:val="0"/>
+        </w:rPr>
+        <w:t xml:space="preserve"> cards, not-sure card, and test log.</w:t>
+      </w:r>
+    </w:p>
+    <w:p>
+      <w:pPr>
+        <w:spacing w:line="336" w:lineRule="auto" w:after="180"/>
+      </w:pPr>
+      <w:r>
+        <w:rPr>
+          <w:b w:val="0"/>
+        </w:rPr>
+        <w:t xml:space="preserve">Keep the decision, </w:t>
+      </w:r>
+      <w:r>
+        <w:rPr>
+          <w:b/>
+        </w:rPr>
+        <w:t>input</w:t>
+      </w:r>
+      <w:r>
+        <w:rPr>
+          <w:b w:val="0"/>
+        </w:rPr>
+        <w:t xml:space="preserve">, result, explanation and remaining limitation in the project </w:t>
+      </w:r>
+      <w:r>
+        <w:rPr>
+          <w:b/>
+        </w:rPr>
+        <w:t>evidence</w:t>
+      </w:r>
+      <w:r>
+        <w:rPr>
+          <w:b w:val="0"/>
+        </w:rPr>
+        <w:t xml:space="preserve"> record. Retrieve this record next week rather than restarting the project.</w:t>
       </w:r>
     </w:p>
     <w:p>
@@ -2701,17 +6759,54 @@
         <w:pStyle w:val="Heading3"/>
       </w:pPr>
       <w:r>
-        <w:t>Helpful Classroom Sorter</w:t>
-      </w:r>
-    </w:p>
-    <w:p>
-      <w:r>
-        <w:t>Build the complete paper sorter: input cards, process guide, output cards, not-sure card, and test log.</w:t>
-      </w:r>
-    </w:p>
-    <w:p>
-      <w:r>
-        <w:t>Keep the decision, input, result, explanation and remaining limitation in the project evidence record. Retrieve this record next week rather than restarting the project.</w:t>
+        <w:t>Support and stretch</w:t>
+      </w:r>
+    </w:p>
+    <w:p>
+      <w:pPr>
+        <w:spacing w:line="336" w:lineRule="auto" w:after="180"/>
+      </w:pPr>
+      <w:r>
+        <w:rPr>
+          <w:b w:val="0"/>
+        </w:rPr>
+        <w:t xml:space="preserve">Use physical cards, spoken explanations and a three-stage drawing. Read aloud without giving the answer. Stretch: compare two </w:t>
+      </w:r>
+      <w:r>
+        <w:rPr>
+          <w:b/>
+        </w:rPr>
+        <w:t>mechanism</w:t>
+      </w:r>
+      <w:r>
+        <w:rPr>
+          <w:b w:val="0"/>
+        </w:rPr>
+        <w:t xml:space="preserve">s with the same visible </w:t>
+      </w:r>
+      <w:r>
+        <w:rPr>
+          <w:b/>
+        </w:rPr>
+        <w:t>output</w:t>
+      </w:r>
+      <w:r>
+        <w:rPr>
+          <w:b w:val="0"/>
+        </w:rPr>
+        <w:t xml:space="preserve"> and explain what </w:t>
+      </w:r>
+      <w:r>
+        <w:rPr>
+          <w:b/>
+        </w:rPr>
+        <w:t>evidence</w:t>
+      </w:r>
+      <w:r>
+        <w:rPr>
+          <w:b w:val="0"/>
+        </w:rPr>
+        <w:t xml:space="preserve"> distinguishes them.</w:t>
       </w:r>
     </w:p>
     <w:p>
@@ -2719,12 +6814,30 @@
         <w:pStyle w:val="Heading3"/>
       </w:pPr>
       <w:r>
-        <w:t>Support and stretch</w:t>
-      </w:r>
-    </w:p>
-    <w:p>
-      <w:r>
-        <w:t>Use physical cards, spoken explanations and a three-stage drawing. Read aloud without giving the answer. Stretch: compare two mechanisms with the same visible output and explain what evidence distinguishes them.</w:t>
+        <w:t>Exit reflection</w:t>
+      </w:r>
+    </w:p>
+    <w:p>
+      <w:pPr>
+        <w:spacing w:line="336" w:lineRule="auto" w:after="180"/>
+      </w:pPr>
+      <w:r>
+        <w:rPr>
+          <w:b w:val="0"/>
+        </w:rPr>
+        <w:t xml:space="preserve">Ask for one decision the learner can now justify and one situation requiring more </w:t>
+      </w:r>
+      <w:r>
+        <w:rPr>
+          <w:b/>
+        </w:rPr>
+        <w:t>evidence</w:t>
+      </w:r>
+      <w:r>
+        <w:rPr>
+          <w:b w:val="0"/>
+        </w:rPr>
+        <w:t xml:space="preserve"> or human review. Confidence ratings are separate from correct independent performance.</w:t>
       </w:r>
     </w:p>
     <w:p>
@@ -2732,12 +6845,30 @@
         <w:pStyle w:val="Heading3"/>
       </w:pPr>
       <w:r>
-        <w:t>Exit reflection</w:t>
-      </w:r>
-    </w:p>
-    <w:p>
-      <w:r>
-        <w:t>Ask for one decision the learner can now justify and one situation requiring more evidence or human review. Confidence ratings are separate from correct independent performance.</w:t>
+        <w:t>Bridge to the next week</w:t>
+      </w:r>
+    </w:p>
+    <w:p>
+      <w:pPr>
+        <w:spacing w:line="336" w:lineRule="auto" w:after="180"/>
+      </w:pPr>
+      <w:r>
+        <w:rPr>
+          <w:b w:val="0"/>
+        </w:rPr>
+        <w:t xml:space="preserve">Next: Week 33: Test Normal Cases. Retrieve today’s </w:t>
+      </w:r>
+      <w:r>
+        <w:rPr>
+          <w:b/>
+        </w:rPr>
+        <w:t>evidence</w:t>
+      </w:r>
+      <w:r>
+        <w:rPr>
+          <w:b w:val="0"/>
+        </w:rPr>
+        <w:t xml:space="preserve"> and identify what carries forward and what is new.</w:t>
       </w:r>
     </w:p>
     <w:p>
@@ -2745,12 +6876,134 @@
         <w:pStyle w:val="Heading3"/>
       </w:pPr>
       <w:r>
-        <w:t>Bridge to the next week</w:t>
-      </w:r>
-    </w:p>
-    <w:p>
-      <w:r>
-        <w:t>Next: Week 33: Test Normal Cases. Retrieve today’s evidence and identify what carries forward and what is new.</w:t>
+        <w:t>Support and fresh reassessment</w:t>
+      </w:r>
+    </w:p>
+    <w:p>
+      <w:pPr>
+        <w:spacing w:line="336" w:lineRule="auto" w:after="180"/>
+      </w:pPr>
+      <w:r>
+        <w:rPr>
+          <w:b w:val="0"/>
+        </w:rPr>
+        <w:t xml:space="preserve">Provide </w:t>
+      </w:r>
+      <w:r>
+        <w:rPr>
+          <w:b/>
+        </w:rPr>
+        <w:t>trace</w:t>
+      </w:r>
+      <w:r>
+        <w:rPr>
+          <w:b w:val="0"/>
+        </w:rPr>
+        <w:t xml:space="preserve"> column headings and let pupils move a marker while speaking each check aloud. Use not checked for candidates never examined.</w:t>
+      </w:r>
+    </w:p>
+    <w:p>
+      <w:pPr>
+        <w:spacing w:line="336" w:lineRule="auto" w:after="180"/>
+      </w:pPr>
+      <w:r>
+        <w:rPr>
+          <w:b w:val="0"/>
+        </w:rPr>
+        <w:t xml:space="preserve">Extension: swap partners without author explanation and record whether any </w:t>
+      </w:r>
+      <w:r>
+        <w:rPr>
+          <w:b/>
+        </w:rPr>
+        <w:t>instruction</w:t>
+      </w:r>
+      <w:r>
+        <w:rPr>
+          <w:b w:val="0"/>
+        </w:rPr>
+        <w:t xml:space="preserve"> needs clarification; do not turn one successful handover into a reliability claim.</w:t>
+      </w:r>
+    </w:p>
+    <w:p>
+      <w:pPr>
+        <w:spacing w:line="336" w:lineRule="auto" w:after="180"/>
+      </w:pPr>
+      <w:r>
+        <w:rPr>
+          <w:b w:val="0"/>
+        </w:rPr>
+        <w:t xml:space="preserve">Assess W4 for a runnable validated </w:t>
+      </w:r>
+      <w:r>
+        <w:rPr>
+          <w:b/>
+        </w:rPr>
+        <w:t>process</w:t>
+      </w:r>
+      <w:r>
+        <w:rPr>
+          <w:b w:val="0"/>
+        </w:rPr>
+        <w:t>, first-match stopping, advancement, exhaustion and separate expected and observed records. The 5-person run should reach E2 and the 7-person run should exhaust both rows.</w:t>
+      </w:r>
+    </w:p>
+    <w:p>
+      <w:pPr>
+        <w:spacing w:line="336" w:lineRule="auto" w:after="180"/>
+      </w:pPr>
+      <w:r>
+        <w:rPr>
+          <w:b w:val="0"/>
+        </w:rPr>
+        <w:t xml:space="preserve">After support, retry with group size 3, then blank: 3 selects E1 at equality; blank requests clarification before any capacity checks. Ask the pupil to explain the </w:t>
+      </w:r>
+      <w:r>
+        <w:rPr>
+          <w:b/>
+        </w:rPr>
+        <w:t>evidence</w:t>
+      </w:r>
+      <w:r>
+        <w:rPr>
+          <w:b w:val="0"/>
+        </w:rPr>
+        <w:t xml:space="preserve"> rather than only name the result.</w:t>
+      </w:r>
+    </w:p>
+    <w:p>
+      <w:pPr>
+        <w:spacing w:line="336" w:lineRule="auto" w:after="180"/>
+      </w:pPr>
+      <w:r>
+        <w:rPr>
+          <w:b w:val="0"/>
+        </w:rPr>
+        <w:t xml:space="preserve">Week 33 organises routine cases into a test record with expected and </w:t>
+      </w:r>
+      <w:r>
+        <w:rPr>
+          <w:b/>
+        </w:rPr>
+        <w:t>observed result</w:t>
+      </w:r>
+      <w:r>
+        <w:rPr>
+          <w:b w:val="0"/>
+        </w:rPr>
+        <w:t xml:space="preserve">s, keeping the </w:t>
+      </w:r>
+      <w:r>
+        <w:rPr>
+          <w:b/>
+        </w:rPr>
+        <w:t>prototype</w:t>
+      </w:r>
+      <w:r>
+        <w:rPr>
+          <w:b w:val="0"/>
+        </w:rPr>
+        <w:t xml:space="preserve"> version fixed during each test set.</w:t>
       </w:r>
     </w:p>
     <w:p>
@@ -2758,40 +7011,40 @@
         <w:pStyle w:val="Heading3"/>
       </w:pPr>
       <w:r>
-        <w:t>Support and fresh reassessment</w:t>
-      </w:r>
-    </w:p>
-    <w:p>
-      <w:r>
-        <w:t>Provide trace column headings and let pupils move a marker while speaking each check aloud. Use not checked for candidates never examined. Extension: swap partners without author explanation and record whether any instruction needs clarification; do not turn one successful handover into a reliability claim.</w:t>
-      </w:r>
-    </w:p>
-    <w:p>
-      <w:r>
-        <w:t>Assess W4 for a runnable validated process, first-match stopping, advancement, exhaustion and separate expected and observed records. The 5-person run should reach E2 and the 7-person run should exhaust both rows. After support, retry with group size 3, then blank: 3 selects E1 at equality; blank requests clarification before any capacity checks. Ask the pupil to explain the evidence rather than only name the result.</w:t>
-      </w:r>
-    </w:p>
-    <w:p>
-      <w:r>
-        <w:t>Week 33 organises routine cases into a test record with expected and observed results, keeping the prototype version fixed during each test set.</w:t>
-      </w:r>
-    </w:p>
-    <w:p>
-      <w:pPr>
-        <w:pStyle w:val="Heading3"/>
-      </w:pPr>
-      <w:r>
         <w:t>Plan the delayed return</w:t>
       </w:r>
     </w:p>
     <w:p>
-      <w:r>
+      <w:pPr>
+        <w:spacing w:line="336" w:lineRule="auto" w:after="180"/>
+      </w:pPr>
+      <w:r>
+        <w:rPr>
+          <w:b w:val="0"/>
+        </w:rPr>
         <w:t>Suggested return points in this level: ai-1/33, ai-1/35. Use actual classroom dates, adjusting for holidays and gaps. One, three and six teaching weeks are scheduling choices, not a claimed optimal spacing.</w:t>
       </w:r>
     </w:p>
     <w:p>
-      <w:r>
-        <w:t>At a delayed check, ask for the idea from memory and a changed application. Compare with the earlier independent response and record support used. For a new level, revisit the previous capstone before checking the new prerequisites.</w:t>
+      <w:pPr>
+        <w:spacing w:line="336" w:lineRule="auto" w:after="180"/>
+      </w:pPr>
+      <w:r>
+        <w:rPr>
+          <w:b w:val="0"/>
+        </w:rPr>
+        <w:t>At a delayed check, ask for the idea from memory and a changed application. Compare with the earlier independent response and record support used.</w:t>
+      </w:r>
+    </w:p>
+    <w:p>
+      <w:pPr>
+        <w:spacing w:line="336" w:lineRule="auto" w:after="180"/>
+      </w:pPr>
+      <w:r>
+        <w:rPr>
+          <w:b w:val="0"/>
+        </w:rPr>
+        <w:t>For a new level, revisit the previous capstone before checking the new prerequisites.</w:t>
       </w:r>
     </w:p>
     <w:tbl>
@@ -2951,8 +7204,26 @@
       </w:tr>
     </w:tbl>
     <w:p>
-      <w:r>
-        <w:t>Use the evidence to choose reteaching or the next step. A completed page, confidence rating or attractive project does not by itself demonstrate understanding.</w:t>
+      <w:pPr>
+        <w:spacing w:line="336" w:lineRule="auto" w:after="180"/>
+      </w:pPr>
+      <w:r>
+        <w:rPr>
+          <w:b w:val="0"/>
+        </w:rPr>
+        <w:t xml:space="preserve">Use the </w:t>
+      </w:r>
+      <w:r>
+        <w:rPr>
+          <w:b/>
+        </w:rPr>
+        <w:t>evidence</w:t>
+      </w:r>
+      <w:r>
+        <w:rPr>
+          <w:b w:val="0"/>
+        </w:rPr>
+        <w:t xml:space="preserve"> to choose reteaching or the next step. A completed page, confidence rating or attractive project does not by itself demonstrate understanding.</w:t>
       </w:r>
     </w:p>
     <w:p>
@@ -2964,8 +7235,62 @@
       </w:r>
     </w:p>
     <w:p>
-      <w:r>
-        <w:t>Save sorter instruction cards, dated versions and operator traces alongside the manual expected outputs.</w:t>
+      <w:pPr>
+        <w:spacing w:line="336" w:lineRule="auto" w:after="180"/>
+      </w:pPr>
+      <w:r>
+        <w:rPr>
+          <w:b w:val="0"/>
+        </w:rPr>
+        <w:t xml:space="preserve">Save sorter </w:t>
+      </w:r>
+      <w:r>
+        <w:rPr>
+          <w:b/>
+        </w:rPr>
+        <w:t>instruction</w:t>
+      </w:r>
+      <w:r>
+        <w:rPr>
+          <w:b w:val="0"/>
+        </w:rPr>
+        <w:t xml:space="preserve"> cards, dated versions and </w:t>
+      </w:r>
+      <w:r>
+        <w:rPr>
+          <w:b/>
+        </w:rPr>
+        <w:t>operator</w:t>
+      </w:r>
+      <w:r>
+        <w:rPr>
+          <w:b w:val="0"/>
+        </w:rPr>
+        <w:t xml:space="preserve"> </w:t>
+      </w:r>
+      <w:r>
+        <w:rPr>
+          <w:b/>
+        </w:rPr>
+        <w:t>trace</w:t>
+      </w:r>
+      <w:r>
+        <w:rPr>
+          <w:b w:val="0"/>
+        </w:rPr>
+        <w:t xml:space="preserve">s alongside the manual expected </w:t>
+      </w:r>
+      <w:r>
+        <w:rPr>
+          <w:b/>
+        </w:rPr>
+        <w:t>output</w:t>
+      </w:r>
+      <w:r>
+        <w:rPr>
+          <w:b w:val="0"/>
+        </w:rPr>
+        <w:t>s.</w:t>
       </w:r>
     </w:p>
     <w:p>
@@ -2978,12 +7303,74 @@
     </w:p>
     <w:p>
       <w:r>
-        <w:t>Teaching target: Build a runnable paper prototype with explicit instructions and visible state</w:t>
-      </w:r>
-    </w:p>
-    <w:p>
-      <w:r>
-        <w:t>Prepare the labelled worked-case picture, the matching workbook, fictional input cards and a place for individual responses. No paid AI account is required for the paper reasoning activities.</w:t>
+        <w:t>Use this preparation summary alongside the detailed Build a Paper Prototype lesson; it is a checklist rather than a replacement for the full sequence.</w:t>
+      </w:r>
+    </w:p>
+    <w:p>
+      <w:pPr>
+        <w:pStyle w:val="Heading3"/>
+      </w:pPr>
+      <w:r>
+        <w:t>Teaching target</w:t>
+      </w:r>
+    </w:p>
+    <w:p>
+      <w:pPr>
+        <w:spacing w:line="336" w:lineRule="auto" w:after="180"/>
+        <w:shd w:fill="EDF7F3"/>
+      </w:pPr>
+      <w:r>
+        <w:rPr>
+          <w:b w:val="0"/>
+        </w:rPr>
+        <w:t xml:space="preserve">Teaching target: Build a runnable paper </w:t>
+      </w:r>
+      <w:r>
+        <w:rPr>
+          <w:b/>
+        </w:rPr>
+        <w:t>prototype</w:t>
+      </w:r>
+      <w:r>
+        <w:rPr>
+          <w:b w:val="0"/>
+        </w:rPr>
+        <w:t xml:space="preserve"> with explicit </w:t>
+      </w:r>
+      <w:r>
+        <w:rPr>
+          <w:b/>
+        </w:rPr>
+        <w:t>instruction</w:t>
+      </w:r>
+      <w:r>
+        <w:rPr>
+          <w:b w:val="0"/>
+        </w:rPr>
+        <w:t>s and visible state</w:t>
+      </w:r>
+    </w:p>
+    <w:p>
+      <w:pPr>
+        <w:spacing w:line="336" w:lineRule="auto" w:after="180"/>
+      </w:pPr>
+      <w:r>
+        <w:rPr>
+          <w:b w:val="0"/>
+        </w:rPr>
+        <w:t xml:space="preserve">Prepare the labelled worked-case picture, the matching workbook, fictional </w:t>
+      </w:r>
+      <w:r>
+        <w:rPr>
+          <w:b/>
+        </w:rPr>
+        <w:t>input</w:t>
+      </w:r>
+      <w:r>
+        <w:rPr>
+          <w:b w:val="0"/>
+        </w:rPr>
+        <w:t xml:space="preserve"> cards and a place for individual responses. No paid AI account is required for the paper reasoning activities.</w:t>
       </w:r>
     </w:p>
     <w:tbl>
@@ -3130,37 +7517,338 @@
       </w:tr>
     </w:tbl>
     <w:p>
-      <w:r>
-        <w:t>Before class, solve the supported practice: Use the manual checklist to predict P1’s output for 11 minutes No. Then ask a partner to operate your saved cards. Record the expected result separately from the observed steps and output, including the reason. Explain why the operator should stop without checking later rows.</w:t>
-      </w:r>
-    </w:p>
-    <w:p>
-      <w:r>
-        <w:t>Reasoned practice answer: The expected output is B1: 10 is no more than 11, quiet is unrestricted and B1 is first. A correct observed trace validates, starts at B1, passes both checks and suggests B1 with this reason. Stop because the specification selects the first fit. If a pupil observes a different run, retain and investigate that evidence rather than replacing it with this expected trace.</w:t>
-      </w:r>
-    </w:p>
-    <w:p>
-      <w:r>
-        <w:t>Check every learner before discussion: Use the worked case for Building and tracing a paper prototype. Proposed explanation: “A correct-looking answer is enough”. Decide whether this explanation is supported. Point to the step or supplied fact that decides; explain your repair if needed.</w:t>
-      </w:r>
-    </w:p>
-    <w:p>
-      <w:r>
-        <w:t>Misconception repair: Inspect the request, versions and trace to check how it was reached.</w:t>
-      </w:r>
-    </w:p>
-    <w:p>
-      <w:r>
-        <w:t>Support: read the exact case aloud, enlarge the labelled picture, supply input cards and model only the first deciding step. Accept a spoken explanation or drawing; retain the reasoning goal.</w:t>
-      </w:r>
-    </w:p>
-    <w:p>
-      <w:r>
-        <w:t>Extension: Insert “if capacity is below count, continue” before accepting a bin. Require a prediction and a reason before comparing. Expected result: The revised trace rejects X and accepts Y for 4. Reason: 3&lt;4 is true; 7&lt;4 is false, so Y fits.</w:t>
-      </w:r>
-    </w:p>
-    <w:p>
-      <w:r>
+      <w:pPr>
+        <w:spacing w:line="336" w:lineRule="auto" w:after="180"/>
+      </w:pPr>
+      <w:r>
+        <w:rPr>
+          <w:b w:val="0"/>
+        </w:rPr>
+        <w:t xml:space="preserve">Before class, solve the supported practice: Use the manual checklist to predict P1’s </w:t>
+      </w:r>
+      <w:r>
+        <w:rPr>
+          <w:b/>
+        </w:rPr>
+        <w:t>output</w:t>
+      </w:r>
+      <w:r>
+        <w:rPr>
+          <w:b w:val="0"/>
+        </w:rPr>
+        <w:t xml:space="preserve"> for 11 minutes No. Then ask a partner to operate your saved cards.</w:t>
+      </w:r>
+    </w:p>
+    <w:p>
+      <w:pPr>
+        <w:spacing w:line="336" w:lineRule="auto" w:after="180"/>
+      </w:pPr>
+      <w:r>
+        <w:rPr>
+          <w:b w:val="0"/>
+        </w:rPr>
+        <w:t xml:space="preserve">Record the </w:t>
+      </w:r>
+      <w:r>
+        <w:rPr>
+          <w:b/>
+        </w:rPr>
+        <w:t>expected result</w:t>
+      </w:r>
+      <w:r>
+        <w:rPr>
+          <w:b w:val="0"/>
+        </w:rPr>
+        <w:t xml:space="preserve"> separately from the observed steps and </w:t>
+      </w:r>
+      <w:r>
+        <w:rPr>
+          <w:b/>
+        </w:rPr>
+        <w:t>output</w:t>
+      </w:r>
+      <w:r>
+        <w:rPr>
+          <w:b w:val="0"/>
+        </w:rPr>
+        <w:t xml:space="preserve">, including the reason. Explain why the </w:t>
+      </w:r>
+      <w:r>
+        <w:rPr>
+          <w:b/>
+        </w:rPr>
+        <w:t>operator</w:t>
+      </w:r>
+      <w:r>
+        <w:rPr>
+          <w:b w:val="0"/>
+        </w:rPr>
+        <w:t xml:space="preserve"> should stop without checking later rows.</w:t>
+      </w:r>
+    </w:p>
+    <w:p>
+      <w:pPr>
+        <w:pStyle w:val="Heading3"/>
+      </w:pPr>
+      <w:r>
+        <w:t>Supported practice answer</w:t>
+      </w:r>
+    </w:p>
+    <w:p>
+      <w:pPr>
+        <w:spacing w:line="336" w:lineRule="auto" w:after="180"/>
+        <w:shd w:fill="F1F6FC"/>
+      </w:pPr>
+      <w:r>
+        <w:rPr>
+          <w:b w:val="0"/>
+        </w:rPr>
+        <w:t xml:space="preserve">Reasoned practice answer: The expected </w:t>
+      </w:r>
+      <w:r>
+        <w:rPr>
+          <w:b/>
+        </w:rPr>
+        <w:t>output</w:t>
+      </w:r>
+      <w:r>
+        <w:rPr>
+          <w:b w:val="0"/>
+        </w:rPr>
+        <w:t xml:space="preserve"> is B1: 10 is no more than 11, quiet is unrestricted and B1 is first. A correct observed </w:t>
+      </w:r>
+      <w:r>
+        <w:rPr>
+          <w:b/>
+        </w:rPr>
+        <w:t>trace</w:t>
+      </w:r>
+      <w:r>
+        <w:rPr>
+          <w:b w:val="0"/>
+        </w:rPr>
+        <w:t xml:space="preserve"> validates, starts at B1, passes both checks and suggests B1 with this reason.</w:t>
+      </w:r>
+    </w:p>
+    <w:p>
+      <w:pPr>
+        <w:spacing w:line="336" w:lineRule="auto" w:after="180"/>
+        <w:shd w:fill="F1F6FC"/>
+      </w:pPr>
+      <w:r>
+        <w:rPr>
+          <w:b w:val="0"/>
+        </w:rPr>
+        <w:t xml:space="preserve">Stop because the specification selects the first fit. If a pupil observes a different run, retain and investigate that </w:t>
+      </w:r>
+      <w:r>
+        <w:rPr>
+          <w:b/>
+        </w:rPr>
+        <w:t>evidence</w:t>
+      </w:r>
+      <w:r>
+        <w:rPr>
+          <w:b w:val="0"/>
+        </w:rPr>
+        <w:t xml:space="preserve"> rather than replacing it with this expected </w:t>
+      </w:r>
+      <w:r>
+        <w:rPr>
+          <w:b/>
+        </w:rPr>
+        <w:t>trace</w:t>
+      </w:r>
+      <w:r>
+        <w:rPr>
+          <w:b w:val="0"/>
+        </w:rPr>
+        <w:t>.</w:t>
+      </w:r>
+    </w:p>
+    <w:p>
+      <w:pPr>
+        <w:spacing w:line="336" w:lineRule="auto" w:after="180"/>
+      </w:pPr>
+      <w:r>
+        <w:rPr>
+          <w:b w:val="0"/>
+        </w:rPr>
+        <w:t xml:space="preserve">Check every learner before discussion: Use the worked case for Building and tracing a paper </w:t>
+      </w:r>
+      <w:r>
+        <w:rPr>
+          <w:b/>
+        </w:rPr>
+        <w:t>prototype</w:t>
+      </w:r>
+      <w:r>
+        <w:rPr>
+          <w:b w:val="0"/>
+        </w:rPr>
+        <w:t>. Proposed explanation: “A correct-looking answer is enough”. Decide whether this explanation is supported.</w:t>
+      </w:r>
+    </w:p>
+    <w:p>
+      <w:pPr>
+        <w:spacing w:line="336" w:lineRule="auto" w:after="180"/>
+      </w:pPr>
+      <w:r>
+        <w:rPr>
+          <w:b w:val="0"/>
+        </w:rPr>
+        <w:t>Point to the step or supplied fact that decides; explain your repair if needed.</w:t>
+      </w:r>
+    </w:p>
+    <w:p>
+      <w:pPr>
+        <w:pStyle w:val="Heading3"/>
+      </w:pPr>
+      <w:r>
+        <w:t>Repair the misconception</w:t>
+      </w:r>
+    </w:p>
+    <w:p>
+      <w:pPr>
+        <w:spacing w:line="336" w:lineRule="auto" w:after="180"/>
+        <w:shd w:fill="FFF5E6"/>
+      </w:pPr>
+      <w:r>
+        <w:rPr>
+          <w:b w:val="0"/>
+        </w:rPr>
+        <w:t xml:space="preserve">Misconception repair: Inspect the request, versions and </w:t>
+      </w:r>
+      <w:r>
+        <w:rPr>
+          <w:b/>
+        </w:rPr>
+        <w:t>trace</w:t>
+      </w:r>
+      <w:r>
+        <w:rPr>
+          <w:b w:val="0"/>
+        </w:rPr>
+        <w:t xml:space="preserve"> to check how it was reached.</w:t>
+      </w:r>
+    </w:p>
+    <w:p>
+      <w:pPr>
+        <w:pStyle w:val="Heading3"/>
+      </w:pPr>
+      <w:r>
+        <w:t>Support without giving away the answer</w:t>
+      </w:r>
+    </w:p>
+    <w:p>
+      <w:pPr>
+        <w:spacing w:line="336" w:lineRule="auto" w:after="180"/>
+        <w:shd w:fill="F1F6F8"/>
+      </w:pPr>
+      <w:r>
+        <w:rPr>
+          <w:b w:val="0"/>
+        </w:rPr>
+        <w:t xml:space="preserve">Support: read the exact case aloud, enlarge the labelled picture, supply </w:t>
+      </w:r>
+      <w:r>
+        <w:rPr>
+          <w:b/>
+        </w:rPr>
+        <w:t>input</w:t>
+      </w:r>
+      <w:r>
+        <w:rPr>
+          <w:b w:val="0"/>
+        </w:rPr>
+        <w:t xml:space="preserve"> cards and model only the first deciding step. Accept a spoken explanation or drawing; retain the reasoning goal.</w:t>
+      </w:r>
+    </w:p>
+    <w:p>
+      <w:pPr>
+        <w:pStyle w:val="Heading3"/>
+      </w:pPr>
+      <w:r>
+        <w:t>Extend the reasoning</w:t>
+      </w:r>
+    </w:p>
+    <w:p>
+      <w:pPr>
+        <w:spacing w:line="336" w:lineRule="auto" w:after="180"/>
+        <w:shd w:fill="F5F1FB"/>
+      </w:pPr>
+      <w:r>
+        <w:rPr>
+          <w:b w:val="0"/>
+        </w:rPr>
+        <w:t xml:space="preserve">Extension: Insert “if capacity is below count, continue” before accepting a bin. Require a </w:t>
+      </w:r>
+      <w:r>
+        <w:rPr>
+          <w:b/>
+        </w:rPr>
+        <w:t>prediction</w:t>
+      </w:r>
+      <w:r>
+        <w:rPr>
+          <w:b w:val="0"/>
+        </w:rPr>
+        <w:t xml:space="preserve"> and a reason before comparing. </w:t>
+      </w:r>
+      <w:r>
+        <w:rPr>
+          <w:b/>
+        </w:rPr>
+        <w:t>Expected result</w:t>
+      </w:r>
+      <w:r>
+        <w:rPr>
+          <w:b w:val="0"/>
+        </w:rPr>
+        <w:t xml:space="preserve">: The revised </w:t>
+      </w:r>
+      <w:r>
+        <w:rPr>
+          <w:b/>
+        </w:rPr>
+        <w:t>trace</w:t>
+      </w:r>
+      <w:r>
+        <w:rPr>
+          <w:b w:val="0"/>
+        </w:rPr>
+        <w:t xml:space="preserve"> rejects X and accepts Y for 4.</w:t>
+      </w:r>
+    </w:p>
+    <w:p>
+      <w:pPr>
+        <w:spacing w:line="336" w:lineRule="auto" w:after="180"/>
+        <w:shd w:fill="F5F1FB"/>
+      </w:pPr>
+      <w:r>
+        <w:rPr>
+          <w:b w:val="0"/>
+        </w:rPr>
+        <w:t>Reason: 3&lt;4 is true; 7&lt;4 is false, so Y fits.</w:t>
+      </w:r>
+    </w:p>
+    <w:p>
+      <w:pPr>
+        <w:pStyle w:val="Heading3"/>
+      </w:pPr>
+      <w:r>
+        <w:t>Protect the independent attempt</w:t>
+      </w:r>
+    </w:p>
+    <w:p>
+      <w:pPr>
+        <w:spacing w:line="336" w:lineRule="auto" w:after="180"/>
+        <w:shd w:fill="FFF5E6"/>
+      </w:pPr>
+      <w:r>
+        <w:rPr>
+          <w:b w:val="0"/>
+        </w:rPr>
         <w:t>Independent assessment: withhold the reserved answer until the learner has attempted the new case. Record support separately from correctness.</w:t>
       </w:r>
     </w:p>
@@ -3349,13 +8037,58 @@
       </w:tr>
     </w:tbl>
     <w:p>
-      <w:r>
-        <w:t>Project checkpoint: Present and defend. Demonstrate the system, explain one failure and justify the next improvement with evidence.</w:t>
-      </w:r>
-    </w:p>
-    <w:p>
-      <w:r>
-        <w:t>Use the weekly teacher answer for topic-specific reasoning. A saved progress tick is an activity record; judge mastery from the learner’s explanation and evidence.</w:t>
+      <w:pPr>
+        <w:pStyle w:val="Heading3"/>
+      </w:pPr>
+      <w:r>
+        <w:t>Project checkpoint</w:t>
+      </w:r>
+    </w:p>
+    <w:p>
+      <w:pPr>
+        <w:spacing w:line="336" w:lineRule="auto" w:after="180"/>
+        <w:shd w:fill="EDF7F3"/>
+      </w:pPr>
+      <w:r>
+        <w:rPr>
+          <w:b w:val="0"/>
+        </w:rPr>
+        <w:t xml:space="preserve">Project checkpoint: Present and defend. Demonstrate the system, explain one failure and justify the next improvement with </w:t>
+      </w:r>
+      <w:r>
+        <w:rPr>
+          <w:b/>
+        </w:rPr>
+        <w:t>evidence</w:t>
+      </w:r>
+      <w:r>
+        <w:rPr>
+          <w:b w:val="0"/>
+        </w:rPr>
+        <w:t>.</w:t>
+      </w:r>
+    </w:p>
+    <w:p>
+      <w:pPr>
+        <w:spacing w:line="336" w:lineRule="auto" w:after="180"/>
+      </w:pPr>
+      <w:r>
+        <w:rPr>
+          <w:b w:val="0"/>
+        </w:rPr>
+        <w:t xml:space="preserve">Use the weekly teacher answer for topic-specific reasoning. A saved progress tick is an activity record; judge mastery from the learner’s explanation and </w:t>
+      </w:r>
+      <w:r>
+        <w:rPr>
+          <w:b/>
+        </w:rPr>
+        <w:t>evidence</w:t>
+      </w:r>
+      <w:r>
+        <w:rPr>
+          <w:b w:val="0"/>
+        </w:rPr>
+        <w:t>.</w:t>
       </w:r>
     </w:p>
     <w:p>
@@ -3368,27 +8101,1104 @@
     </w:p>
     <w:p>
       <w:r>
-        <w:t>Use the two formative questions as supported practice, not as independent mastery scores. Discuss the deciding evidence rather than accepting a guessed selection.</w:t>
-      </w:r>
-    </w:p>
-    <w:p>
-      <w:r>
+        <w:t>Use feedback, earlier review and portfolios purposefully. Apply the coding routine only when this lesson has an executable lab.</w:t>
+      </w:r>
+    </w:p>
+    <w:p>
+      <w:pPr>
+        <w:spacing w:line="336" w:lineRule="auto" w:after="180"/>
+      </w:pPr>
+      <w:r>
+        <w:rPr>
+          <w:b w:val="0"/>
+        </w:rPr>
+        <w:t xml:space="preserve">Use the two formative questions as supported practice, not as independent mastery scores. Discuss the deciding </w:t>
+      </w:r>
+      <w:r>
+        <w:rPr>
+          <w:b/>
+        </w:rPr>
+        <w:t>evidence</w:t>
+      </w:r>
+      <w:r>
+        <w:rPr>
+          <w:b w:val="0"/>
+        </w:rPr>
+        <w:t xml:space="preserve"> rather than accepting a guessed selection.</w:t>
+      </w:r>
+    </w:p>
+    <w:p>
+      <w:pPr>
+        <w:spacing w:line="336" w:lineRule="auto" w:after="180"/>
+      </w:pPr>
+      <w:r>
+        <w:rPr>
+          <w:b w:val="0"/>
+        </w:rPr>
         <w:t>The feedback comes from the reviewed public worked case. Do not reveal the separately reserved independent teacher answer until the learner has attempted that case.</w:t>
       </w:r>
     </w:p>
     <w:p>
-      <w:r>
-        <w:t>Ask students to predict before running code. Preserve errors and actual outputs; collect a changed test and an explanation. The branch-boundary and indexing lessons deliberately include failure cases.</w:t>
-      </w:r>
-    </w:p>
-    <w:p>
-      <w:r>
+      <w:pPr>
+        <w:pStyle w:val="Heading3"/>
+      </w:pPr>
+      <w:r>
+        <w:t>For later coding lessons</w:t>
+      </w:r>
+    </w:p>
+    <w:p>
+      <w:r>
+        <w:t>This week has no code block. Use this routine when a later lesson includes an executable lab.</w:t>
+      </w:r>
+    </w:p>
+    <w:p>
+      <w:pPr>
+        <w:spacing w:line="336" w:lineRule="auto" w:after="180"/>
+        <w:shd w:fill="F1F6F8"/>
+      </w:pPr>
+      <w:r>
+        <w:rPr>
+          <w:b w:val="0"/>
+        </w:rPr>
+        <w:t xml:space="preserve">Ask students to predict before running code. Preserve errors and actual </w:t>
+      </w:r>
+      <w:r>
+        <w:rPr>
+          <w:b/>
+        </w:rPr>
+        <w:t>output</w:t>
+      </w:r>
+      <w:r>
+        <w:rPr>
+          <w:b w:val="0"/>
+        </w:rPr>
+        <w:t>s; collect a changed test and an explanation. The branch-boundary and indexing lessons deliberately include failure cases.</w:t>
+      </w:r>
+    </w:p>
+    <w:p>
+      <w:pPr>
+        <w:spacing w:line="336" w:lineRule="auto" w:after="180"/>
+      </w:pPr>
+      <w:r>
+        <w:rPr>
+          <w:b w:val="0"/>
+        </w:rPr>
         <w:t>Use the earlier worked-explanation links to address a specific missing building block, then return to the current question. Adapt this suggestion after observing the learner; it is not an automatic diagnosis.</w:t>
       </w:r>
     </w:p>
     <w:p>
-      <w:r>
-        <w:t>Collect the completed-work portfolio as evidence. Record support separately from correctness, and assess explanation, trace/test and limitations. Progress ticks and quiz selections alone do not establish mastery.</w:t>
+      <w:pPr>
+        <w:spacing w:line="336" w:lineRule="auto" w:after="180"/>
+      </w:pPr>
+      <w:r>
+        <w:rPr>
+          <w:b w:val="0"/>
+        </w:rPr>
+        <w:t xml:space="preserve">Collect the completed-work portfolio as </w:t>
+      </w:r>
+      <w:r>
+        <w:rPr>
+          <w:b/>
+        </w:rPr>
+        <w:t>evidence</w:t>
+      </w:r>
+      <w:r>
+        <w:rPr>
+          <w:b w:val="0"/>
+        </w:rPr>
+        <w:t xml:space="preserve">. Record support separately from correctness, and assess explanation, </w:t>
+      </w:r>
+      <w:r>
+        <w:rPr>
+          <w:b/>
+        </w:rPr>
+        <w:t>trace</w:t>
+      </w:r>
+      <w:r>
+        <w:rPr>
+          <w:b w:val="0"/>
+        </w:rPr>
+        <w:t>/test and limitations. Progress ticks and quiz selections alone do not establish mastery.</w:t>
+      </w:r>
+    </w:p>
+    <w:p>
+      <w:pPr>
+        <w:pStyle w:val="Heading1"/>
+      </w:pPr>
+      <w:r>
+        <w:t>09. Visual concept journey</w:t>
+      </w:r>
+    </w:p>
+    <w:p>
+      <w:r>
+        <w:t>Show one Build a Paper Prototype graphic at a time, request a prediction and discuss its trace before the independent assessment.</w:t>
+      </w:r>
+    </w:p>
+    <w:p>
+      <w:pPr>
+        <w:spacing w:line="336" w:lineRule="auto" w:after="180"/>
+      </w:pPr>
+      <w:r>
+        <w:rPr>
+          <w:b w:val="0"/>
+        </w:rPr>
+        <w:t xml:space="preserve">Use one picture at a time. Hide a worked result before asking for a </w:t>
+      </w:r>
+      <w:r>
+        <w:rPr>
+          <w:b/>
+        </w:rPr>
+        <w:t>prediction</w:t>
+      </w:r>
+      <w:r>
+        <w:rPr>
+          <w:b w:val="0"/>
+        </w:rPr>
+        <w:t>, then reveal it for feedback. These are supported teaching cases; retain the separate independent assessment for a fresh first attempt.</w:t>
+      </w:r>
+    </w:p>
+    <w:p>
+      <w:pPr>
+        <w:pStyle w:val="Heading3"/>
+      </w:pPr>
+      <w:r>
+        <w:t>01. Build a Paper Prototype: the case</w:t>
+      </w:r>
+    </w:p>
+    <w:p>
+      <w:r>
+        <w:drawing>
+          <wp:inline xmlns:a="http://schemas.openxmlformats.org/drawingml/2006/main" xmlns:pic="http://schemas.openxmlformats.org/drawingml/2006/picture">
+            <wp:extent cx="5486400" cy="2990088"/>
+            <wp:docPr id="2" name="Picture 2" descr="A fictional team turns a storage-bin specification into movable instruction cards. Supplied facts: Bins X capacity 3 then Y capacity 7; valid count 1–9. Select first capacity at least count. For request 4, write baseline Y before operating cards. Prototype cards mistakenly stop with X immediately."/>
+            <wp:cNvGraphicFramePr>
+              <a:graphicFrameLocks noChangeAspect="1"/>
+            </wp:cNvGraphicFramePr>
+            <a:graphic>
+              <a:graphicData uri="http://schemas.openxmlformats.org/drawingml/2006/picture">
+                <pic:pic>
+                  <pic:nvPicPr>
+                    <pic:cNvPr id="0" name="academy-story-ai-1-32-01.png"/>
+                    <pic:cNvPicPr/>
+                  </pic:nvPicPr>
+                  <pic:blipFill>
+                    <a:blip r:embed="rId10"/>
+                    <a:stretch>
+                      <a:fillRect/>
+                    </a:stretch>
+                  </pic:blipFill>
+                  <pic:spPr>
+                    <a:xfrm>
+                      <a:off x="0" y="0"/>
+                      <a:ext cx="5486400" cy="2990088"/>
+                    </a:xfrm>
+                    <a:prstGeom prst="rect"/>
+                  </pic:spPr>
+                </pic:pic>
+              </a:graphicData>
+            </a:graphic>
+          </wp:inline>
+        </w:drawing>
+      </w:r>
+    </w:p>
+    <w:p>
+      <w:pPr>
+        <w:spacing w:line="336" w:lineRule="auto" w:after="180"/>
+      </w:pPr>
+      <w:r>
+        <w:rPr>
+          <w:b w:val="0"/>
+        </w:rPr>
+        <w:t xml:space="preserve">A fictional team turns a storage-bin specification into movable </w:t>
+      </w:r>
+      <w:r>
+        <w:rPr>
+          <w:b/>
+        </w:rPr>
+        <w:t>instruction</w:t>
+      </w:r>
+      <w:r>
+        <w:rPr>
+          <w:b w:val="0"/>
+        </w:rPr>
+        <w:t xml:space="preserve"> cards. Supplied facts: Bins X capacity 3 then Y capacity 7; valid count 1–9. Select first capacity at least count.</w:t>
+      </w:r>
+    </w:p>
+    <w:p>
+      <w:pPr>
+        <w:spacing w:line="336" w:lineRule="auto" w:after="180"/>
+      </w:pPr>
+      <w:r>
+        <w:rPr>
+          <w:b w:val="0"/>
+        </w:rPr>
+        <w:t xml:space="preserve">For request 4, write baseline Y before operating cards. </w:t>
+      </w:r>
+      <w:r>
+        <w:rPr>
+          <w:b/>
+        </w:rPr>
+        <w:t>Prototype</w:t>
+      </w:r>
+      <w:r>
+        <w:rPr>
+          <w:b w:val="0"/>
+        </w:rPr>
+        <w:t xml:space="preserve"> cards mistakenly stop with X immediately.</w:t>
+      </w:r>
+    </w:p>
+    <w:p>
+      <w:pPr>
+        <w:spacing w:line="336" w:lineRule="auto" w:after="180"/>
+        <w:shd w:fill="F5F1FB"/>
+      </w:pPr>
+      <w:r>
+        <w:rPr>
+          <w:b w:val="0"/>
+        </w:rPr>
+        <w:t>Point to the given fact that matters most. Explain why it matters.</w:t>
+      </w:r>
+    </w:p>
+    <w:p>
+      <w:pPr>
+        <w:pStyle w:val="Heading3"/>
+      </w:pPr>
+      <w:r>
+        <w:t>Discuss while showing the picture</w:t>
+      </w:r>
+    </w:p>
+    <w:p>
+      <w:pPr>
+        <w:spacing w:line="336" w:lineRule="auto" w:after="180"/>
+        <w:shd w:fill="F1F6F8"/>
+      </w:pPr>
+      <w:r>
+        <w:rPr>
+          <w:b w:val="0"/>
+        </w:rPr>
+        <w:t>Teacher prompt: Point to the given fact that matters most. Explain why it matters. Ask learners to describe one label or arrow in ordinary words. Use the adjacent transcript if the image is difficult to see.</w:t>
+      </w:r>
+    </w:p>
+    <w:p>
+      <w:pPr>
+        <w:pStyle w:val="Heading3"/>
+      </w:pPr>
+      <w:r>
+        <w:t>02. Follow the deciding steps</w:t>
+      </w:r>
+    </w:p>
+    <w:p>
+      <w:r>
+        <w:drawing>
+          <wp:inline xmlns:a="http://schemas.openxmlformats.org/drawingml/2006/main" xmlns:pic="http://schemas.openxmlformats.org/drawingml/2006/picture">
+            <wp:extent cx="5486400" cy="4005072"/>
+            <wp:docPr id="3" name="Picture 3" descr="Expected result: Baseline checks X then Y and expects Y for count 4. → Operate literally: Follow the current prototype cards without secretly repairing them. → Actual trace: Prototype stops at X; it never performs the capacity comparison. → Record mismatch: Expected Y, actual X: locate the missing check."/>
+            <wp:cNvGraphicFramePr>
+              <a:graphicFrameLocks noChangeAspect="1"/>
+            </wp:cNvGraphicFramePr>
+            <a:graphic>
+              <a:graphicData uri="http://schemas.openxmlformats.org/drawingml/2006/picture">
+                <pic:pic>
+                  <pic:nvPicPr>
+                    <pic:cNvPr id="0" name="academy-story-ai-1-32-02.png"/>
+                    <pic:cNvPicPr/>
+                  </pic:nvPicPr>
+                  <pic:blipFill>
+                    <a:blip r:embed="rId11"/>
+                    <a:stretch>
+                      <a:fillRect/>
+                    </a:stretch>
+                  </pic:blipFill>
+                  <pic:spPr>
+                    <a:xfrm>
+                      <a:off x="0" y="0"/>
+                      <a:ext cx="5486400" cy="4005072"/>
+                    </a:xfrm>
+                    <a:prstGeom prst="rect"/>
+                  </pic:spPr>
+                </pic:pic>
+              </a:graphicData>
+            </a:graphic>
+          </wp:inline>
+        </w:drawing>
+      </w:r>
+    </w:p>
+    <w:p>
+      <w:pPr>
+        <w:spacing w:line="336" w:lineRule="auto" w:after="180"/>
+      </w:pPr>
+      <w:r>
+        <w:rPr>
+          <w:b/>
+        </w:rPr>
+        <w:t>Expected result</w:t>
+      </w:r>
+      <w:r>
+        <w:rPr>
+          <w:b w:val="0"/>
+        </w:rPr>
+        <w:t xml:space="preserve">: Baseline checks X then Y and expects Y for count 4. → Operate literally: Follow the current </w:t>
+      </w:r>
+      <w:r>
+        <w:rPr>
+          <w:b/>
+        </w:rPr>
+        <w:t>prototype</w:t>
+      </w:r>
+      <w:r>
+        <w:rPr>
+          <w:b w:val="0"/>
+        </w:rPr>
+        <w:t xml:space="preserve"> cards without secretly repairing them. → Actual </w:t>
+      </w:r>
+      <w:r>
+        <w:rPr>
+          <w:b/>
+        </w:rPr>
+        <w:t>trace</w:t>
+      </w:r>
+      <w:r>
+        <w:rPr>
+          <w:b w:val="0"/>
+        </w:rPr>
+        <w:t xml:space="preserve">: </w:t>
+      </w:r>
+      <w:r>
+        <w:rPr>
+          <w:b/>
+        </w:rPr>
+        <w:t>Prototype</w:t>
+      </w:r>
+      <w:r>
+        <w:rPr>
+          <w:b w:val="0"/>
+        </w:rPr>
+        <w:t xml:space="preserve"> stops at X; it never performs the capacity comparison. → Record mismatch: Expected Y, actual X: locate the missing check.</w:t>
+      </w:r>
+    </w:p>
+    <w:p>
+      <w:pPr>
+        <w:spacing w:line="336" w:lineRule="auto" w:after="180"/>
+        <w:shd w:fill="F5F1FB"/>
+      </w:pPr>
+      <w:r>
+        <w:rPr>
+          <w:b w:val="0"/>
+        </w:rPr>
+        <w:t xml:space="preserve">Point to each numbered stage and explain which recorded </w:t>
+      </w:r>
+      <w:r>
+        <w:rPr>
+          <w:b/>
+        </w:rPr>
+        <w:t>input</w:t>
+      </w:r>
+      <w:r>
+        <w:rPr>
+          <w:b w:val="0"/>
+        </w:rPr>
+        <w:t xml:space="preserve"> it uses.</w:t>
+      </w:r>
+    </w:p>
+    <w:p>
+      <w:pPr>
+        <w:pStyle w:val="Heading3"/>
+      </w:pPr>
+      <w:r>
+        <w:t>Discuss while showing the picture</w:t>
+      </w:r>
+    </w:p>
+    <w:p>
+      <w:pPr>
+        <w:spacing w:line="336" w:lineRule="auto" w:after="180"/>
+        <w:shd w:fill="F1F6F8"/>
+      </w:pPr>
+      <w:r>
+        <w:rPr>
+          <w:b w:val="0"/>
+        </w:rPr>
+        <w:t xml:space="preserve">Teacher prompt: Point to each numbered stage and explain which recorded </w:t>
+      </w:r>
+      <w:r>
+        <w:rPr>
+          <w:b/>
+        </w:rPr>
+        <w:t>input</w:t>
+      </w:r>
+      <w:r>
+        <w:rPr>
+          <w:b w:val="0"/>
+        </w:rPr>
+        <w:t xml:space="preserve"> it uses. Ask learners to describe one label or arrow in ordinary words. Use the adjacent transcript if the image is difficult to see.</w:t>
+      </w:r>
+    </w:p>
+    <w:p>
+      <w:pPr>
+        <w:pStyle w:val="Heading3"/>
+      </w:pPr>
+      <w:r>
+        <w:t>03. A paper run that can be checked</w:t>
+      </w:r>
+    </w:p>
+    <w:p>
+      <w:r>
+        <w:drawing>
+          <wp:inline xmlns:a="http://schemas.openxmlformats.org/drawingml/2006/main" xmlns:pic="http://schemas.openxmlformats.org/drawingml/2006/picture">
+            <wp:extent cx="5486400" cy="2834640"/>
+            <wp:docPr id="4" name="Picture 4" descr="A paper run that can be checked. Request and version labels | Validate the two fields | Record pass or clarification. Marker at current row | Check time AND quiet | Record checks and next step. First fit or end of list | Suggest or report no match | Record output and stop"/>
+            <wp:cNvGraphicFramePr>
+              <a:graphicFrameLocks noChangeAspect="1"/>
+            </wp:cNvGraphicFramePr>
+            <a:graphic>
+              <a:graphicData uri="http://schemas.openxmlformats.org/drawingml/2006/picture">
+                <pic:pic>
+                  <pic:nvPicPr>
+                    <pic:cNvPr id="0" name="academy-story-ai-1-32-03.png"/>
+                    <pic:cNvPicPr/>
+                  </pic:nvPicPr>
+                  <pic:blipFill>
+                    <a:blip r:embed="rId12"/>
+                    <a:stretch>
+                      <a:fillRect/>
+                    </a:stretch>
+                  </pic:blipFill>
+                  <pic:spPr>
+                    <a:xfrm>
+                      <a:off x="0" y="0"/>
+                      <a:ext cx="5486400" cy="2834640"/>
+                    </a:xfrm>
+                    <a:prstGeom prst="rect"/>
+                  </pic:spPr>
+                </pic:pic>
+              </a:graphicData>
+            </a:graphic>
+          </wp:inline>
+        </w:drawing>
+      </w:r>
+    </w:p>
+    <w:p>
+      <w:pPr>
+        <w:spacing w:line="336" w:lineRule="auto" w:after="180"/>
+      </w:pPr>
+      <w:r>
+        <w:rPr>
+          <w:b w:val="0"/>
+        </w:rPr>
+        <w:t>A paper run that can be checked. Request and version labels | Validate the two fields | Record pass or clarification. Marker at current row | Check time AND quiet | Record checks and next step.</w:t>
+      </w:r>
+    </w:p>
+    <w:p>
+      <w:pPr>
+        <w:spacing w:line="336" w:lineRule="auto" w:after="180"/>
+      </w:pPr>
+      <w:r>
+        <w:rPr>
+          <w:b w:val="0"/>
+        </w:rPr>
+        <w:t xml:space="preserve">First fit or end of list | Suggest or report no match | Record </w:t>
+      </w:r>
+      <w:r>
+        <w:rPr>
+          <w:b/>
+        </w:rPr>
+        <w:t>output</w:t>
+      </w:r>
+      <w:r>
+        <w:rPr>
+          <w:b w:val="0"/>
+        </w:rPr>
+        <w:t xml:space="preserve"> and stop</w:t>
+      </w:r>
+    </w:p>
+    <w:p>
+      <w:pPr>
+        <w:spacing w:line="336" w:lineRule="auto" w:after="180"/>
+        <w:shd w:fill="F5F1FB"/>
+      </w:pPr>
+      <w:r>
+        <w:rPr>
+          <w:b w:val="0"/>
+        </w:rPr>
+        <w:t>Read the labels and values. Explain the relationship the model shows.</w:t>
+      </w:r>
+    </w:p>
+    <w:p>
+      <w:pPr>
+        <w:pStyle w:val="Heading3"/>
+      </w:pPr>
+      <w:r>
+        <w:t>Discuss while showing the picture</w:t>
+      </w:r>
+    </w:p>
+    <w:p>
+      <w:pPr>
+        <w:spacing w:line="336" w:lineRule="auto" w:after="180"/>
+        <w:shd w:fill="F1F6F8"/>
+      </w:pPr>
+      <w:r>
+        <w:rPr>
+          <w:b w:val="0"/>
+        </w:rPr>
+        <w:t>Teacher prompt: Read the labels and values. Explain the relationship the model shows. Ask learners to describe one label or arrow in ordinary words. Use the adjacent transcript if the image is difficult to see.</w:t>
+      </w:r>
+    </w:p>
+    <w:p>
+      <w:pPr>
+        <w:pStyle w:val="Heading3"/>
+      </w:pPr>
+      <w:r>
+        <w:t>04. Change one thing. Trace what follows.</w:t>
+      </w:r>
+    </w:p>
+    <w:p>
+      <w:r>
+        <w:drawing>
+          <wp:inline xmlns:a="http://schemas.openxmlformats.org/drawingml/2006/main" xmlns:pic="http://schemas.openxmlformats.org/drawingml/2006/picture">
+            <wp:extent cx="5486400" cy="3026664"/>
+            <wp:docPr id="5" name="Picture 5" descr="Original case: Expected Y, actual X: locate the missing check. Changed condition: Insert “if capacity is below count, continue” before accepting a bin. Expected result: The revised trace rejects X and accepts Y for 4. Reason: 3&lt;4 is true; 7&lt;4 is false, so Y fits."/>
+            <wp:cNvGraphicFramePr>
+              <a:graphicFrameLocks noChangeAspect="1"/>
+            </wp:cNvGraphicFramePr>
+            <a:graphic>
+              <a:graphicData uri="http://schemas.openxmlformats.org/drawingml/2006/picture">
+                <pic:pic>
+                  <pic:nvPicPr>
+                    <pic:cNvPr id="0" name="academy-story-ai-1-32-04.png"/>
+                    <pic:cNvPicPr/>
+                  </pic:nvPicPr>
+                  <pic:blipFill>
+                    <a:blip r:embed="rId13"/>
+                    <a:stretch>
+                      <a:fillRect/>
+                    </a:stretch>
+                  </pic:blipFill>
+                  <pic:spPr>
+                    <a:xfrm>
+                      <a:off x="0" y="0"/>
+                      <a:ext cx="5486400" cy="3026664"/>
+                    </a:xfrm>
+                    <a:prstGeom prst="rect"/>
+                  </pic:spPr>
+                </pic:pic>
+              </a:graphicData>
+            </a:graphic>
+          </wp:inline>
+        </w:drawing>
+      </w:r>
+    </w:p>
+    <w:p>
+      <w:pPr>
+        <w:spacing w:line="336" w:lineRule="auto" w:after="180"/>
+      </w:pPr>
+      <w:r>
+        <w:rPr>
+          <w:b w:val="0"/>
+        </w:rPr>
+        <w:t xml:space="preserve">Original case: Expected Y, actual X: locate the missing check. Changed condition: Insert “if capacity is below count, continue” before accepting a bin. </w:t>
+      </w:r>
+      <w:r>
+        <w:rPr>
+          <w:b/>
+        </w:rPr>
+        <w:t>Expected result</w:t>
+      </w:r>
+      <w:r>
+        <w:rPr>
+          <w:b w:val="0"/>
+        </w:rPr>
+        <w:t xml:space="preserve">: The revised </w:t>
+      </w:r>
+      <w:r>
+        <w:rPr>
+          <w:b/>
+        </w:rPr>
+        <w:t>trace</w:t>
+      </w:r>
+      <w:r>
+        <w:rPr>
+          <w:b w:val="0"/>
+        </w:rPr>
+        <w:t xml:space="preserve"> rejects X and accepts Y for 4.</w:t>
+      </w:r>
+    </w:p>
+    <w:p>
+      <w:pPr>
+        <w:spacing w:line="336" w:lineRule="auto" w:after="180"/>
+      </w:pPr>
+      <w:r>
+        <w:rPr>
+          <w:b w:val="0"/>
+        </w:rPr>
+        <w:t>Reason: 3&lt;4 is true; 7&lt;4 is false, so Y fits.</w:t>
+      </w:r>
+    </w:p>
+    <w:p>
+      <w:pPr>
+        <w:spacing w:line="336" w:lineRule="auto" w:after="180"/>
+        <w:shd w:fill="F5F1FB"/>
+      </w:pPr>
+      <w:r>
+        <w:rPr>
+          <w:b w:val="0"/>
+        </w:rPr>
+        <w:t>Predict before checking the worked changed-case result. Name what changed and what the supplied facts allow you to conclude.</w:t>
+      </w:r>
+    </w:p>
+    <w:p>
+      <w:pPr>
+        <w:pStyle w:val="Heading3"/>
+      </w:pPr>
+      <w:r>
+        <w:t>Discuss while showing the picture</w:t>
+      </w:r>
+    </w:p>
+    <w:p>
+      <w:pPr>
+        <w:spacing w:line="336" w:lineRule="auto" w:after="180"/>
+        <w:shd w:fill="F1F6F8"/>
+      </w:pPr>
+      <w:r>
+        <w:rPr>
+          <w:b w:val="0"/>
+        </w:rPr>
+        <w:t>Teacher prompt: Predict before checking the worked changed-case result. Name what changed and what the supplied facts allow you to conclude. Ask learners to describe one label or arrow in ordinary words.</w:t>
+      </w:r>
+    </w:p>
+    <w:p>
+      <w:pPr>
+        <w:spacing w:line="336" w:lineRule="auto" w:after="180"/>
+        <w:shd w:fill="F1F6F8"/>
+      </w:pPr>
+      <w:r>
+        <w:rPr>
+          <w:b w:val="0"/>
+        </w:rPr>
+        <w:t>Use the adjacent transcript if the image is difficult to see. Changed-case reasoning: 3&lt;4 is true; 7&lt;4 is false, so Y fits.</w:t>
+      </w:r>
+    </w:p>
+    <w:p>
+      <w:pPr>
+        <w:pStyle w:val="Heading3"/>
+      </w:pPr>
+      <w:r>
+        <w:t>05. Connect the explanation to its limit</w:t>
+      </w:r>
+    </w:p>
+    <w:p>
+      <w:r>
+        <w:drawing>
+          <wp:inline xmlns:a="http://schemas.openxmlformats.org/drawingml/2006/main" xmlns:pic="http://schemas.openxmlformats.org/drawingml/2006/picture">
+            <wp:extent cx="5486400" cy="2834640"/>
+            <wp:docPr id="6" name="Picture 6" descr="A paper prototype is executable when another person can follow its instructions without guessing your intention. Record the actual wrong result separately from the expected one. Discovering a missing comparison is useful evidence for repair; pretending the operator followed the intended rule would hide the defect. Limit: One repaired paper case does not establish usability, correctness on every input or performance of a later software implementation."/>
+            <wp:cNvGraphicFramePr>
+              <a:graphicFrameLocks noChangeAspect="1"/>
+            </wp:cNvGraphicFramePr>
+            <a:graphic>
+              <a:graphicData uri="http://schemas.openxmlformats.org/drawingml/2006/picture">
+                <pic:pic>
+                  <pic:nvPicPr>
+                    <pic:cNvPr id="0" name="academy-story-ai-1-32-05.png"/>
+                    <pic:cNvPicPr/>
+                  </pic:nvPicPr>
+                  <pic:blipFill>
+                    <a:blip r:embed="rId14"/>
+                    <a:stretch>
+                      <a:fillRect/>
+                    </a:stretch>
+                  </pic:blipFill>
+                  <pic:spPr>
+                    <a:xfrm>
+                      <a:off x="0" y="0"/>
+                      <a:ext cx="5486400" cy="2834640"/>
+                    </a:xfrm>
+                    <a:prstGeom prst="rect"/>
+                  </pic:spPr>
+                </pic:pic>
+              </a:graphicData>
+            </a:graphic>
+          </wp:inline>
+        </w:drawing>
+      </w:r>
+    </w:p>
+    <w:p>
+      <w:pPr>
+        <w:spacing w:line="336" w:lineRule="auto" w:after="180"/>
+      </w:pPr>
+      <w:r>
+        <w:rPr>
+          <w:b w:val="0"/>
+        </w:rPr>
+        <w:t xml:space="preserve">A paper </w:t>
+      </w:r>
+      <w:r>
+        <w:rPr>
+          <w:b/>
+        </w:rPr>
+        <w:t>prototype</w:t>
+      </w:r>
+      <w:r>
+        <w:rPr>
+          <w:b w:val="0"/>
+        </w:rPr>
+        <w:t xml:space="preserve"> is executable when another person can follow its </w:t>
+      </w:r>
+      <w:r>
+        <w:rPr>
+          <w:b/>
+        </w:rPr>
+        <w:t>instruction</w:t>
+      </w:r>
+      <w:r>
+        <w:rPr>
+          <w:b w:val="0"/>
+        </w:rPr>
+        <w:t>s without guessing your intention. Record the actual wrong result separately from the expected one.</w:t>
+      </w:r>
+    </w:p>
+    <w:p>
+      <w:pPr>
+        <w:spacing w:line="336" w:lineRule="auto" w:after="180"/>
+      </w:pPr>
+      <w:r>
+        <w:rPr>
+          <w:b w:val="0"/>
+        </w:rPr>
+        <w:t xml:space="preserve">Discovering a missing comparison is useful </w:t>
+      </w:r>
+      <w:r>
+        <w:rPr>
+          <w:b/>
+        </w:rPr>
+        <w:t>evidence</w:t>
+      </w:r>
+      <w:r>
+        <w:rPr>
+          <w:b w:val="0"/>
+        </w:rPr>
+        <w:t xml:space="preserve"> for repair; pretending the </w:t>
+      </w:r>
+      <w:r>
+        <w:rPr>
+          <w:b/>
+        </w:rPr>
+        <w:t>operator</w:t>
+      </w:r>
+      <w:r>
+        <w:rPr>
+          <w:b w:val="0"/>
+        </w:rPr>
+        <w:t xml:space="preserve"> followed the intended rule would hide the defect.</w:t>
+      </w:r>
+    </w:p>
+    <w:p>
+      <w:pPr>
+        <w:spacing w:line="336" w:lineRule="auto" w:after="180"/>
+      </w:pPr>
+      <w:r>
+        <w:rPr>
+          <w:b w:val="0"/>
+        </w:rPr>
+        <w:t xml:space="preserve">Limit: One repaired paper case does not establish usability, correctness on every </w:t>
+      </w:r>
+      <w:r>
+        <w:rPr>
+          <w:b/>
+        </w:rPr>
+        <w:t>input</w:t>
+      </w:r>
+      <w:r>
+        <w:rPr>
+          <w:b w:val="0"/>
+        </w:rPr>
+        <w:t xml:space="preserve"> or performance of a later software implementation.</w:t>
+      </w:r>
+    </w:p>
+    <w:p>
+      <w:pPr>
+        <w:spacing w:line="336" w:lineRule="auto" w:after="180"/>
+        <w:shd w:fill="F5F1FB"/>
+      </w:pPr>
+      <w:r>
+        <w:rPr>
+          <w:b w:val="0"/>
+        </w:rPr>
+        <w:t>Explain the case, then point to a limit on the claim.</w:t>
+      </w:r>
+    </w:p>
+    <w:p>
+      <w:pPr>
+        <w:pStyle w:val="Heading3"/>
+      </w:pPr>
+      <w:r>
+        <w:t>Discuss while showing the picture</w:t>
+      </w:r>
+    </w:p>
+    <w:p>
+      <w:pPr>
+        <w:spacing w:line="336" w:lineRule="auto" w:after="180"/>
+        <w:shd w:fill="F1F6F8"/>
+      </w:pPr>
+      <w:r>
+        <w:rPr>
+          <w:b w:val="0"/>
+        </w:rPr>
+        <w:t>Teacher prompt: Explain the case, then point to a limit on the claim. Ask learners to describe one label or arrow in ordinary words. Use the adjacent transcript if the image is difficult to see.</w:t>
+      </w:r>
+    </w:p>
+    <w:p>
+      <w:pPr>
+        <w:spacing w:line="336" w:lineRule="auto" w:after="180"/>
+        <w:shd w:fill="F1F6F8"/>
+      </w:pPr>
+      <w:r>
+        <w:rPr>
+          <w:b w:val="0"/>
+        </w:rPr>
+        <w:t xml:space="preserve">Keep the stated scope: One repaired paper case does not establish usability, correctness on every </w:t>
+      </w:r>
+      <w:r>
+        <w:rPr>
+          <w:b/>
+        </w:rPr>
+        <w:t>input</w:t>
+      </w:r>
+      <w:r>
+        <w:rPr>
+          <w:b w:val="0"/>
+        </w:rPr>
+        <w:t xml:space="preserve"> or performance of a later software implementation.</w:t>
+      </w:r>
+    </w:p>
+    <w:p>
+      <w:pPr>
+        <w:pStyle w:val="Heading3"/>
+      </w:pPr>
+      <w:r>
+        <w:t>06. Make the idea visible in your project</w:t>
+      </w:r>
+    </w:p>
+    <w:p>
+      <w:r>
+        <w:drawing>
+          <wp:inline xmlns:a="http://schemas.openxmlformats.org/drawingml/2006/main" xmlns:pic="http://schemas.openxmlformats.org/drawingml/2006/picture">
+            <wp:extent cx="5486400" cy="3380232"/>
+            <wp:docPr id="7" name="Picture 7" descr="Save sorter instruction cards, dated versions and operator traces alongside the manual expected outputs. Draw your input, deciding step, result and limit. Supported question: What should appear in the test log before and after the repair?"/>
+            <wp:cNvGraphicFramePr>
+              <a:graphicFrameLocks noChangeAspect="1"/>
+            </wp:cNvGraphicFramePr>
+            <a:graphic>
+              <a:graphicData uri="http://schemas.openxmlformats.org/drawingml/2006/picture">
+                <pic:pic>
+                  <pic:nvPicPr>
+                    <pic:cNvPr id="0" name="academy-story-ai-1-32-06.png"/>
+                    <pic:cNvPicPr/>
+                  </pic:nvPicPr>
+                  <pic:blipFill>
+                    <a:blip r:embed="rId15"/>
+                    <a:stretch>
+                      <a:fillRect/>
+                    </a:stretch>
+                  </pic:blipFill>
+                  <pic:spPr>
+                    <a:xfrm>
+                      <a:off x="0" y="0"/>
+                      <a:ext cx="5486400" cy="3380232"/>
+                    </a:xfrm>
+                    <a:prstGeom prst="rect"/>
+                  </pic:spPr>
+                </pic:pic>
+              </a:graphicData>
+            </a:graphic>
+          </wp:inline>
+        </w:drawing>
+      </w:r>
+    </w:p>
+    <w:p>
+      <w:pPr>
+        <w:spacing w:line="336" w:lineRule="auto" w:after="180"/>
+        <w:shd w:fill="F5F1FB"/>
+      </w:pPr>
+      <w:r>
+        <w:rPr>
+          <w:b w:val="0"/>
+        </w:rPr>
+        <w:t xml:space="preserve">Save sorter </w:t>
+      </w:r>
+      <w:r>
+        <w:rPr>
+          <w:b/>
+        </w:rPr>
+        <w:t>instruction</w:t>
+      </w:r>
+      <w:r>
+        <w:rPr>
+          <w:b w:val="0"/>
+        </w:rPr>
+        <w:t xml:space="preserve"> cards, dated versions and </w:t>
+      </w:r>
+      <w:r>
+        <w:rPr>
+          <w:b/>
+        </w:rPr>
+        <w:t>operator</w:t>
+      </w:r>
+      <w:r>
+        <w:rPr>
+          <w:b w:val="0"/>
+        </w:rPr>
+        <w:t xml:space="preserve"> </w:t>
+      </w:r>
+      <w:r>
+        <w:rPr>
+          <w:b/>
+        </w:rPr>
+        <w:t>trace</w:t>
+      </w:r>
+      <w:r>
+        <w:rPr>
+          <w:b w:val="0"/>
+        </w:rPr>
+        <w:t xml:space="preserve">s alongside the manual expected </w:t>
+      </w:r>
+      <w:r>
+        <w:rPr>
+          <w:b/>
+        </w:rPr>
+        <w:t>output</w:t>
+      </w:r>
+      <w:r>
+        <w:rPr>
+          <w:b w:val="0"/>
+        </w:rPr>
+        <w:t xml:space="preserve">s. Draw your </w:t>
+      </w:r>
+      <w:r>
+        <w:rPr>
+          <w:b/>
+        </w:rPr>
+        <w:t>input</w:t>
+      </w:r>
+      <w:r>
+        <w:rPr>
+          <w:b w:val="0"/>
+        </w:rPr>
+        <w:t>, deciding step, result and limit.</w:t>
+      </w:r>
+    </w:p>
+    <w:p>
+      <w:pPr>
+        <w:spacing w:line="336" w:lineRule="auto" w:after="180"/>
+        <w:shd w:fill="F5F1FB"/>
+      </w:pPr>
+      <w:r>
+        <w:rPr>
+          <w:b w:val="0"/>
+        </w:rPr>
+        <w:t>Supported question: What should appear in the test log before and after the repair?</w:t>
+      </w:r>
+    </w:p>
+    <w:p>
+      <w:pPr>
+        <w:spacing w:line="336" w:lineRule="auto" w:after="180"/>
+        <w:shd w:fill="F5F1FB"/>
+      </w:pPr>
+      <w:r>
+        <w:rPr>
+          <w:b w:val="0"/>
+        </w:rPr>
+        <w:t xml:space="preserve">Draw your project </w:t>
+      </w:r>
+      <w:r>
+        <w:rPr>
+          <w:b/>
+        </w:rPr>
+        <w:t>trace</w:t>
+      </w:r>
+      <w:r>
+        <w:rPr>
+          <w:b w:val="0"/>
+        </w:rPr>
+        <w:t xml:space="preserve"> and justify the deciding step using </w:t>
+      </w:r>
+      <w:r>
+        <w:rPr>
+          <w:b/>
+        </w:rPr>
+        <w:t>evidence</w:t>
+      </w:r>
+      <w:r>
+        <w:rPr>
+          <w:b w:val="0"/>
+        </w:rPr>
+        <w:t>.</w:t>
+      </w:r>
+    </w:p>
+    <w:p>
+      <w:pPr>
+        <w:pStyle w:val="Heading3"/>
+      </w:pPr>
+      <w:r>
+        <w:t>Discuss while showing the picture</w:t>
+      </w:r>
+    </w:p>
+    <w:p>
+      <w:pPr>
+        <w:spacing w:line="336" w:lineRule="auto" w:after="180"/>
+        <w:shd w:fill="F1F6F8"/>
+      </w:pPr>
+      <w:r>
+        <w:rPr>
+          <w:b w:val="0"/>
+        </w:rPr>
+        <w:t xml:space="preserve">Teacher prompt: Draw your project </w:t>
+      </w:r>
+      <w:r>
+        <w:rPr>
+          <w:b/>
+        </w:rPr>
+        <w:t>trace</w:t>
+      </w:r>
+      <w:r>
+        <w:rPr>
+          <w:b w:val="0"/>
+        </w:rPr>
+        <w:t xml:space="preserve"> and justify the deciding step using </w:t>
+      </w:r>
+      <w:r>
+        <w:rPr>
+          <w:b/>
+        </w:rPr>
+        <w:t>evidence</w:t>
+      </w:r>
+      <w:r>
+        <w:rPr>
+          <w:b w:val="0"/>
+        </w:rPr>
+        <w:t>. Ask learners to describe one label or arrow in ordinary words. Use the adjacent transcript if the image is difficult to see.</w:t>
+      </w:r>
+    </w:p>
+    <w:p>
+      <w:pPr>
+        <w:spacing w:line="336" w:lineRule="auto" w:after="180"/>
+        <w:shd w:fill="F1F6F8"/>
+      </w:pPr>
+      <w:r>
+        <w:rPr>
+          <w:b w:val="0"/>
+        </w:rPr>
+        <w:t xml:space="preserve">Supported practice key: Keep original version: expected Y, actual X, missing comparison. Add revised version: expected Y, actual Y, with its full </w:t>
+      </w:r>
+      <w:r>
+        <w:rPr>
+          <w:b/>
+        </w:rPr>
+        <w:t>trace</w:t>
+      </w:r>
+      <w:r>
+        <w:rPr>
+          <w:b w:val="0"/>
+        </w:rPr>
+        <w:t>.</w:t>
       </w:r>
     </w:p>
     <w:sectPr>

--- a/downloads/teacher/ai-1-week-32.docx
+++ b/downloads/teacher/ai-1-week-32.docx
@@ -149,7 +149,7 @@
           </w:tcPr>
           <w:p>
             <w:r>
-              <w:t>Sections 1–6; record the brief recall in the workbook.</w:t>
+              <w:t>Use Your mission, Notice the evidence, See how it works, Compare the cases, Words that unlock the idea and Follow a worked example; record the brief recall in the workbook.</w:t>
             </w:r>
           </w:p>
         </w:tc>
@@ -181,7 +181,7 @@
           </w:tcPr>
           <w:p>
             <w:r>
-              <w:t>Sections 7–10; use the matching workbook W2 and misconception check.</w:t>
+              <w:t>Use Find and repair a mistake, Practise together, Run the investigation and Build your understanding; use the matching workbook W2 and misconception check.</w:t>
             </w:r>
           </w:p>
         </w:tc>
@@ -213,7 +213,7 @@
           </w:tcPr>
           <w:p>
             <w:r>
-              <w:t>Sections 9 and 11–14. Give extra time to finish the full task set; use Section 15 when the week includes a coding lab.</w:t>
+              <w:t>Use Run the investigation, Connect your project, Show what you know, Study a complete case and Try a new case independently. Allow extra time for the full task set. Use a coding lab only when this week actually provides one; Your lesson route is the planning section.</w:t>
             </w:r>
           </w:p>
         </w:tc>
@@ -7446,7 +7446,7 @@
           </w:tcPr>
           <w:p>
             <w:r>
-              <w:t>Sections 1–6; record the brief recall in the workbook.</w:t>
+              <w:t>Use Your mission, Notice the evidence, See how it works, Compare the cases, Words that unlock the idea and Follow a worked example; record the brief recall in the workbook.</w:t>
             </w:r>
           </w:p>
         </w:tc>
@@ -7478,7 +7478,7 @@
           </w:tcPr>
           <w:p>
             <w:r>
-              <w:t>Sections 7–10; use the matching workbook W2 and misconception check.</w:t>
+              <w:t>Use Find and repair a mistake, Practise together, Run the investigation and Build your understanding; use the matching workbook W2 and misconception check.</w:t>
             </w:r>
           </w:p>
         </w:tc>
@@ -7510,7 +7510,7 @@
           </w:tcPr>
           <w:p>
             <w:r>
-              <w:t>Sections 9 and 11–14. Give extra time to finish the full task set; use Section 15 when the week includes a coding lab.</w:t>
+              <w:t>Use Run the investigation, Connect your project, Show what you know, Study a complete case and Try a new case independently. Allow extra time for the full task set. Use a coding lab only when this week actually provides one; Your lesson route is the planning section.</w:t>
             </w:r>
           </w:p>
         </w:tc>
